--- a/code/6주차/5장 - 개념적 설계 기초.docx
+++ b/code/6주차/5장 - 개념적 설계 기초.docx
@@ -52,7 +52,33 @@
         <w:rPr>
           <w:rFonts w:ascii="Arial Unicode MS" w:eastAsia="Arial Unicode MS" w:hAnsi="Arial Unicode MS" w:cs="Arial Unicode MS"/>
         </w:rPr>
-        <w:t>게임 회사는 여러 개의 모바일 게임을 제공하고 있다.</w:t>
+        <w:t xml:space="preserve">게임 </w:t>
+      </w:r>
+      <w:r>
+        <w:rPr>
+          <w:rFonts w:ascii="Arial Unicode MS" w:eastAsia="Arial Unicode MS" w:hAnsi="Arial Unicode MS" w:cs="Arial Unicode MS"/>
+          <w:u w:val="single"/>
+        </w:rPr>
+        <w:t>회사</w:t>
+      </w:r>
+      <w:r>
+        <w:rPr>
+          <w:rFonts w:ascii="Arial Unicode MS" w:eastAsia="Arial Unicode MS" w:hAnsi="Arial Unicode MS" w:cs="Arial Unicode MS"/>
+        </w:rPr>
+        <w:t xml:space="preserve">는 여러 개의 모바일 </w:t>
+      </w:r>
+      <w:r>
+        <w:rPr>
+          <w:rFonts w:ascii="Arial Unicode MS" w:eastAsia="Arial Unicode MS" w:hAnsi="Arial Unicode MS" w:cs="Arial Unicode MS"/>
+          <w:u w:val="single"/>
+        </w:rPr>
+        <w:t>게임</w:t>
+      </w:r>
+      <w:r>
+        <w:rPr>
+          <w:rFonts w:ascii="Arial Unicode MS" w:eastAsia="Arial Unicode MS" w:hAnsi="Arial Unicode MS" w:cs="Arial Unicode MS"/>
+        </w:rPr>
+        <w:t>을 제공하고 있다.</w:t>
       </w:r>
     </w:p>
     <w:p>
@@ -65,8 +91,29 @@
       <w:r>
         <w:rPr>
           <w:rFonts w:ascii="Arial Unicode MS" w:eastAsia="Arial Unicode MS" w:hAnsi="Arial Unicode MS" w:cs="Arial Unicode MS"/>
+          <w:u w:val="single"/>
         </w:rPr>
-        <w:t>회원 가입을 하려면 id와 pw를 설정해야 하고, 이름과 닉네임, 휴대폰 번호가 필요하다.</w:t>
+        <w:t>회원</w:t>
+      </w:r>
+      <w:r>
+        <w:rPr>
+          <w:rFonts w:ascii="Arial Unicode MS" w:eastAsia="Arial Unicode MS" w:hAnsi="Arial Unicode MS" w:cs="Arial Unicode MS"/>
+        </w:rPr>
+        <w:t xml:space="preserve"> 가입을 하려면 id와 pw</w:t>
+      </w:r>
+      <w:proofErr w:type="spellStart"/>
+      <w:r>
+        <w:rPr>
+          <w:rFonts w:ascii="Arial Unicode MS" w:eastAsia="Arial Unicode MS" w:hAnsi="Arial Unicode MS" w:cs="Arial Unicode MS"/>
+        </w:rPr>
+        <w:t>를</w:t>
+      </w:r>
+      <w:proofErr w:type="spellEnd"/>
+      <w:r>
+        <w:rPr>
+          <w:rFonts w:ascii="Arial Unicode MS" w:eastAsia="Arial Unicode MS" w:hAnsi="Arial Unicode MS" w:cs="Arial Unicode MS"/>
+        </w:rPr>
+        <w:t xml:space="preserve"> 설정해야 하고, 이름과 닉네임, 휴대폰 번호가 필요하다.</w:t>
       </w:r>
     </w:p>
     <w:p>
@@ -127,8 +174,9 @@
     </w:p>
     <w:tbl>
       <w:tblPr>
+        <w:tblStyle w:val="a5"/>
         <w:tblW w:w="9360" w:type="dxa"/>
-        <w:tblInd w:w="100" w:type="dxa"/>
+        <w:tblInd w:w="0" w:type="dxa"/>
         <w:tblBorders>
           <w:top w:val="single" w:sz="8" w:space="0" w:color="000000"/>
           <w:left w:val="single" w:sz="8" w:space="0" w:color="000000"/>
@@ -138,12 +186,6 @@
           <w:insideV w:val="single" w:sz="8" w:space="0" w:color="000000"/>
         </w:tblBorders>
         <w:tblLayout w:type="fixed"/>
-        <w:tblCellMar>
-          <w:top w:w="100" w:type="dxa"/>
-          <w:left w:w="100" w:type="dxa"/>
-          <w:bottom w:w="100" w:type="dxa"/>
-          <w:right w:w="100" w:type="dxa"/>
-        </w:tblCellMar>
         <w:tblLook w:val="0600" w:firstRow="0" w:lastRow="0" w:firstColumn="0" w:lastColumn="0" w:noHBand="1" w:noVBand="1"/>
       </w:tblPr>
       <w:tblGrid>
@@ -151,9 +193,6 @@
         <w:gridCol w:w="7890"/>
       </w:tblGrid>
       <w:tr>
-        <w:trPr>
-          <w:cantSplit/>
-        </w:trPr>
         <w:tc>
           <w:tcPr>
             <w:tcW w:w="1470" w:type="dxa"/>
@@ -213,9 +252,6 @@
         </w:tc>
       </w:tr>
       <w:tr>
-        <w:trPr>
-          <w:cantSplit/>
-        </w:trPr>
         <w:tc>
           <w:tcPr>
             <w:tcW w:w="1470" w:type="dxa"/>
@@ -266,15 +302,15 @@
               <w:spacing w:line="240" w:lineRule="auto"/>
             </w:pPr>
             <w:r>
+              <w:rPr>
+                <w:rFonts w:ascii="Arial Unicode MS" w:eastAsia="Arial Unicode MS" w:hAnsi="Arial Unicode MS" w:cs="Arial Unicode MS"/>
+              </w:rPr>
               <w:t>회사</w:t>
             </w:r>
           </w:p>
         </w:tc>
       </w:tr>
       <w:tr>
-        <w:trPr>
-          <w:cantSplit/>
-        </w:trPr>
         <w:tc>
           <w:tcPr>
             <w:tcW w:w="1470" w:type="dxa"/>
@@ -325,15 +361,15 @@
               <w:spacing w:line="240" w:lineRule="auto"/>
             </w:pPr>
             <w:r>
+              <w:rPr>
+                <w:rFonts w:ascii="Arial Unicode MS" w:eastAsia="Arial Unicode MS" w:hAnsi="Arial Unicode MS" w:cs="Arial Unicode MS"/>
+              </w:rPr>
               <w:t>게임</w:t>
             </w:r>
           </w:p>
         </w:tc>
       </w:tr>
       <w:tr>
-        <w:trPr>
-          <w:cantSplit/>
-        </w:trPr>
         <w:tc>
           <w:tcPr>
             <w:tcW w:w="1470" w:type="dxa"/>
@@ -384,15 +420,15 @@
               <w:spacing w:line="240" w:lineRule="auto"/>
             </w:pPr>
             <w:r>
+              <w:rPr>
+                <w:rFonts w:ascii="Arial Unicode MS" w:eastAsia="Arial Unicode MS" w:hAnsi="Arial Unicode MS" w:cs="Arial Unicode MS"/>
+              </w:rPr>
               <w:t>회원</w:t>
             </w:r>
           </w:p>
         </w:tc>
       </w:tr>
       <w:tr>
-        <w:trPr>
-          <w:cantSplit/>
-        </w:trPr>
         <w:tc>
           <w:tcPr>
             <w:tcW w:w="1470" w:type="dxa"/>
@@ -441,17 +477,22 @@
                 <w:between w:val="nil"/>
               </w:pBdr>
               <w:spacing w:line="240" w:lineRule="auto"/>
-            </w:pPr>
-            <w:r>
+              <w:rPr>
+                <w:rFonts w:hint="eastAsia"/>
+                <w:lang w:val="en-US"/>
+              </w:rPr>
+            </w:pPr>
+            <w:r>
+              <w:rPr>
+                <w:rFonts w:hint="eastAsia"/>
+                <w:lang w:val="en-US"/>
+              </w:rPr>
               <w:t>게임이력</w:t>
             </w:r>
           </w:p>
         </w:tc>
       </w:tr>
       <w:tr>
-        <w:trPr>
-          <w:cantSplit/>
-        </w:trPr>
         <w:tc>
           <w:tcPr>
             <w:tcW w:w="1470" w:type="dxa"/>
@@ -505,9 +546,6 @@
         </w:tc>
       </w:tr>
       <w:tr>
-        <w:trPr>
-          <w:cantSplit/>
-        </w:trPr>
         <w:tc>
           <w:tcPr>
             <w:tcW w:w="1470" w:type="dxa"/>
@@ -561,9 +599,6 @@
         </w:tc>
       </w:tr>
       <w:tr>
-        <w:trPr>
-          <w:cantSplit/>
-        </w:trPr>
         <w:tc>
           <w:tcPr>
             <w:tcW w:w="1470" w:type="dxa"/>
@@ -633,8 +668,9 @@
     </w:p>
     <w:tbl>
       <w:tblPr>
+        <w:tblStyle w:val="a6"/>
         <w:tblW w:w="9360" w:type="dxa"/>
-        <w:tblInd w:w="100" w:type="dxa"/>
+        <w:tblInd w:w="0" w:type="dxa"/>
         <w:tblBorders>
           <w:top w:val="single" w:sz="8" w:space="0" w:color="000000"/>
           <w:left w:val="single" w:sz="8" w:space="0" w:color="000000"/>
@@ -644,26 +680,17 @@
           <w:insideV w:val="single" w:sz="8" w:space="0" w:color="000000"/>
         </w:tblBorders>
         <w:tblLayout w:type="fixed"/>
-        <w:tblCellMar>
-          <w:top w:w="100" w:type="dxa"/>
-          <w:left w:w="100" w:type="dxa"/>
-          <w:bottom w:w="100" w:type="dxa"/>
-          <w:right w:w="100" w:type="dxa"/>
-        </w:tblCellMar>
         <w:tblLook w:val="0600" w:firstRow="0" w:lastRow="0" w:firstColumn="0" w:lastColumn="0" w:noHBand="1" w:noVBand="1"/>
       </w:tblPr>
       <w:tblGrid>
         <w:gridCol w:w="900"/>
         <w:gridCol w:w="1680"/>
-        <w:gridCol w:w="1248"/>
-        <w:gridCol w:w="1275"/>
-        <w:gridCol w:w="2007"/>
+        <w:gridCol w:w="1695"/>
+        <w:gridCol w:w="1530"/>
+        <w:gridCol w:w="1305"/>
         <w:gridCol w:w="2250"/>
       </w:tblGrid>
       <w:tr>
-        <w:trPr>
-          <w:cantSplit/>
-        </w:trPr>
         <w:tc>
           <w:tcPr>
             <w:tcW w:w="900" w:type="dxa"/>
@@ -723,7 +750,7 @@
         </w:tc>
         <w:tc>
           <w:tcPr>
-            <w:tcW w:w="1248" w:type="dxa"/>
+            <w:tcW w:w="1695" w:type="dxa"/>
             <w:tcMar>
               <w:top w:w="100" w:type="dxa"/>
               <w:left w:w="100" w:type="dxa"/>
@@ -753,7 +780,7 @@
         </w:tc>
         <w:tc>
           <w:tcPr>
-            <w:tcW w:w="1275" w:type="dxa"/>
+            <w:tcW w:w="1530" w:type="dxa"/>
             <w:tcMar>
               <w:top w:w="100" w:type="dxa"/>
               <w:left w:w="100" w:type="dxa"/>
@@ -783,7 +810,7 @@
         </w:tc>
         <w:tc>
           <w:tcPr>
-            <w:tcW w:w="2007" w:type="dxa"/>
+            <w:tcW w:w="1305" w:type="dxa"/>
             <w:tcMar>
               <w:top w:w="100" w:type="dxa"/>
               <w:left w:w="100" w:type="dxa"/>
@@ -843,9 +870,6 @@
         </w:tc>
       </w:tr>
       <w:tr>
-        <w:trPr>
-          <w:cantSplit/>
-        </w:trPr>
         <w:tc>
           <w:tcPr>
             <w:tcW w:w="900" w:type="dxa"/>
@@ -869,6 +893,7 @@
               <w:spacing w:line="240" w:lineRule="auto"/>
             </w:pPr>
             <w:r>
+              <w:lastRenderedPageBreak/>
               <w:t>1</w:t>
             </w:r>
           </w:p>
@@ -896,127 +921,137 @@
               <w:spacing w:line="240" w:lineRule="auto"/>
             </w:pPr>
             <w:r>
+              <w:rPr>
+                <w:rFonts w:hint="eastAsia"/>
+              </w:rPr>
               <w:t>회사</w:t>
             </w:r>
           </w:p>
         </w:tc>
         <w:tc>
           <w:tcPr>
-            <w:tcW w:w="1248" w:type="dxa"/>
-            <w:tcMar>
-              <w:top w:w="100" w:type="dxa"/>
-              <w:left w:w="100" w:type="dxa"/>
-              <w:bottom w:w="100" w:type="dxa"/>
-              <w:right w:w="100" w:type="dxa"/>
-            </w:tcMar>
-          </w:tcPr>
-          <w:p>
-            <w:pPr>
-              <w:widowControl w:val="0"/>
-              <w:pBdr>
-                <w:top w:val="nil"/>
-                <w:left w:val="nil"/>
-                <w:bottom w:val="nil"/>
-                <w:right w:val="nil"/>
-                <w:between w:val="nil"/>
-              </w:pBdr>
-              <w:spacing w:line="240" w:lineRule="auto"/>
-            </w:pPr>
-          </w:p>
-        </w:tc>
-        <w:tc>
-          <w:tcPr>
-            <w:tcW w:w="1275" w:type="dxa"/>
-            <w:tcMar>
-              <w:top w:w="100" w:type="dxa"/>
-              <w:left w:w="100" w:type="dxa"/>
-              <w:bottom w:w="100" w:type="dxa"/>
-              <w:right w:w="100" w:type="dxa"/>
-            </w:tcMar>
-          </w:tcPr>
-          <w:p>
-            <w:pPr>
-              <w:widowControl w:val="0"/>
-              <w:pBdr>
-                <w:top w:val="nil"/>
-                <w:left w:val="nil"/>
-                <w:bottom w:val="nil"/>
-                <w:right w:val="nil"/>
-                <w:between w:val="nil"/>
-              </w:pBdr>
-              <w:spacing w:line="240" w:lineRule="auto"/>
-            </w:pPr>
-            <w:r>
-              <w:rPr>
-                <w:rFonts w:hint="eastAsia"/>
-              </w:rPr>
-              <w:t>-</w:t>
-            </w:r>
-          </w:p>
-        </w:tc>
-        <w:tc>
-          <w:tcPr>
-            <w:tcW w:w="2007" w:type="dxa"/>
-            <w:tcMar>
-              <w:top w:w="100" w:type="dxa"/>
-              <w:left w:w="100" w:type="dxa"/>
-              <w:bottom w:w="100" w:type="dxa"/>
-              <w:right w:w="100" w:type="dxa"/>
-            </w:tcMar>
-          </w:tcPr>
-          <w:p>
-            <w:pPr>
-              <w:widowControl w:val="0"/>
-              <w:pBdr>
-                <w:top w:val="nil"/>
-                <w:left w:val="nil"/>
-                <w:bottom w:val="nil"/>
-                <w:right w:val="nil"/>
-                <w:between w:val="nil"/>
-              </w:pBdr>
-              <w:spacing w:line="240" w:lineRule="auto"/>
-            </w:pPr>
-            <w:r>
-              <w:rPr>
-                <w:rFonts w:hint="eastAsia"/>
-              </w:rPr>
-              <w:t>개체에</w:t>
-            </w:r>
-            <w:r>
-              <w:rPr>
-                <w:rFonts w:hint="eastAsia"/>
+            <w:tcW w:w="1695" w:type="dxa"/>
+            <w:tcMar>
+              <w:top w:w="100" w:type="dxa"/>
+              <w:left w:w="100" w:type="dxa"/>
+              <w:bottom w:w="100" w:type="dxa"/>
+              <w:right w:w="100" w:type="dxa"/>
+            </w:tcMar>
+          </w:tcPr>
+          <w:p>
+            <w:pPr>
+              <w:widowControl w:val="0"/>
+              <w:pBdr>
+                <w:top w:val="nil"/>
+                <w:left w:val="nil"/>
+                <w:bottom w:val="nil"/>
+                <w:right w:val="nil"/>
+                <w:between w:val="nil"/>
+              </w:pBdr>
+              <w:spacing w:line="240" w:lineRule="auto"/>
+            </w:pPr>
+          </w:p>
+        </w:tc>
+        <w:tc>
+          <w:tcPr>
+            <w:tcW w:w="1530" w:type="dxa"/>
+            <w:tcMar>
+              <w:top w:w="100" w:type="dxa"/>
+              <w:left w:w="100" w:type="dxa"/>
+              <w:bottom w:w="100" w:type="dxa"/>
+              <w:right w:w="100" w:type="dxa"/>
+            </w:tcMar>
+          </w:tcPr>
+          <w:p>
+            <w:pPr>
+              <w:widowControl w:val="0"/>
+              <w:pBdr>
+                <w:top w:val="nil"/>
+                <w:left w:val="nil"/>
+                <w:bottom w:val="nil"/>
+                <w:right w:val="nil"/>
+                <w:between w:val="nil"/>
+              </w:pBdr>
+              <w:spacing w:line="240" w:lineRule="auto"/>
+              <w:rPr>
+                <w:lang w:val="en-US"/>
+              </w:rPr>
+            </w:pPr>
+            <w:r>
+              <w:rPr>
+                <w:rFonts w:hint="eastAsia"/>
+              </w:rPr>
+              <w:t>게임번호</w:t>
+            </w:r>
+          </w:p>
+        </w:tc>
+        <w:tc>
+          <w:tcPr>
+            <w:tcW w:w="1305" w:type="dxa"/>
+            <w:tcMar>
+              <w:top w:w="100" w:type="dxa"/>
+              <w:left w:w="100" w:type="dxa"/>
+              <w:bottom w:w="100" w:type="dxa"/>
+              <w:right w:w="100" w:type="dxa"/>
+            </w:tcMar>
+          </w:tcPr>
+          <w:p>
+            <w:pPr>
+              <w:widowControl w:val="0"/>
+              <w:pBdr>
+                <w:top w:val="nil"/>
+                <w:left w:val="nil"/>
+                <w:bottom w:val="nil"/>
+                <w:right w:val="nil"/>
+                <w:between w:val="nil"/>
+              </w:pBdr>
+              <w:spacing w:line="240" w:lineRule="auto"/>
+              <w:rPr>
+                <w:rFonts w:hint="eastAsia"/>
+                <w:lang w:val="en-US"/>
+              </w:rPr>
+            </w:pPr>
+            <w:r>
+              <w:rPr>
+                <w:rFonts w:hint="eastAsia"/>
+                <w:lang w:val="en-US"/>
+              </w:rPr>
+              <w:t>속성이</w:t>
+            </w:r>
+            <w:r>
+              <w:rPr>
+                <w:rFonts w:hint="eastAsia"/>
+                <w:lang w:val="en-US"/>
               </w:rPr>
               <w:t xml:space="preserve"> </w:t>
             </w:r>
             <w:r>
               <w:rPr>
                 <w:rFonts w:hint="eastAsia"/>
-              </w:rPr>
-              <w:t>저장할</w:t>
-            </w:r>
-            <w:r>
-              <w:rPr>
-                <w:rFonts w:hint="eastAsia"/>
+                <w:lang w:val="en-US"/>
+              </w:rPr>
+              <w:t>너무</w:t>
+            </w:r>
+            <w:r>
+              <w:rPr>
+                <w:rFonts w:hint="eastAsia"/>
+                <w:lang w:val="en-US"/>
               </w:rPr>
               <w:t xml:space="preserve"> </w:t>
             </w:r>
             <w:r>
               <w:rPr>
                 <w:rFonts w:hint="eastAsia"/>
-              </w:rPr>
-              <w:t>데이터</w:t>
-            </w:r>
-            <w:r>
-              <w:rPr>
-                <w:rFonts w:hint="eastAsia"/>
-              </w:rPr>
-              <w:t xml:space="preserve"> </w:t>
-            </w:r>
-            <w:r>
-              <w:rPr>
-                <w:rFonts w:hint="eastAsia"/>
-              </w:rPr>
-              <w:t>없음</w:t>
+                <w:lang w:val="en-US"/>
+              </w:rPr>
+              <w:t>적음</w:t>
+            </w:r>
+            <w:r>
+              <w:rPr>
+                <w:rFonts w:hint="eastAsia"/>
+                <w:lang w:val="en-US"/>
+              </w:rPr>
+              <w:t>.</w:t>
             </w:r>
           </w:p>
         </w:tc>
@@ -1041,17 +1076,20 @@
                 <w:between w:val="nil"/>
               </w:pBdr>
               <w:spacing w:line="240" w:lineRule="auto"/>
-            </w:pPr>
-            <w:r>
+              <w:rPr>
+                <w:lang w:val="en-US"/>
+              </w:rPr>
+            </w:pPr>
+            <w:r>
+              <w:rPr>
+                <w:lang w:val="en-US"/>
+              </w:rPr>
               <w:t>X</w:t>
             </w:r>
           </w:p>
         </w:tc>
       </w:tr>
       <w:tr>
-        <w:trPr>
-          <w:cantSplit/>
-        </w:trPr>
         <w:tc>
           <w:tcPr>
             <w:tcW w:w="900" w:type="dxa"/>
@@ -1075,7 +1113,6 @@
               <w:spacing w:line="240" w:lineRule="auto"/>
             </w:pPr>
             <w:r>
-              <w:lastRenderedPageBreak/>
               <w:t>2</w:t>
             </w:r>
           </w:p>
@@ -1101,101 +1138,268 @@
                 <w:between w:val="nil"/>
               </w:pBdr>
               <w:spacing w:line="240" w:lineRule="auto"/>
-            </w:pPr>
-            <w:r>
+              <w:rPr>
+                <w:rFonts w:hint="eastAsia"/>
+                <w:lang w:val="en-US"/>
+              </w:rPr>
+            </w:pPr>
+            <w:r>
+              <w:rPr>
+                <w:rFonts w:hint="eastAsia"/>
+              </w:rPr>
               <w:t>게임</w:t>
             </w:r>
           </w:p>
         </w:tc>
         <w:tc>
           <w:tcPr>
-            <w:tcW w:w="1248" w:type="dxa"/>
-            <w:tcMar>
-              <w:top w:w="100" w:type="dxa"/>
-              <w:left w:w="100" w:type="dxa"/>
-              <w:bottom w:w="100" w:type="dxa"/>
-              <w:right w:w="100" w:type="dxa"/>
-            </w:tcMar>
-          </w:tcPr>
-          <w:p>
-            <w:pPr>
-              <w:widowControl w:val="0"/>
-              <w:pBdr>
-                <w:top w:val="nil"/>
-                <w:left w:val="nil"/>
-                <w:bottom w:val="nil"/>
-                <w:right w:val="nil"/>
-                <w:between w:val="nil"/>
-              </w:pBdr>
-              <w:spacing w:line="240" w:lineRule="auto"/>
-            </w:pPr>
-            <w:r>
-              <w:rPr>
-                <w:rFonts w:hint="eastAsia"/>
-              </w:rPr>
-              <w:t>n</w:t>
-            </w:r>
-          </w:p>
-        </w:tc>
-        <w:tc>
-          <w:tcPr>
-            <w:tcW w:w="1275" w:type="dxa"/>
-            <w:tcMar>
-              <w:top w:w="100" w:type="dxa"/>
-              <w:left w:w="100" w:type="dxa"/>
-              <w:bottom w:w="100" w:type="dxa"/>
-              <w:right w:w="100" w:type="dxa"/>
-            </w:tcMar>
-          </w:tcPr>
-          <w:p>
-            <w:pPr>
-              <w:widowControl w:val="0"/>
-              <w:pBdr>
-                <w:top w:val="nil"/>
-                <w:left w:val="nil"/>
-                <w:bottom w:val="nil"/>
-                <w:right w:val="nil"/>
-                <w:between w:val="nil"/>
-              </w:pBdr>
-              <w:spacing w:line="240" w:lineRule="auto"/>
-            </w:pPr>
-            <w:r>
-              <w:rPr>
-                <w:rFonts w:ascii="Arial Unicode MS" w:eastAsia="Arial Unicode MS" w:hAnsi="Arial Unicode MS" w:cs="Arial Unicode MS"/>
-              </w:rPr>
-              <w:t>게임 번호</w:t>
-            </w:r>
-            <w:r>
-              <w:rPr>
-                <w:rFonts w:ascii="Arial Unicode MS" w:eastAsia="Arial Unicode MS" w:hAnsi="Arial Unicode MS" w:cs="Arial Unicode MS" w:hint="eastAsia"/>
+            <w:tcW w:w="1695" w:type="dxa"/>
+            <w:tcMar>
+              <w:top w:w="100" w:type="dxa"/>
+              <w:left w:w="100" w:type="dxa"/>
+              <w:bottom w:w="100" w:type="dxa"/>
+              <w:right w:w="100" w:type="dxa"/>
+            </w:tcMar>
+          </w:tcPr>
+          <w:p>
+            <w:pPr>
+              <w:widowControl w:val="0"/>
+              <w:pBdr>
+                <w:top w:val="nil"/>
+                <w:left w:val="nil"/>
+                <w:bottom w:val="nil"/>
+                <w:right w:val="nil"/>
+                <w:between w:val="nil"/>
+              </w:pBdr>
+              <w:spacing w:line="240" w:lineRule="auto"/>
+              <w:rPr>
+                <w:lang w:val="en-US"/>
+              </w:rPr>
+            </w:pPr>
+            <w:r>
+              <w:rPr>
+                <w:lang w:val="en-US"/>
+              </w:rPr>
+              <w:t>N</w:t>
+            </w:r>
+          </w:p>
+        </w:tc>
+        <w:tc>
+          <w:tcPr>
+            <w:tcW w:w="1530" w:type="dxa"/>
+            <w:tcMar>
+              <w:top w:w="100" w:type="dxa"/>
+              <w:left w:w="100" w:type="dxa"/>
+              <w:bottom w:w="100" w:type="dxa"/>
+              <w:right w:w="100" w:type="dxa"/>
+            </w:tcMar>
+          </w:tcPr>
+          <w:p>
+            <w:pPr>
+              <w:widowControl w:val="0"/>
+              <w:pBdr>
+                <w:top w:val="nil"/>
+                <w:left w:val="nil"/>
+                <w:bottom w:val="nil"/>
+                <w:right w:val="nil"/>
+                <w:between w:val="nil"/>
+              </w:pBdr>
+              <w:spacing w:line="240" w:lineRule="auto"/>
+              <w:rPr>
+                <w:lang w:val="en-US"/>
+              </w:rPr>
+            </w:pPr>
+            <w:r>
+              <w:rPr>
+                <w:rFonts w:hint="eastAsia"/>
+                <w:lang w:val="en-US"/>
+              </w:rPr>
+              <w:t>게임</w:t>
+            </w:r>
+            <w:r>
+              <w:rPr>
+                <w:rFonts w:hint="eastAsia"/>
+                <w:lang w:val="en-US"/>
+              </w:rPr>
+              <w:t xml:space="preserve"> </w:t>
+            </w:r>
+            <w:r>
+              <w:rPr>
+                <w:rFonts w:hint="eastAsia"/>
+                <w:lang w:val="en-US"/>
+              </w:rPr>
+              <w:t>번호</w:t>
+            </w:r>
+            <w:r>
+              <w:rPr>
+                <w:rFonts w:hint="eastAsia"/>
+                <w:lang w:val="en-US"/>
               </w:rPr>
               <w:t>,</w:t>
             </w:r>
-            <w:r>
-              <w:rPr>
-                <w:rFonts w:ascii="Arial Unicode MS" w:eastAsia="Arial Unicode MS" w:hAnsi="Arial Unicode MS" w:cs="Arial Unicode MS"/>
+          </w:p>
+          <w:p>
+            <w:pPr>
+              <w:widowControl w:val="0"/>
+              <w:pBdr>
+                <w:top w:val="nil"/>
+                <w:left w:val="nil"/>
+                <w:bottom w:val="nil"/>
+                <w:right w:val="nil"/>
+                <w:between w:val="nil"/>
+              </w:pBdr>
+              <w:spacing w:line="240" w:lineRule="auto"/>
+              <w:rPr>
+                <w:lang w:val="en-US"/>
+              </w:rPr>
+            </w:pPr>
+            <w:proofErr w:type="spellStart"/>
+            <w:r>
+              <w:rPr>
+                <w:rFonts w:hint="eastAsia"/>
+                <w:lang w:val="en-US"/>
+              </w:rPr>
+              <w:t>게임명</w:t>
+            </w:r>
+            <w:proofErr w:type="spellEnd"/>
+            <w:r>
+              <w:rPr>
+                <w:rFonts w:hint="eastAsia"/>
+                <w:lang w:val="en-US"/>
+              </w:rPr>
+              <w:t>,</w:t>
+            </w:r>
+          </w:p>
+          <w:p>
+            <w:pPr>
+              <w:widowControl w:val="0"/>
+              <w:pBdr>
+                <w:top w:val="nil"/>
+                <w:left w:val="nil"/>
+                <w:bottom w:val="nil"/>
+                <w:right w:val="nil"/>
+                <w:between w:val="nil"/>
+              </w:pBdr>
+              <w:spacing w:line="240" w:lineRule="auto"/>
+              <w:rPr>
+                <w:lang w:val="en-US"/>
+              </w:rPr>
+            </w:pPr>
+            <w:r>
+              <w:rPr>
+                <w:rFonts w:hint="eastAsia"/>
+                <w:lang w:val="en-US"/>
+              </w:rPr>
+              <w:t>버전</w:t>
+            </w:r>
+            <w:r>
+              <w:rPr>
+                <w:rFonts w:hint="eastAsia"/>
+                <w:lang w:val="en-US"/>
+              </w:rPr>
+              <w:t>,</w:t>
+            </w:r>
+          </w:p>
+          <w:p>
+            <w:pPr>
+              <w:widowControl w:val="0"/>
+              <w:pBdr>
+                <w:top w:val="nil"/>
+                <w:left w:val="nil"/>
+                <w:bottom w:val="nil"/>
+                <w:right w:val="nil"/>
+                <w:between w:val="nil"/>
+              </w:pBdr>
+              <w:spacing w:line="240" w:lineRule="auto"/>
+              <w:rPr>
+                <w:lang w:val="en-US"/>
+              </w:rPr>
+            </w:pPr>
+            <w:r>
+              <w:rPr>
+                <w:rFonts w:hint="eastAsia"/>
+                <w:lang w:val="en-US"/>
+              </w:rPr>
+              <w:t>최초</w:t>
+            </w:r>
+            <w:r>
+              <w:rPr>
+                <w:rFonts w:hint="eastAsia"/>
+                <w:lang w:val="en-US"/>
               </w:rPr>
               <w:t xml:space="preserve"> </w:t>
             </w:r>
-            <w:proofErr w:type="spellStart"/>
-            <w:r>
-              <w:rPr>
-                <w:rFonts w:ascii="Arial Unicode MS" w:eastAsia="Arial Unicode MS" w:hAnsi="Arial Unicode MS" w:cs="Arial Unicode MS"/>
-              </w:rPr>
-              <w:t>게임명</w:t>
-            </w:r>
-            <w:proofErr w:type="spellEnd"/>
-            <w:r>
-              <w:rPr>
-                <w:rFonts w:ascii="Arial Unicode MS" w:eastAsia="Arial Unicode MS" w:hAnsi="Arial Unicode MS" w:cs="Arial Unicode MS"/>
-              </w:rPr>
-              <w:t>, 현재 버전, 최초 출시일, 현재 버전 출시일</w:t>
-            </w:r>
-          </w:p>
-        </w:tc>
-        <w:tc>
-          <w:tcPr>
-            <w:tcW w:w="2007" w:type="dxa"/>
+            <w:r>
+              <w:rPr>
+                <w:rFonts w:hint="eastAsia"/>
+                <w:lang w:val="en-US"/>
+              </w:rPr>
+              <w:t>출시일</w:t>
+            </w:r>
+            <w:r>
+              <w:rPr>
+                <w:rFonts w:hint="eastAsia"/>
+                <w:lang w:val="en-US"/>
+              </w:rPr>
+              <w:t>,</w:t>
+            </w:r>
+          </w:p>
+          <w:p>
+            <w:pPr>
+              <w:widowControl w:val="0"/>
+              <w:pBdr>
+                <w:top w:val="nil"/>
+                <w:left w:val="nil"/>
+                <w:bottom w:val="nil"/>
+                <w:right w:val="nil"/>
+                <w:between w:val="nil"/>
+              </w:pBdr>
+              <w:spacing w:line="240" w:lineRule="auto"/>
+              <w:rPr>
+                <w:rFonts w:hint="eastAsia"/>
+                <w:lang w:val="en-US"/>
+              </w:rPr>
+            </w:pPr>
+            <w:r>
+              <w:rPr>
+                <w:rFonts w:hint="eastAsia"/>
+                <w:lang w:val="en-US"/>
+              </w:rPr>
+              <w:t>현재</w:t>
+            </w:r>
+            <w:r>
+              <w:rPr>
+                <w:rFonts w:hint="eastAsia"/>
+                <w:lang w:val="en-US"/>
+              </w:rPr>
+              <w:t xml:space="preserve"> </w:t>
+            </w:r>
+            <w:r>
+              <w:rPr>
+                <w:rFonts w:hint="eastAsia"/>
+                <w:lang w:val="en-US"/>
+              </w:rPr>
+              <w:t>버전</w:t>
+            </w:r>
+            <w:r>
+              <w:rPr>
+                <w:rFonts w:hint="eastAsia"/>
+                <w:lang w:val="en-US"/>
+              </w:rPr>
+              <w:t xml:space="preserve"> </w:t>
+            </w:r>
+            <w:r>
+              <w:rPr>
+                <w:rFonts w:hint="eastAsia"/>
+                <w:lang w:val="en-US"/>
+              </w:rPr>
+              <w:t>출시일</w:t>
+            </w:r>
+          </w:p>
+        </w:tc>
+        <w:tc>
+          <w:tcPr>
+            <w:tcW w:w="1305" w:type="dxa"/>
             <w:tcMar>
               <w:top w:w="100" w:type="dxa"/>
               <w:left w:w="100" w:type="dxa"/>
@@ -1238,17 +1442,20 @@
                 <w:between w:val="nil"/>
               </w:pBdr>
               <w:spacing w:line="240" w:lineRule="auto"/>
-            </w:pPr>
-            <w:r>
+              <w:rPr>
+                <w:lang w:val="en-US"/>
+              </w:rPr>
+            </w:pPr>
+            <w:r>
+              <w:rPr>
+                <w:lang w:val="en-US"/>
+              </w:rPr>
               <w:t>O</w:t>
             </w:r>
           </w:p>
         </w:tc>
       </w:tr>
       <w:tr>
-        <w:trPr>
-          <w:cantSplit/>
-        </w:trPr>
         <w:tc>
           <w:tcPr>
             <w:tcW w:w="900" w:type="dxa"/>
@@ -1297,147 +1504,240 @@
                 <w:between w:val="nil"/>
               </w:pBdr>
               <w:spacing w:line="240" w:lineRule="auto"/>
-            </w:pPr>
-            <w:r>
+              <w:rPr>
+                <w:rFonts w:hint="eastAsia"/>
+                <w:lang w:val="en-US"/>
+              </w:rPr>
+            </w:pPr>
+            <w:r>
+              <w:rPr>
+                <w:rFonts w:hint="eastAsia"/>
+                <w:lang w:val="en-US"/>
+              </w:rPr>
               <w:t>회원</w:t>
             </w:r>
           </w:p>
         </w:tc>
         <w:tc>
           <w:tcPr>
-            <w:tcW w:w="1248" w:type="dxa"/>
-            <w:tcMar>
-              <w:top w:w="100" w:type="dxa"/>
-              <w:left w:w="100" w:type="dxa"/>
-              <w:bottom w:w="100" w:type="dxa"/>
-              <w:right w:w="100" w:type="dxa"/>
-            </w:tcMar>
-          </w:tcPr>
-          <w:p>
-            <w:pPr>
-              <w:widowControl w:val="0"/>
-              <w:pBdr>
-                <w:top w:val="nil"/>
-                <w:left w:val="nil"/>
-                <w:bottom w:val="nil"/>
-                <w:right w:val="nil"/>
-                <w:between w:val="nil"/>
-              </w:pBdr>
-              <w:spacing w:line="240" w:lineRule="auto"/>
-            </w:pPr>
-            <w:r>
-              <w:rPr>
-                <w:rFonts w:hint="eastAsia"/>
-              </w:rPr>
-              <w:t>n</w:t>
-            </w:r>
-          </w:p>
-        </w:tc>
-        <w:tc>
-          <w:tcPr>
-            <w:tcW w:w="1275" w:type="dxa"/>
-            <w:tcMar>
-              <w:top w:w="100" w:type="dxa"/>
-              <w:left w:w="100" w:type="dxa"/>
-              <w:bottom w:w="100" w:type="dxa"/>
-              <w:right w:w="100" w:type="dxa"/>
-            </w:tcMar>
-          </w:tcPr>
-          <w:p>
-            <w:pPr>
-              <w:widowControl w:val="0"/>
-              <w:pBdr>
-                <w:top w:val="nil"/>
-                <w:left w:val="nil"/>
-                <w:bottom w:val="nil"/>
-                <w:right w:val="nil"/>
-                <w:between w:val="nil"/>
-              </w:pBdr>
-              <w:spacing w:line="240" w:lineRule="auto"/>
-            </w:pPr>
-            <w:r>
-              <w:rPr>
-                <w:rFonts w:ascii="맑은 고딕" w:eastAsia="맑은 고딕" w:hAnsi="맑은 고딕" w:cs="맑은 고딕" w:hint="eastAsia"/>
+            <w:tcW w:w="1695" w:type="dxa"/>
+            <w:tcMar>
+              <w:top w:w="100" w:type="dxa"/>
+              <w:left w:w="100" w:type="dxa"/>
+              <w:bottom w:w="100" w:type="dxa"/>
+              <w:right w:w="100" w:type="dxa"/>
+            </w:tcMar>
+          </w:tcPr>
+          <w:p>
+            <w:pPr>
+              <w:widowControl w:val="0"/>
+              <w:pBdr>
+                <w:top w:val="nil"/>
+                <w:left w:val="nil"/>
+                <w:bottom w:val="nil"/>
+                <w:right w:val="nil"/>
+                <w:between w:val="nil"/>
+              </w:pBdr>
+              <w:spacing w:line="240" w:lineRule="auto"/>
+              <w:rPr>
+                <w:lang w:val="en-US"/>
+              </w:rPr>
+            </w:pPr>
+            <w:r>
+              <w:rPr>
+                <w:lang w:val="en-US"/>
+              </w:rPr>
+              <w:t>N</w:t>
+            </w:r>
+          </w:p>
+        </w:tc>
+        <w:tc>
+          <w:tcPr>
+            <w:tcW w:w="1530" w:type="dxa"/>
+            <w:tcMar>
+              <w:top w:w="100" w:type="dxa"/>
+              <w:left w:w="100" w:type="dxa"/>
+              <w:bottom w:w="100" w:type="dxa"/>
+              <w:right w:w="100" w:type="dxa"/>
+            </w:tcMar>
+          </w:tcPr>
+          <w:p>
+            <w:pPr>
+              <w:widowControl w:val="0"/>
+              <w:pBdr>
+                <w:top w:val="nil"/>
+                <w:left w:val="nil"/>
+                <w:bottom w:val="nil"/>
+                <w:right w:val="nil"/>
+                <w:between w:val="nil"/>
+              </w:pBdr>
+              <w:spacing w:line="240" w:lineRule="auto"/>
+              <w:rPr>
+                <w:lang w:val="en-US"/>
+              </w:rPr>
+            </w:pPr>
+            <w:r>
+              <w:rPr>
+                <w:rFonts w:hint="eastAsia"/>
+                <w:lang w:val="en-US"/>
               </w:rPr>
               <w:t>회원</w:t>
             </w:r>
             <w:r>
               <w:rPr>
-                <w:rFonts w:ascii="Arial Unicode MS" w:eastAsia="Arial Unicode MS" w:hAnsi="Arial Unicode MS" w:cs="Arial Unicode MS"/>
-              </w:rPr>
-              <w:t>Id</w:t>
-            </w:r>
-            <w:r>
-              <w:rPr>
-                <w:rFonts w:ascii="Arial Unicode MS" w:eastAsia="Arial Unicode MS" w:hAnsi="Arial Unicode MS" w:cs="Arial Unicode MS" w:hint="eastAsia"/>
+                <w:rFonts w:hint="eastAsia"/>
+                <w:lang w:val="en-US"/>
+              </w:rPr>
+              <w:t xml:space="preserve"> </w:t>
+            </w:r>
+            <w:r>
+              <w:rPr>
+                <w:rFonts w:hint="eastAsia"/>
+                <w:lang w:val="en-US"/>
+              </w:rPr>
+              <w:t>번호</w:t>
+            </w:r>
+            <w:r>
+              <w:rPr>
+                <w:rFonts w:hint="eastAsia"/>
+                <w:lang w:val="en-US"/>
               </w:rPr>
               <w:t>,</w:t>
             </w:r>
-            <w:r>
-              <w:rPr>
-                <w:rFonts w:ascii="Arial Unicode MS" w:eastAsia="Arial Unicode MS" w:hAnsi="Arial Unicode MS" w:cs="Arial Unicode MS"/>
-              </w:rPr>
-              <w:t xml:space="preserve"> p</w:t>
-            </w:r>
-            <w:r>
-              <w:rPr>
-                <w:rFonts w:ascii="Arial Unicode MS" w:eastAsia="Arial Unicode MS" w:hAnsi="Arial Unicode MS" w:cs="Arial Unicode MS" w:hint="eastAsia"/>
-              </w:rPr>
-              <w:t>ass</w:t>
-            </w:r>
-            <w:r>
-              <w:rPr>
-                <w:rFonts w:ascii="맑은 고딕" w:eastAsia="맑은 고딕" w:hAnsi="맑은 고딕" w:cs="맑은 고딕" w:hint="eastAsia"/>
-              </w:rPr>
-              <w:t>w</w:t>
-            </w:r>
-            <w:r>
-              <w:rPr>
-                <w:rFonts w:ascii="맑은 고딕" w:eastAsia="맑은 고딕" w:hAnsi="맑은 고딕" w:cs="맑은 고딕" w:hint="eastAsia"/>
-              </w:rPr>
-              <w:t>ord</w:t>
-            </w:r>
-            <w:r>
-              <w:rPr>
-                <w:rFonts w:ascii="맑은 고딕" w:eastAsia="맑은 고딕" w:hAnsi="맑은 고딕" w:cs="맑은 고딕" w:hint="eastAsia"/>
-              </w:rPr>
-              <w:t xml:space="preserve">, </w:t>
-            </w:r>
-            <w:r>
-              <w:rPr>
-                <w:rFonts w:ascii="Arial Unicode MS" w:eastAsia="Arial Unicode MS" w:hAnsi="Arial Unicode MS" w:cs="Arial Unicode MS"/>
-              </w:rPr>
-              <w:t xml:space="preserve"> 이름</w:t>
-            </w:r>
-            <w:r>
-              <w:rPr>
-                <w:rFonts w:ascii="Arial Unicode MS" w:eastAsia="Arial Unicode MS" w:hAnsi="Arial Unicode MS" w:cs="Arial Unicode MS" w:hint="eastAsia"/>
-              </w:rPr>
-              <w:t xml:space="preserve">, </w:t>
-            </w:r>
-            <w:r>
-              <w:rPr>
-                <w:rFonts w:ascii="Arial Unicode MS" w:eastAsia="Arial Unicode MS" w:hAnsi="Arial Unicode MS" w:cs="Arial Unicode MS"/>
-              </w:rPr>
-              <w:t>닉네임,</w:t>
-            </w:r>
-            <w:r>
-              <w:rPr>
-                <w:rFonts w:ascii="Arial Unicode MS" w:eastAsia="Arial Unicode MS" w:hAnsi="Arial Unicode MS" w:cs="Arial Unicode MS" w:hint="eastAsia"/>
-              </w:rPr>
-              <w:t xml:space="preserve"> </w:t>
-            </w:r>
-            <w:r>
-              <w:rPr>
-                <w:rFonts w:ascii="Arial Unicode MS" w:eastAsia="Arial Unicode MS" w:hAnsi="Arial Unicode MS" w:cs="Arial Unicode MS"/>
-              </w:rPr>
-              <w:t>휴대폰 번호</w:t>
-            </w:r>
-          </w:p>
-        </w:tc>
-        <w:tc>
-          <w:tcPr>
-            <w:tcW w:w="2007" w:type="dxa"/>
+          </w:p>
+          <w:p>
+            <w:pPr>
+              <w:widowControl w:val="0"/>
+              <w:pBdr>
+                <w:top w:val="nil"/>
+                <w:left w:val="nil"/>
+                <w:bottom w:val="nil"/>
+                <w:right w:val="nil"/>
+                <w:between w:val="nil"/>
+              </w:pBdr>
+              <w:spacing w:line="240" w:lineRule="auto"/>
+              <w:rPr>
+                <w:rFonts w:hint="eastAsia"/>
+                <w:lang w:val="en-US"/>
+              </w:rPr>
+            </w:pPr>
+            <w:r>
+              <w:rPr>
+                <w:lang w:val="en-US"/>
+              </w:rPr>
+              <w:t>Id,</w:t>
+            </w:r>
+          </w:p>
+          <w:p>
+            <w:pPr>
+              <w:widowControl w:val="0"/>
+              <w:pBdr>
+                <w:top w:val="nil"/>
+                <w:left w:val="nil"/>
+                <w:bottom w:val="nil"/>
+                <w:right w:val="nil"/>
+                <w:between w:val="nil"/>
+              </w:pBdr>
+              <w:spacing w:line="240" w:lineRule="auto"/>
+              <w:rPr>
+                <w:lang w:val="en-US"/>
+              </w:rPr>
+            </w:pPr>
+            <w:r>
+              <w:rPr>
+                <w:lang w:val="en-US"/>
+              </w:rPr>
+              <w:t>Password,</w:t>
+            </w:r>
+          </w:p>
+          <w:p>
+            <w:pPr>
+              <w:widowControl w:val="0"/>
+              <w:pBdr>
+                <w:top w:val="nil"/>
+                <w:left w:val="nil"/>
+                <w:bottom w:val="nil"/>
+                <w:right w:val="nil"/>
+                <w:between w:val="nil"/>
+              </w:pBdr>
+              <w:spacing w:line="240" w:lineRule="auto"/>
+              <w:rPr>
+                <w:lang w:val="en-US"/>
+              </w:rPr>
+            </w:pPr>
+            <w:r>
+              <w:rPr>
+                <w:rFonts w:hint="eastAsia"/>
+                <w:lang w:val="en-US"/>
+              </w:rPr>
+              <w:t>이름</w:t>
+            </w:r>
+            <w:r>
+              <w:rPr>
+                <w:rFonts w:hint="eastAsia"/>
+                <w:lang w:val="en-US"/>
+              </w:rPr>
+              <w:t>,</w:t>
+            </w:r>
+          </w:p>
+          <w:p>
+            <w:pPr>
+              <w:widowControl w:val="0"/>
+              <w:pBdr>
+                <w:top w:val="nil"/>
+                <w:left w:val="nil"/>
+                <w:bottom w:val="nil"/>
+                <w:right w:val="nil"/>
+                <w:between w:val="nil"/>
+              </w:pBdr>
+              <w:spacing w:line="240" w:lineRule="auto"/>
+              <w:rPr>
+                <w:lang w:val="en-US"/>
+              </w:rPr>
+            </w:pPr>
+            <w:r>
+              <w:rPr>
+                <w:rFonts w:hint="eastAsia"/>
+                <w:lang w:val="en-US"/>
+              </w:rPr>
+              <w:t>닉네임</w:t>
+            </w:r>
+            <w:r>
+              <w:rPr>
+                <w:rFonts w:hint="eastAsia"/>
+                <w:lang w:val="en-US"/>
+              </w:rPr>
+              <w:t>,</w:t>
+            </w:r>
+          </w:p>
+          <w:p>
+            <w:pPr>
+              <w:widowControl w:val="0"/>
+              <w:pBdr>
+                <w:top w:val="nil"/>
+                <w:left w:val="nil"/>
+                <w:bottom w:val="nil"/>
+                <w:right w:val="nil"/>
+                <w:between w:val="nil"/>
+              </w:pBdr>
+              <w:spacing w:line="240" w:lineRule="auto"/>
+              <w:rPr>
+                <w:rFonts w:hint="eastAsia"/>
+                <w:lang w:val="en-US"/>
+              </w:rPr>
+            </w:pPr>
+            <w:r>
+              <w:rPr>
+                <w:rFonts w:hint="eastAsia"/>
+                <w:lang w:val="en-US"/>
+              </w:rPr>
+              <w:t>휴대폰번호</w:t>
+            </w:r>
+          </w:p>
+        </w:tc>
+        <w:tc>
+          <w:tcPr>
+            <w:tcW w:w="1305" w:type="dxa"/>
             <w:tcMar>
               <w:top w:w="100" w:type="dxa"/>
               <w:left w:w="100" w:type="dxa"/>
@@ -1480,17 +1780,20 @@
                 <w:between w:val="nil"/>
               </w:pBdr>
               <w:spacing w:line="240" w:lineRule="auto"/>
-            </w:pPr>
-            <w:r>
+              <w:rPr>
+                <w:lang w:val="en-US"/>
+              </w:rPr>
+            </w:pPr>
+            <w:r>
+              <w:rPr>
+                <w:lang w:val="en-US"/>
+              </w:rPr>
               <w:t>O</w:t>
             </w:r>
           </w:p>
         </w:tc>
       </w:tr>
       <w:tr>
-        <w:trPr>
-          <w:cantSplit/>
-        </w:trPr>
         <w:tc>
           <w:tcPr>
             <w:tcW w:w="900" w:type="dxa"/>
@@ -1539,118 +1842,214 @@
                 <w:between w:val="nil"/>
               </w:pBdr>
               <w:spacing w:line="240" w:lineRule="auto"/>
-            </w:pPr>
-            <w:r>
-              <w:t>게임이력</w:t>
-            </w:r>
-          </w:p>
-        </w:tc>
-        <w:tc>
-          <w:tcPr>
-            <w:tcW w:w="1248" w:type="dxa"/>
-            <w:tcMar>
-              <w:top w:w="100" w:type="dxa"/>
-              <w:left w:w="100" w:type="dxa"/>
-              <w:bottom w:w="100" w:type="dxa"/>
-              <w:right w:w="100" w:type="dxa"/>
-            </w:tcMar>
-          </w:tcPr>
-          <w:p>
-            <w:pPr>
-              <w:widowControl w:val="0"/>
-              <w:pBdr>
-                <w:top w:val="nil"/>
-                <w:left w:val="nil"/>
-                <w:bottom w:val="nil"/>
-                <w:right w:val="nil"/>
-                <w:between w:val="nil"/>
-              </w:pBdr>
-              <w:spacing w:line="240" w:lineRule="auto"/>
-            </w:pPr>
-            <w:r>
-              <w:rPr>
-                <w:rFonts w:hint="eastAsia"/>
-              </w:rPr>
-              <w:t>n</w:t>
-            </w:r>
-          </w:p>
-        </w:tc>
-        <w:tc>
-          <w:tcPr>
-            <w:tcW w:w="1275" w:type="dxa"/>
-            <w:tcMar>
-              <w:top w:w="100" w:type="dxa"/>
-              <w:left w:w="100" w:type="dxa"/>
-              <w:bottom w:w="100" w:type="dxa"/>
-              <w:right w:w="100" w:type="dxa"/>
-            </w:tcMar>
-          </w:tcPr>
-          <w:p>
-            <w:pPr>
-              <w:widowControl w:val="0"/>
-              <w:pBdr>
-                <w:top w:val="nil"/>
-                <w:left w:val="nil"/>
-                <w:bottom w:val="nil"/>
-                <w:right w:val="nil"/>
-                <w:between w:val="nil"/>
-              </w:pBdr>
-              <w:spacing w:line="240" w:lineRule="auto"/>
-            </w:pPr>
-            <w:r>
-              <w:t>이력번호</w:t>
-            </w:r>
-            <w:r>
-              <w:rPr>
-                <w:rFonts w:hint="eastAsia"/>
+              <w:rPr>
+                <w:rFonts w:hint="eastAsia"/>
+                <w:lang w:val="en-US"/>
+              </w:rPr>
+            </w:pPr>
+            <w:r>
+              <w:rPr>
+                <w:rFonts w:hint="eastAsia"/>
+              </w:rPr>
+              <w:t>이력</w:t>
+            </w:r>
+          </w:p>
+        </w:tc>
+        <w:tc>
+          <w:tcPr>
+            <w:tcW w:w="1695" w:type="dxa"/>
+            <w:tcMar>
+              <w:top w:w="100" w:type="dxa"/>
+              <w:left w:w="100" w:type="dxa"/>
+              <w:bottom w:w="100" w:type="dxa"/>
+              <w:right w:w="100" w:type="dxa"/>
+            </w:tcMar>
+          </w:tcPr>
+          <w:p>
+            <w:pPr>
+              <w:widowControl w:val="0"/>
+              <w:pBdr>
+                <w:top w:val="nil"/>
+                <w:left w:val="nil"/>
+                <w:bottom w:val="nil"/>
+                <w:right w:val="nil"/>
+                <w:between w:val="nil"/>
+              </w:pBdr>
+              <w:spacing w:line="240" w:lineRule="auto"/>
+              <w:rPr>
+                <w:lang w:val="en-US"/>
+              </w:rPr>
+            </w:pPr>
+            <w:r>
+              <w:rPr>
+                <w:lang w:val="en-US"/>
+              </w:rPr>
+              <w:t>N</w:t>
+            </w:r>
+          </w:p>
+        </w:tc>
+        <w:tc>
+          <w:tcPr>
+            <w:tcW w:w="1530" w:type="dxa"/>
+            <w:tcMar>
+              <w:top w:w="100" w:type="dxa"/>
+              <w:left w:w="100" w:type="dxa"/>
+              <w:bottom w:w="100" w:type="dxa"/>
+              <w:right w:w="100" w:type="dxa"/>
+            </w:tcMar>
+          </w:tcPr>
+          <w:p>
+            <w:pPr>
+              <w:widowControl w:val="0"/>
+              <w:pBdr>
+                <w:top w:val="nil"/>
+                <w:left w:val="nil"/>
+                <w:bottom w:val="nil"/>
+                <w:right w:val="nil"/>
+                <w:between w:val="nil"/>
+              </w:pBdr>
+              <w:spacing w:line="240" w:lineRule="auto"/>
+              <w:rPr>
+                <w:lang w:val="en-US"/>
+              </w:rPr>
+            </w:pPr>
+            <w:r>
+              <w:rPr>
+                <w:rFonts w:hint="eastAsia"/>
+                <w:lang w:val="en-US"/>
+              </w:rPr>
+              <w:t>이력</w:t>
+            </w:r>
+            <w:r>
+              <w:rPr>
+                <w:rFonts w:hint="eastAsia"/>
+                <w:lang w:val="en-US"/>
               </w:rPr>
               <w:t xml:space="preserve"> </w:t>
             </w:r>
             <w:r>
               <w:rPr>
                 <w:rFonts w:hint="eastAsia"/>
+                <w:lang w:val="en-US"/>
+              </w:rPr>
+              <w:t>번호</w:t>
+            </w:r>
+            <w:r>
+              <w:rPr>
+                <w:rFonts w:hint="eastAsia"/>
+                <w:lang w:val="en-US"/>
               </w:rPr>
               <w:t>,</w:t>
             </w:r>
-            <w:r>
-              <w:rPr>
-                <w:rFonts w:hint="eastAsia"/>
-              </w:rPr>
-              <w:t>시작일시</w:t>
-            </w:r>
-            <w:r>
-              <w:rPr>
-                <w:rFonts w:hint="eastAsia"/>
-              </w:rPr>
-              <w:t xml:space="preserve">, </w:t>
-            </w:r>
-            <w:r>
-              <w:rPr>
-                <w:rFonts w:hint="eastAsia"/>
-              </w:rPr>
-              <w:t>종료일시</w:t>
-            </w:r>
-            <w:r>
-              <w:rPr>
-                <w:rFonts w:hint="eastAsia"/>
-              </w:rPr>
-              <w:t xml:space="preserve">, </w:t>
-            </w:r>
-            <w:r>
-              <w:rPr>
-                <w:rFonts w:hint="eastAsia"/>
-              </w:rPr>
-              <w:t>획득</w:t>
-            </w:r>
-            <w:r>
-              <w:rPr>
-                <w:rFonts w:hint="eastAsia"/>
+          </w:p>
+          <w:p>
+            <w:pPr>
+              <w:widowControl w:val="0"/>
+              <w:pBdr>
+                <w:top w:val="nil"/>
+                <w:left w:val="nil"/>
+                <w:bottom w:val="nil"/>
+                <w:right w:val="nil"/>
+                <w:between w:val="nil"/>
+              </w:pBdr>
+              <w:spacing w:line="240" w:lineRule="auto"/>
+              <w:rPr>
+                <w:lang w:val="en-US"/>
+              </w:rPr>
+            </w:pPr>
+            <w:r>
+              <w:rPr>
+                <w:rFonts w:hint="eastAsia"/>
+                <w:lang w:val="en-US"/>
+              </w:rPr>
+              <w:t>시작</w:t>
+            </w:r>
+            <w:r>
+              <w:rPr>
+                <w:rFonts w:hint="eastAsia"/>
+                <w:lang w:val="en-US"/>
               </w:rPr>
               <w:t xml:space="preserve"> </w:t>
             </w:r>
             <w:r>
               <w:rPr>
                 <w:rFonts w:hint="eastAsia"/>
+                <w:lang w:val="en-US"/>
+              </w:rPr>
+              <w:t>일시</w:t>
+            </w:r>
+            <w:r>
+              <w:rPr>
+                <w:rFonts w:hint="eastAsia"/>
+                <w:lang w:val="en-US"/>
+              </w:rPr>
+              <w:t>,</w:t>
+            </w:r>
+          </w:p>
+          <w:p>
+            <w:pPr>
+              <w:widowControl w:val="0"/>
+              <w:pBdr>
+                <w:top w:val="nil"/>
+                <w:left w:val="nil"/>
+                <w:bottom w:val="nil"/>
+                <w:right w:val="nil"/>
+                <w:between w:val="nil"/>
+              </w:pBdr>
+              <w:spacing w:line="240" w:lineRule="auto"/>
+              <w:rPr>
+                <w:lang w:val="en-US"/>
+              </w:rPr>
+            </w:pPr>
+            <w:r>
+              <w:rPr>
+                <w:rFonts w:hint="eastAsia"/>
+                <w:lang w:val="en-US"/>
+              </w:rPr>
+              <w:t>종료</w:t>
+            </w:r>
+            <w:r>
+              <w:rPr>
+                <w:rFonts w:hint="eastAsia"/>
+                <w:lang w:val="en-US"/>
+              </w:rPr>
+              <w:t xml:space="preserve"> </w:t>
+            </w:r>
+            <w:r>
+              <w:rPr>
+                <w:rFonts w:hint="eastAsia"/>
+                <w:lang w:val="en-US"/>
+              </w:rPr>
+              <w:t>일시</w:t>
+            </w:r>
+            <w:r>
+              <w:rPr>
+                <w:rFonts w:hint="eastAsia"/>
+                <w:lang w:val="en-US"/>
+              </w:rPr>
+              <w:t>,</w:t>
+            </w:r>
+          </w:p>
+          <w:p>
+            <w:pPr>
+              <w:widowControl w:val="0"/>
+              <w:pBdr>
+                <w:top w:val="nil"/>
+                <w:left w:val="nil"/>
+                <w:bottom w:val="nil"/>
+                <w:right w:val="nil"/>
+                <w:between w:val="nil"/>
+              </w:pBdr>
+              <w:spacing w:line="240" w:lineRule="auto"/>
+              <w:rPr>
+                <w:rFonts w:hint="eastAsia"/>
+                <w:lang w:val="en-US"/>
+              </w:rPr>
+            </w:pPr>
+            <w:r>
+              <w:rPr>
+                <w:rFonts w:hint="eastAsia"/>
+                <w:lang w:val="en-US"/>
               </w:rPr>
               <w:t>점수</w:t>
             </w:r>
@@ -1658,7 +2057,7 @@
         </w:tc>
         <w:tc>
           <w:tcPr>
-            <w:tcW w:w="2007" w:type="dxa"/>
+            <w:tcW w:w="1305" w:type="dxa"/>
             <w:tcMar>
               <w:top w:w="100" w:type="dxa"/>
               <w:left w:w="100" w:type="dxa"/>
@@ -1701,10 +2100,463 @@
                 <w:between w:val="nil"/>
               </w:pBdr>
               <w:spacing w:line="240" w:lineRule="auto"/>
-            </w:pPr>
-            <w:r>
+              <w:rPr>
+                <w:lang w:val="en-US"/>
+              </w:rPr>
+            </w:pPr>
+            <w:r>
+              <w:rPr>
+                <w:lang w:val="en-US"/>
+              </w:rPr>
               <w:t>O</w:t>
             </w:r>
+          </w:p>
+        </w:tc>
+      </w:tr>
+      <w:tr>
+        <w:tc>
+          <w:tcPr>
+            <w:tcW w:w="900" w:type="dxa"/>
+            <w:tcMar>
+              <w:top w:w="100" w:type="dxa"/>
+              <w:left w:w="100" w:type="dxa"/>
+              <w:bottom w:w="100" w:type="dxa"/>
+              <w:right w:w="100" w:type="dxa"/>
+            </w:tcMar>
+          </w:tcPr>
+          <w:p>
+            <w:pPr>
+              <w:widowControl w:val="0"/>
+              <w:pBdr>
+                <w:top w:val="nil"/>
+                <w:left w:val="nil"/>
+                <w:bottom w:val="nil"/>
+                <w:right w:val="nil"/>
+                <w:between w:val="nil"/>
+              </w:pBdr>
+              <w:spacing w:line="240" w:lineRule="auto"/>
+            </w:pPr>
+            <w:r>
+              <w:t>5</w:t>
+            </w:r>
+          </w:p>
+        </w:tc>
+        <w:tc>
+          <w:tcPr>
+            <w:tcW w:w="1680" w:type="dxa"/>
+            <w:tcMar>
+              <w:top w:w="100" w:type="dxa"/>
+              <w:left w:w="100" w:type="dxa"/>
+              <w:bottom w:w="100" w:type="dxa"/>
+              <w:right w:w="100" w:type="dxa"/>
+            </w:tcMar>
+          </w:tcPr>
+          <w:p>
+            <w:pPr>
+              <w:widowControl w:val="0"/>
+              <w:pBdr>
+                <w:top w:val="nil"/>
+                <w:left w:val="nil"/>
+                <w:bottom w:val="nil"/>
+                <w:right w:val="nil"/>
+                <w:between w:val="nil"/>
+              </w:pBdr>
+              <w:spacing w:line="240" w:lineRule="auto"/>
+            </w:pPr>
+          </w:p>
+        </w:tc>
+        <w:tc>
+          <w:tcPr>
+            <w:tcW w:w="1695" w:type="dxa"/>
+            <w:tcMar>
+              <w:top w:w="100" w:type="dxa"/>
+              <w:left w:w="100" w:type="dxa"/>
+              <w:bottom w:w="100" w:type="dxa"/>
+              <w:right w:w="100" w:type="dxa"/>
+            </w:tcMar>
+          </w:tcPr>
+          <w:p>
+            <w:pPr>
+              <w:widowControl w:val="0"/>
+              <w:pBdr>
+                <w:top w:val="nil"/>
+                <w:left w:val="nil"/>
+                <w:bottom w:val="nil"/>
+                <w:right w:val="nil"/>
+                <w:between w:val="nil"/>
+              </w:pBdr>
+              <w:spacing w:line="240" w:lineRule="auto"/>
+            </w:pPr>
+          </w:p>
+        </w:tc>
+        <w:tc>
+          <w:tcPr>
+            <w:tcW w:w="1530" w:type="dxa"/>
+            <w:tcMar>
+              <w:top w:w="100" w:type="dxa"/>
+              <w:left w:w="100" w:type="dxa"/>
+              <w:bottom w:w="100" w:type="dxa"/>
+              <w:right w:w="100" w:type="dxa"/>
+            </w:tcMar>
+          </w:tcPr>
+          <w:p>
+            <w:pPr>
+              <w:widowControl w:val="0"/>
+              <w:pBdr>
+                <w:top w:val="nil"/>
+                <w:left w:val="nil"/>
+                <w:bottom w:val="nil"/>
+                <w:right w:val="nil"/>
+                <w:between w:val="nil"/>
+              </w:pBdr>
+              <w:spacing w:line="240" w:lineRule="auto"/>
+            </w:pPr>
+          </w:p>
+        </w:tc>
+        <w:tc>
+          <w:tcPr>
+            <w:tcW w:w="1305" w:type="dxa"/>
+            <w:tcMar>
+              <w:top w:w="100" w:type="dxa"/>
+              <w:left w:w="100" w:type="dxa"/>
+              <w:bottom w:w="100" w:type="dxa"/>
+              <w:right w:w="100" w:type="dxa"/>
+            </w:tcMar>
+          </w:tcPr>
+          <w:p>
+            <w:pPr>
+              <w:widowControl w:val="0"/>
+              <w:pBdr>
+                <w:top w:val="nil"/>
+                <w:left w:val="nil"/>
+                <w:bottom w:val="nil"/>
+                <w:right w:val="nil"/>
+                <w:between w:val="nil"/>
+              </w:pBdr>
+              <w:spacing w:line="240" w:lineRule="auto"/>
+            </w:pPr>
+          </w:p>
+        </w:tc>
+        <w:tc>
+          <w:tcPr>
+            <w:tcW w:w="2250" w:type="dxa"/>
+            <w:tcMar>
+              <w:top w:w="100" w:type="dxa"/>
+              <w:left w:w="100" w:type="dxa"/>
+              <w:bottom w:w="100" w:type="dxa"/>
+              <w:right w:w="100" w:type="dxa"/>
+            </w:tcMar>
+          </w:tcPr>
+          <w:p>
+            <w:pPr>
+              <w:widowControl w:val="0"/>
+              <w:pBdr>
+                <w:top w:val="nil"/>
+                <w:left w:val="nil"/>
+                <w:bottom w:val="nil"/>
+                <w:right w:val="nil"/>
+                <w:between w:val="nil"/>
+              </w:pBdr>
+              <w:spacing w:line="240" w:lineRule="auto"/>
+            </w:pPr>
+          </w:p>
+        </w:tc>
+      </w:tr>
+      <w:tr>
+        <w:tc>
+          <w:tcPr>
+            <w:tcW w:w="900" w:type="dxa"/>
+            <w:tcMar>
+              <w:top w:w="100" w:type="dxa"/>
+              <w:left w:w="100" w:type="dxa"/>
+              <w:bottom w:w="100" w:type="dxa"/>
+              <w:right w:w="100" w:type="dxa"/>
+            </w:tcMar>
+          </w:tcPr>
+          <w:p>
+            <w:pPr>
+              <w:widowControl w:val="0"/>
+              <w:pBdr>
+                <w:top w:val="nil"/>
+                <w:left w:val="nil"/>
+                <w:bottom w:val="nil"/>
+                <w:right w:val="nil"/>
+                <w:between w:val="nil"/>
+              </w:pBdr>
+              <w:spacing w:line="240" w:lineRule="auto"/>
+            </w:pPr>
+            <w:r>
+              <w:t>6</w:t>
+            </w:r>
+          </w:p>
+        </w:tc>
+        <w:tc>
+          <w:tcPr>
+            <w:tcW w:w="1680" w:type="dxa"/>
+            <w:tcMar>
+              <w:top w:w="100" w:type="dxa"/>
+              <w:left w:w="100" w:type="dxa"/>
+              <w:bottom w:w="100" w:type="dxa"/>
+              <w:right w:w="100" w:type="dxa"/>
+            </w:tcMar>
+          </w:tcPr>
+          <w:p>
+            <w:pPr>
+              <w:widowControl w:val="0"/>
+              <w:pBdr>
+                <w:top w:val="nil"/>
+                <w:left w:val="nil"/>
+                <w:bottom w:val="nil"/>
+                <w:right w:val="nil"/>
+                <w:between w:val="nil"/>
+              </w:pBdr>
+              <w:spacing w:line="240" w:lineRule="auto"/>
+            </w:pPr>
+          </w:p>
+        </w:tc>
+        <w:tc>
+          <w:tcPr>
+            <w:tcW w:w="1695" w:type="dxa"/>
+            <w:tcMar>
+              <w:top w:w="100" w:type="dxa"/>
+              <w:left w:w="100" w:type="dxa"/>
+              <w:bottom w:w="100" w:type="dxa"/>
+              <w:right w:w="100" w:type="dxa"/>
+            </w:tcMar>
+          </w:tcPr>
+          <w:p>
+            <w:pPr>
+              <w:widowControl w:val="0"/>
+              <w:pBdr>
+                <w:top w:val="nil"/>
+                <w:left w:val="nil"/>
+                <w:bottom w:val="nil"/>
+                <w:right w:val="nil"/>
+                <w:between w:val="nil"/>
+              </w:pBdr>
+              <w:spacing w:line="240" w:lineRule="auto"/>
+            </w:pPr>
+          </w:p>
+        </w:tc>
+        <w:tc>
+          <w:tcPr>
+            <w:tcW w:w="1530" w:type="dxa"/>
+            <w:tcMar>
+              <w:top w:w="100" w:type="dxa"/>
+              <w:left w:w="100" w:type="dxa"/>
+              <w:bottom w:w="100" w:type="dxa"/>
+              <w:right w:w="100" w:type="dxa"/>
+            </w:tcMar>
+          </w:tcPr>
+          <w:p>
+            <w:pPr>
+              <w:widowControl w:val="0"/>
+              <w:pBdr>
+                <w:top w:val="nil"/>
+                <w:left w:val="nil"/>
+                <w:bottom w:val="nil"/>
+                <w:right w:val="nil"/>
+                <w:between w:val="nil"/>
+              </w:pBdr>
+              <w:spacing w:line="240" w:lineRule="auto"/>
+            </w:pPr>
+          </w:p>
+        </w:tc>
+        <w:tc>
+          <w:tcPr>
+            <w:tcW w:w="1305" w:type="dxa"/>
+            <w:tcMar>
+              <w:top w:w="100" w:type="dxa"/>
+              <w:left w:w="100" w:type="dxa"/>
+              <w:bottom w:w="100" w:type="dxa"/>
+              <w:right w:w="100" w:type="dxa"/>
+            </w:tcMar>
+          </w:tcPr>
+          <w:p>
+            <w:pPr>
+              <w:widowControl w:val="0"/>
+              <w:pBdr>
+                <w:top w:val="nil"/>
+                <w:left w:val="nil"/>
+                <w:bottom w:val="nil"/>
+                <w:right w:val="nil"/>
+                <w:between w:val="nil"/>
+              </w:pBdr>
+              <w:spacing w:line="240" w:lineRule="auto"/>
+            </w:pPr>
+          </w:p>
+        </w:tc>
+        <w:tc>
+          <w:tcPr>
+            <w:tcW w:w="2250" w:type="dxa"/>
+            <w:tcMar>
+              <w:top w:w="100" w:type="dxa"/>
+              <w:left w:w="100" w:type="dxa"/>
+              <w:bottom w:w="100" w:type="dxa"/>
+              <w:right w:w="100" w:type="dxa"/>
+            </w:tcMar>
+          </w:tcPr>
+          <w:p>
+            <w:pPr>
+              <w:widowControl w:val="0"/>
+              <w:pBdr>
+                <w:top w:val="nil"/>
+                <w:left w:val="nil"/>
+                <w:bottom w:val="nil"/>
+                <w:right w:val="nil"/>
+                <w:between w:val="nil"/>
+              </w:pBdr>
+              <w:spacing w:line="240" w:lineRule="auto"/>
+            </w:pPr>
+          </w:p>
+        </w:tc>
+      </w:tr>
+      <w:tr>
+        <w:tc>
+          <w:tcPr>
+            <w:tcW w:w="900" w:type="dxa"/>
+            <w:tcMar>
+              <w:top w:w="100" w:type="dxa"/>
+              <w:left w:w="100" w:type="dxa"/>
+              <w:bottom w:w="100" w:type="dxa"/>
+              <w:right w:w="100" w:type="dxa"/>
+            </w:tcMar>
+          </w:tcPr>
+          <w:p>
+            <w:pPr>
+              <w:widowControl w:val="0"/>
+              <w:pBdr>
+                <w:top w:val="nil"/>
+                <w:left w:val="nil"/>
+                <w:bottom w:val="nil"/>
+                <w:right w:val="nil"/>
+                <w:between w:val="nil"/>
+              </w:pBdr>
+              <w:spacing w:line="240" w:lineRule="auto"/>
+            </w:pPr>
+            <w:r>
+              <w:t>7</w:t>
+            </w:r>
+          </w:p>
+        </w:tc>
+        <w:tc>
+          <w:tcPr>
+            <w:tcW w:w="1680" w:type="dxa"/>
+            <w:tcMar>
+              <w:top w:w="100" w:type="dxa"/>
+              <w:left w:w="100" w:type="dxa"/>
+              <w:bottom w:w="100" w:type="dxa"/>
+              <w:right w:w="100" w:type="dxa"/>
+            </w:tcMar>
+          </w:tcPr>
+          <w:p>
+            <w:pPr>
+              <w:widowControl w:val="0"/>
+              <w:pBdr>
+                <w:top w:val="nil"/>
+                <w:left w:val="nil"/>
+                <w:bottom w:val="nil"/>
+                <w:right w:val="nil"/>
+                <w:between w:val="nil"/>
+              </w:pBdr>
+              <w:spacing w:line="240" w:lineRule="auto"/>
+            </w:pPr>
+          </w:p>
+        </w:tc>
+        <w:tc>
+          <w:tcPr>
+            <w:tcW w:w="1695" w:type="dxa"/>
+            <w:tcMar>
+              <w:top w:w="100" w:type="dxa"/>
+              <w:left w:w="100" w:type="dxa"/>
+              <w:bottom w:w="100" w:type="dxa"/>
+              <w:right w:w="100" w:type="dxa"/>
+            </w:tcMar>
+          </w:tcPr>
+          <w:p>
+            <w:pPr>
+              <w:widowControl w:val="0"/>
+              <w:pBdr>
+                <w:top w:val="nil"/>
+                <w:left w:val="nil"/>
+                <w:bottom w:val="nil"/>
+                <w:right w:val="nil"/>
+                <w:between w:val="nil"/>
+              </w:pBdr>
+              <w:spacing w:line="240" w:lineRule="auto"/>
+            </w:pPr>
+          </w:p>
+        </w:tc>
+        <w:tc>
+          <w:tcPr>
+            <w:tcW w:w="1530" w:type="dxa"/>
+            <w:tcMar>
+              <w:top w:w="100" w:type="dxa"/>
+              <w:left w:w="100" w:type="dxa"/>
+              <w:bottom w:w="100" w:type="dxa"/>
+              <w:right w:w="100" w:type="dxa"/>
+            </w:tcMar>
+          </w:tcPr>
+          <w:p>
+            <w:pPr>
+              <w:widowControl w:val="0"/>
+              <w:pBdr>
+                <w:top w:val="nil"/>
+                <w:left w:val="nil"/>
+                <w:bottom w:val="nil"/>
+                <w:right w:val="nil"/>
+                <w:between w:val="nil"/>
+              </w:pBdr>
+              <w:spacing w:line="240" w:lineRule="auto"/>
+            </w:pPr>
+          </w:p>
+        </w:tc>
+        <w:tc>
+          <w:tcPr>
+            <w:tcW w:w="1305" w:type="dxa"/>
+            <w:tcMar>
+              <w:top w:w="100" w:type="dxa"/>
+              <w:left w:w="100" w:type="dxa"/>
+              <w:bottom w:w="100" w:type="dxa"/>
+              <w:right w:w="100" w:type="dxa"/>
+            </w:tcMar>
+          </w:tcPr>
+          <w:p>
+            <w:pPr>
+              <w:widowControl w:val="0"/>
+              <w:pBdr>
+                <w:top w:val="nil"/>
+                <w:left w:val="nil"/>
+                <w:bottom w:val="nil"/>
+                <w:right w:val="nil"/>
+                <w:between w:val="nil"/>
+              </w:pBdr>
+              <w:spacing w:line="240" w:lineRule="auto"/>
+            </w:pPr>
+          </w:p>
+        </w:tc>
+        <w:tc>
+          <w:tcPr>
+            <w:tcW w:w="2250" w:type="dxa"/>
+            <w:tcMar>
+              <w:top w:w="100" w:type="dxa"/>
+              <w:left w:w="100" w:type="dxa"/>
+              <w:bottom w:w="100" w:type="dxa"/>
+              <w:right w:w="100" w:type="dxa"/>
+            </w:tcMar>
+          </w:tcPr>
+          <w:p>
+            <w:pPr>
+              <w:widowControl w:val="0"/>
+              <w:pBdr>
+                <w:top w:val="nil"/>
+                <w:left w:val="nil"/>
+                <w:bottom w:val="nil"/>
+                <w:right w:val="nil"/>
+                <w:between w:val="nil"/>
+              </w:pBdr>
+              <w:spacing w:line="240" w:lineRule="auto"/>
+            </w:pPr>
           </w:p>
         </w:tc>
       </w:tr>
@@ -1725,8 +2577,9 @@
     </w:p>
     <w:tbl>
       <w:tblPr>
+        <w:tblStyle w:val="a7"/>
         <w:tblW w:w="9360" w:type="dxa"/>
-        <w:tblInd w:w="100" w:type="dxa"/>
+        <w:tblInd w:w="0" w:type="dxa"/>
         <w:tblBorders>
           <w:top w:val="single" w:sz="8" w:space="0" w:color="000000"/>
           <w:left w:val="single" w:sz="8" w:space="0" w:color="000000"/>
@@ -1736,12 +2589,6 @@
           <w:insideV w:val="single" w:sz="8" w:space="0" w:color="000000"/>
         </w:tblBorders>
         <w:tblLayout w:type="fixed"/>
-        <w:tblCellMar>
-          <w:top w:w="100" w:type="dxa"/>
-          <w:left w:w="100" w:type="dxa"/>
-          <w:bottom w:w="100" w:type="dxa"/>
-          <w:right w:w="100" w:type="dxa"/>
-        </w:tblCellMar>
         <w:tblLook w:val="0600" w:firstRow="0" w:lastRow="0" w:firstColumn="0" w:lastColumn="0" w:noHBand="1" w:noVBand="1"/>
       </w:tblPr>
       <w:tblGrid>
@@ -1750,9 +2597,6 @@
         <w:gridCol w:w="5805"/>
       </w:tblGrid>
       <w:tr>
-        <w:trPr>
-          <w:cantSplit/>
-        </w:trPr>
         <w:tc>
           <w:tcPr>
             <w:tcW w:w="960" w:type="dxa"/>
@@ -1842,9 +2686,6 @@
         </w:tc>
       </w:tr>
       <w:tr>
-        <w:trPr>
-          <w:cantSplit/>
-        </w:trPr>
         <w:tc>
           <w:tcPr>
             <w:tcW w:w="960" w:type="dxa"/>
@@ -1923,46 +2764,159 @@
                 <w:between w:val="nil"/>
               </w:pBdr>
               <w:spacing w:line="240" w:lineRule="auto"/>
-            </w:pPr>
-            <w:r>
-              <w:rPr>
-                <w:rFonts w:ascii="Arial Unicode MS" w:eastAsia="Arial Unicode MS" w:hAnsi="Arial Unicode MS" w:cs="Arial Unicode MS"/>
-              </w:rPr>
-              <w:t>게임 번호</w:t>
-            </w:r>
-            <w:r>
-              <w:rPr>
-                <w:rFonts w:ascii="Arial Unicode MS" w:eastAsia="Arial Unicode MS" w:hAnsi="Arial Unicode MS" w:cs="Arial Unicode MS" w:hint="eastAsia"/>
+              <w:rPr>
+                <w:lang w:val="en-US"/>
+              </w:rPr>
+            </w:pPr>
+            <w:r>
+              <w:rPr>
+                <w:rFonts w:hint="eastAsia"/>
+                <w:lang w:val="en-US"/>
+              </w:rPr>
+              <w:t>게임</w:t>
+            </w:r>
+            <w:r>
+              <w:rPr>
+                <w:rFonts w:hint="eastAsia"/>
+                <w:lang w:val="en-US"/>
+              </w:rPr>
+              <w:t xml:space="preserve"> </w:t>
+            </w:r>
+            <w:r>
+              <w:rPr>
+                <w:rFonts w:hint="eastAsia"/>
+                <w:lang w:val="en-US"/>
+              </w:rPr>
+              <w:t>번호</w:t>
+            </w:r>
+            <w:r>
+              <w:rPr>
+                <w:rFonts w:hint="eastAsia"/>
+                <w:lang w:val="en-US"/>
               </w:rPr>
               <w:t>,</w:t>
             </w:r>
             <w:r>
               <w:rPr>
-                <w:rFonts w:ascii="Arial Unicode MS" w:eastAsia="Arial Unicode MS" w:hAnsi="Arial Unicode MS" w:cs="Arial Unicode MS"/>
+                <w:lang w:val="en-US"/>
               </w:rPr>
               <w:t xml:space="preserve"> </w:t>
             </w:r>
             <w:proofErr w:type="spellStart"/>
             <w:r>
               <w:rPr>
-                <w:rFonts w:ascii="Arial Unicode MS" w:eastAsia="Arial Unicode MS" w:hAnsi="Arial Unicode MS" w:cs="Arial Unicode MS"/>
+                <w:rFonts w:hint="eastAsia"/>
+                <w:lang w:val="en-US"/>
               </w:rPr>
               <w:t>게임명</w:t>
             </w:r>
             <w:proofErr w:type="spellEnd"/>
             <w:r>
               <w:rPr>
-                <w:rFonts w:ascii="Arial Unicode MS" w:eastAsia="Arial Unicode MS" w:hAnsi="Arial Unicode MS" w:cs="Arial Unicode MS"/>
-              </w:rPr>
-              <w:t>, 현재 버전, 최초 출시일, 현재 버전 출시일</w:t>
+                <w:rFonts w:hint="eastAsia"/>
+                <w:lang w:val="en-US"/>
+              </w:rPr>
+              <w:t>,</w:t>
+            </w:r>
+            <w:r>
+              <w:rPr>
+                <w:lang w:val="en-US"/>
+              </w:rPr>
+              <w:t xml:space="preserve"> </w:t>
+            </w:r>
+            <w:r>
+              <w:rPr>
+                <w:rFonts w:hint="eastAsia"/>
+                <w:lang w:val="en-US"/>
+              </w:rPr>
+              <w:t>버전</w:t>
+            </w:r>
+            <w:r>
+              <w:rPr>
+                <w:rFonts w:hint="eastAsia"/>
+                <w:lang w:val="en-US"/>
+              </w:rPr>
+              <w:t>,</w:t>
+            </w:r>
+            <w:r>
+              <w:rPr>
+                <w:lang w:val="en-US"/>
+              </w:rPr>
+              <w:t xml:space="preserve"> </w:t>
+            </w:r>
+            <w:r>
+              <w:rPr>
+                <w:rFonts w:hint="eastAsia"/>
+                <w:lang w:val="en-US"/>
+              </w:rPr>
+              <w:t>최초</w:t>
+            </w:r>
+            <w:r>
+              <w:rPr>
+                <w:rFonts w:hint="eastAsia"/>
+                <w:lang w:val="en-US"/>
+              </w:rPr>
+              <w:t xml:space="preserve"> </w:t>
+            </w:r>
+            <w:r>
+              <w:rPr>
+                <w:rFonts w:hint="eastAsia"/>
+                <w:lang w:val="en-US"/>
+              </w:rPr>
+              <w:t>출시일</w:t>
+            </w:r>
+            <w:r>
+              <w:rPr>
+                <w:rFonts w:hint="eastAsia"/>
+                <w:lang w:val="en-US"/>
+              </w:rPr>
+              <w:t>,</w:t>
+            </w:r>
+            <w:r>
+              <w:rPr>
+                <w:lang w:val="en-US"/>
+              </w:rPr>
+              <w:t xml:space="preserve"> </w:t>
+            </w:r>
+            <w:r>
+              <w:rPr>
+                <w:rFonts w:hint="eastAsia"/>
+                <w:lang w:val="en-US"/>
+              </w:rPr>
+              <w:t>현재</w:t>
+            </w:r>
+            <w:r>
+              <w:rPr>
+                <w:rFonts w:hint="eastAsia"/>
+                <w:lang w:val="en-US"/>
+              </w:rPr>
+              <w:t xml:space="preserve"> </w:t>
+            </w:r>
+            <w:r>
+              <w:rPr>
+                <w:rFonts w:hint="eastAsia"/>
+                <w:lang w:val="en-US"/>
+              </w:rPr>
+              <w:t>버전</w:t>
+            </w:r>
+            <w:r>
+              <w:rPr>
+                <w:rFonts w:hint="eastAsia"/>
+                <w:lang w:val="en-US"/>
+              </w:rPr>
+              <w:t xml:space="preserve"> </w:t>
+            </w:r>
+            <w:r>
+              <w:rPr>
+                <w:rFonts w:hint="eastAsia"/>
+                <w:lang w:val="en-US"/>
+              </w:rPr>
+              <w:t>출시일</w:t>
             </w:r>
           </w:p>
         </w:tc>
       </w:tr>
       <w:tr>
-        <w:trPr>
-          <w:cantSplit/>
-        </w:trPr>
         <w:tc>
           <w:tcPr>
             <w:tcW w:w="960" w:type="dxa"/>
@@ -2041,92 +2995,114 @@
                 <w:between w:val="nil"/>
               </w:pBdr>
               <w:spacing w:line="240" w:lineRule="auto"/>
-            </w:pPr>
-            <w:r>
-              <w:rPr>
-                <w:rFonts w:ascii="맑은 고딕" w:eastAsia="맑은 고딕" w:hAnsi="맑은 고딕" w:cs="맑은 고딕" w:hint="eastAsia"/>
+              <w:rPr>
+                <w:lang w:val="en-US"/>
+              </w:rPr>
+            </w:pPr>
+            <w:r>
+              <w:rPr>
+                <w:rFonts w:hint="eastAsia"/>
+                <w:lang w:val="en-US"/>
               </w:rPr>
               <w:t>회원</w:t>
             </w:r>
             <w:r>
               <w:rPr>
-                <w:rFonts w:ascii="Arial Unicode MS" w:eastAsia="Arial Unicode MS" w:hAnsi="Arial Unicode MS" w:cs="Arial Unicode MS"/>
-              </w:rPr>
-              <w:t>Id</w:t>
-            </w:r>
-            <w:r>
-              <w:rPr>
-                <w:rFonts w:ascii="Arial Unicode MS" w:eastAsia="Arial Unicode MS" w:hAnsi="Arial Unicode MS" w:cs="Arial Unicode MS" w:hint="eastAsia"/>
+                <w:rFonts w:hint="eastAsia"/>
+                <w:lang w:val="en-US"/>
+              </w:rPr>
+              <w:t xml:space="preserve"> </w:t>
+            </w:r>
+            <w:r>
+              <w:rPr>
+                <w:rFonts w:hint="eastAsia"/>
+                <w:lang w:val="en-US"/>
+              </w:rPr>
+              <w:t>번호</w:t>
+            </w:r>
+            <w:r>
+              <w:rPr>
+                <w:rFonts w:hint="eastAsia"/>
+                <w:lang w:val="en-US"/>
               </w:rPr>
               <w:t>,</w:t>
             </w:r>
             <w:r>
               <w:rPr>
-                <w:rFonts w:ascii="Arial Unicode MS" w:eastAsia="Arial Unicode MS" w:hAnsi="Arial Unicode MS" w:cs="Arial Unicode MS"/>
-              </w:rPr>
-              <w:t xml:space="preserve"> p</w:t>
-            </w:r>
-            <w:r>
-              <w:rPr>
-                <w:rFonts w:ascii="Arial Unicode MS" w:eastAsia="Arial Unicode MS" w:hAnsi="Arial Unicode MS" w:cs="Arial Unicode MS" w:hint="eastAsia"/>
-              </w:rPr>
-              <w:t>ass</w:t>
-            </w:r>
-            <w:r>
-              <w:rPr>
-                <w:rFonts w:ascii="맑은 고딕" w:eastAsia="맑은 고딕" w:hAnsi="맑은 고딕" w:cs="맑은 고딕" w:hint="eastAsia"/>
-              </w:rPr>
-              <w:t>w</w:t>
-            </w:r>
-            <w:r>
-              <w:rPr>
-                <w:rFonts w:ascii="맑은 고딕" w:eastAsia="맑은 고딕" w:hAnsi="맑은 고딕" w:cs="맑은 고딕" w:hint="eastAsia"/>
-              </w:rPr>
-              <w:t>ord</w:t>
-            </w:r>
-            <w:r>
-              <w:rPr>
-                <w:rFonts w:ascii="맑은 고딕" w:eastAsia="맑은 고딕" w:hAnsi="맑은 고딕" w:cs="맑은 고딕" w:hint="eastAsia"/>
-              </w:rPr>
-              <w:t xml:space="preserve">, </w:t>
-            </w:r>
-            <w:r>
-              <w:rPr>
-                <w:rFonts w:ascii="Arial Unicode MS" w:eastAsia="Arial Unicode MS" w:hAnsi="Arial Unicode MS" w:cs="Arial Unicode MS"/>
-              </w:rPr>
-              <w:t xml:space="preserve"> 이름</w:t>
-            </w:r>
-            <w:r>
-              <w:rPr>
-                <w:rFonts w:ascii="Arial Unicode MS" w:eastAsia="Arial Unicode MS" w:hAnsi="Arial Unicode MS" w:cs="Arial Unicode MS" w:hint="eastAsia"/>
-              </w:rPr>
-              <w:t xml:space="preserve">, </w:t>
-            </w:r>
-            <w:r>
-              <w:rPr>
-                <w:rFonts w:ascii="Arial Unicode MS" w:eastAsia="Arial Unicode MS" w:hAnsi="Arial Unicode MS" w:cs="Arial Unicode MS"/>
-              </w:rPr>
-              <w:t>닉네임,</w:t>
-            </w:r>
-            <w:r>
-              <w:rPr>
-                <w:rFonts w:ascii="Arial Unicode MS" w:eastAsia="Arial Unicode MS" w:hAnsi="Arial Unicode MS" w:cs="Arial Unicode MS" w:hint="eastAsia"/>
+                <w:lang w:val="en-US"/>
+              </w:rPr>
+              <w:t xml:space="preserve"> i</w:t>
+            </w:r>
+            <w:r>
+              <w:rPr>
+                <w:lang w:val="en-US"/>
+              </w:rPr>
+              <w:t>d,</w:t>
+            </w:r>
+            <w:r>
+              <w:rPr>
+                <w:rFonts w:hint="eastAsia"/>
+                <w:lang w:val="en-US"/>
               </w:rPr>
               <w:t xml:space="preserve"> </w:t>
             </w:r>
             <w:r>
               <w:rPr>
-                <w:rFonts w:ascii="Arial Unicode MS" w:eastAsia="Arial Unicode MS" w:hAnsi="Arial Unicode MS" w:cs="Arial Unicode MS"/>
-              </w:rPr>
-              <w:t>휴대폰 번호</w:t>
+                <w:lang w:val="en-US"/>
+              </w:rPr>
+              <w:t>p</w:t>
+            </w:r>
+            <w:r>
+              <w:rPr>
+                <w:lang w:val="en-US"/>
+              </w:rPr>
+              <w:t>assword,</w:t>
+            </w:r>
+            <w:r>
+              <w:rPr>
+                <w:rFonts w:hint="eastAsia"/>
+                <w:lang w:val="en-US"/>
+              </w:rPr>
+              <w:t>이름</w:t>
+            </w:r>
+            <w:r>
+              <w:rPr>
+                <w:rFonts w:hint="eastAsia"/>
+                <w:lang w:val="en-US"/>
+              </w:rPr>
+              <w:t>,</w:t>
+            </w:r>
+            <w:r>
+              <w:rPr>
+                <w:rFonts w:hint="eastAsia"/>
+                <w:lang w:val="en-US"/>
+              </w:rPr>
+              <w:t>닉네임</w:t>
+            </w:r>
+            <w:r>
+              <w:rPr>
+                <w:rFonts w:hint="eastAsia"/>
+                <w:lang w:val="en-US"/>
+              </w:rPr>
+              <w:t>,</w:t>
+            </w:r>
+            <w:r>
+              <w:rPr>
+                <w:lang w:val="en-US"/>
+              </w:rPr>
+              <w:t xml:space="preserve"> </w:t>
+            </w:r>
+            <w:r>
+              <w:rPr>
+                <w:rFonts w:hint="eastAsia"/>
+                <w:lang w:val="en-US"/>
+              </w:rPr>
+              <w:t>휴대폰번호</w:t>
             </w:r>
           </w:p>
         </w:tc>
       </w:tr>
       <w:tr>
-        <w:trPr>
-          <w:cantSplit/>
-        </w:trPr>
         <w:tc>
           <w:tcPr>
             <w:tcW w:w="960" w:type="dxa"/>
@@ -2180,7 +3156,7 @@
               <w:rPr>
                 <w:rFonts w:hint="eastAsia"/>
               </w:rPr>
-              <w:t>게임이력</w:t>
+              <w:t>이력</w:t>
             </w:r>
           </w:p>
         </w:tc>
@@ -2205,61 +3181,116 @@
                 <w:between w:val="nil"/>
               </w:pBdr>
               <w:spacing w:line="240" w:lineRule="auto"/>
-            </w:pPr>
-            <w:r>
-              <w:t>이력번호</w:t>
-            </w:r>
-            <w:r>
-              <w:rPr>
-                <w:rFonts w:hint="eastAsia"/>
+              <w:rPr>
+                <w:lang w:val="en-US"/>
+              </w:rPr>
+            </w:pPr>
+            <w:r>
+              <w:rPr>
+                <w:rFonts w:hint="eastAsia"/>
+                <w:lang w:val="en-US"/>
+              </w:rPr>
+              <w:t>이력</w:t>
+            </w:r>
+            <w:r>
+              <w:rPr>
+                <w:rFonts w:hint="eastAsia"/>
+                <w:lang w:val="en-US"/>
               </w:rPr>
               <w:t xml:space="preserve"> </w:t>
             </w:r>
             <w:r>
               <w:rPr>
                 <w:rFonts w:hint="eastAsia"/>
-              </w:rPr>
-              <w:t xml:space="preserve">, </w:t>
-            </w:r>
-            <w:r>
-              <w:rPr>
-                <w:rFonts w:hint="eastAsia"/>
-              </w:rPr>
-              <w:t>시작일시</w:t>
-            </w:r>
-            <w:r>
-              <w:rPr>
-                <w:rFonts w:hint="eastAsia"/>
-              </w:rPr>
-              <w:t xml:space="preserve">, </w:t>
-            </w:r>
-            <w:r>
-              <w:rPr>
-                <w:rFonts w:hint="eastAsia"/>
-              </w:rPr>
-              <w:t>종료일시</w:t>
-            </w:r>
-            <w:r>
-              <w:rPr>
-                <w:rFonts w:hint="eastAsia"/>
-              </w:rPr>
-              <w:t xml:space="preserve">, </w:t>
-            </w:r>
-            <w:r>
-              <w:rPr>
-                <w:rFonts w:hint="eastAsia"/>
-              </w:rPr>
-              <w:t>획득</w:t>
-            </w:r>
-            <w:r>
-              <w:rPr>
-                <w:rFonts w:hint="eastAsia"/>
+                <w:lang w:val="en-US"/>
+              </w:rPr>
+              <w:t>번호</w:t>
+            </w:r>
+            <w:r>
+              <w:rPr>
+                <w:rFonts w:hint="eastAsia"/>
+                <w:lang w:val="en-US"/>
+              </w:rPr>
+              <w:t>,</w:t>
+            </w:r>
+            <w:r>
+              <w:rPr>
+                <w:lang w:val="en-US"/>
               </w:rPr>
               <w:t xml:space="preserve"> </w:t>
             </w:r>
             <w:r>
               <w:rPr>
                 <w:rFonts w:hint="eastAsia"/>
+                <w:lang w:val="en-US"/>
+              </w:rPr>
+              <w:t>시작</w:t>
+            </w:r>
+            <w:r>
+              <w:rPr>
+                <w:rFonts w:hint="eastAsia"/>
+                <w:lang w:val="en-US"/>
+              </w:rPr>
+              <w:t xml:space="preserve"> </w:t>
+            </w:r>
+            <w:r>
+              <w:rPr>
+                <w:rFonts w:hint="eastAsia"/>
+                <w:lang w:val="en-US"/>
+              </w:rPr>
+              <w:t>일시</w:t>
+            </w:r>
+            <w:r>
+              <w:rPr>
+                <w:rFonts w:hint="eastAsia"/>
+                <w:lang w:val="en-US"/>
+              </w:rPr>
+              <w:t>,</w:t>
+            </w:r>
+            <w:r>
+              <w:rPr>
+                <w:lang w:val="en-US"/>
+              </w:rPr>
+              <w:t xml:space="preserve"> </w:t>
+            </w:r>
+            <w:r>
+              <w:rPr>
+                <w:rFonts w:hint="eastAsia"/>
+                <w:lang w:val="en-US"/>
+              </w:rPr>
+              <w:t>종료</w:t>
+            </w:r>
+            <w:r>
+              <w:rPr>
+                <w:rFonts w:hint="eastAsia"/>
+                <w:lang w:val="en-US"/>
+              </w:rPr>
+              <w:t xml:space="preserve"> </w:t>
+            </w:r>
+            <w:r>
+              <w:rPr>
+                <w:rFonts w:hint="eastAsia"/>
+                <w:lang w:val="en-US"/>
+              </w:rPr>
+              <w:t>일시</w:t>
+            </w:r>
+            <w:r>
+              <w:rPr>
+                <w:rFonts w:hint="eastAsia"/>
+                <w:lang w:val="en-US"/>
+              </w:rPr>
+              <w:t>,</w:t>
+            </w:r>
+            <w:r>
+              <w:rPr>
+                <w:lang w:val="en-US"/>
+              </w:rPr>
+              <w:t xml:space="preserve"> </w:t>
+            </w:r>
+            <w:r>
+              <w:rPr>
+                <w:rFonts w:hint="eastAsia"/>
+                <w:lang w:val="en-US"/>
               </w:rPr>
               <w:t>점수</w:t>
             </w:r>
@@ -2278,13 +3309,15 @@
         <w:rPr>
           <w:rFonts w:ascii="Arial Unicode MS" w:eastAsia="Arial Unicode MS" w:hAnsi="Arial Unicode MS" w:cs="Arial Unicode MS"/>
         </w:rPr>
+        <w:lastRenderedPageBreak/>
         <w:t>4. 관계 후보 식별</w:t>
       </w:r>
     </w:p>
     <w:tbl>
       <w:tblPr>
+        <w:tblStyle w:val="a8"/>
         <w:tblW w:w="9360" w:type="dxa"/>
-        <w:tblInd w:w="100" w:type="dxa"/>
+        <w:tblInd w:w="0" w:type="dxa"/>
         <w:tblBorders>
           <w:top w:val="single" w:sz="8" w:space="0" w:color="000000"/>
           <w:left w:val="single" w:sz="8" w:space="0" w:color="000000"/>
@@ -2294,12 +3327,6 @@
           <w:insideV w:val="single" w:sz="8" w:space="0" w:color="000000"/>
         </w:tblBorders>
         <w:tblLayout w:type="fixed"/>
-        <w:tblCellMar>
-          <w:top w:w="100" w:type="dxa"/>
-          <w:left w:w="100" w:type="dxa"/>
-          <w:bottom w:w="100" w:type="dxa"/>
-          <w:right w:w="100" w:type="dxa"/>
-        </w:tblCellMar>
         <w:tblLook w:val="0600" w:firstRow="0" w:lastRow="0" w:firstColumn="0" w:lastColumn="0" w:noHBand="1" w:noVBand="1"/>
       </w:tblPr>
       <w:tblGrid>
@@ -2308,9 +3335,6 @@
         <w:gridCol w:w="5790"/>
       </w:tblGrid>
       <w:tr>
-        <w:trPr>
-          <w:cantSplit/>
-        </w:trPr>
         <w:tc>
           <w:tcPr>
             <w:tcW w:w="960" w:type="dxa"/>
@@ -2400,9 +3424,6 @@
         </w:tc>
       </w:tr>
       <w:tr>
-        <w:trPr>
-          <w:cantSplit/>
-        </w:trPr>
         <w:tc>
           <w:tcPr>
             <w:tcW w:w="960" w:type="dxa"/>
@@ -2426,7 +3447,6 @@
               <w:spacing w:line="240" w:lineRule="auto"/>
             </w:pPr>
             <w:r>
-              <w:lastRenderedPageBreak/>
               <w:t>1</w:t>
             </w:r>
           </w:p>
@@ -2452,13 +3472,25 @@
                 <w:between w:val="nil"/>
               </w:pBdr>
               <w:spacing w:line="240" w:lineRule="auto"/>
-            </w:pPr>
-            <w:r>
-              <w:rPr>
-                <w:rFonts w:hint="eastAsia"/>
+              <w:rPr>
+                <w:rFonts w:hint="eastAsia"/>
+                <w:lang w:val="en-US"/>
+              </w:rPr>
+            </w:pPr>
+            <w:r>
+              <w:rPr>
+                <w:rFonts w:hint="eastAsia"/>
+                <w:lang w:val="en-US"/>
               </w:rPr>
               <w:t>플레이하다</w:t>
             </w:r>
+            <w:r>
+              <w:rPr>
+                <w:rFonts w:hint="eastAsia"/>
+                <w:lang w:val="en-US"/>
+              </w:rPr>
+              <w:t>.</w:t>
+            </w:r>
           </w:p>
         </w:tc>
         <w:tc>
@@ -2482,6 +3514,9 @@
                 <w:between w:val="nil"/>
               </w:pBdr>
               <w:spacing w:line="240" w:lineRule="auto"/>
+              <w:rPr>
+                <w:rFonts w:hint="eastAsia"/>
+              </w:rPr>
             </w:pPr>
             <w:r>
               <w:rPr>
@@ -2505,9 +3540,6 @@
         </w:tc>
       </w:tr>
       <w:tr>
-        <w:trPr>
-          <w:cantSplit/>
-        </w:trPr>
         <w:tc>
           <w:tcPr>
             <w:tcW w:w="960" w:type="dxa"/>
@@ -2559,12 +3591,17 @@
                 <w:between w:val="nil"/>
               </w:pBdr>
               <w:spacing w:line="240" w:lineRule="auto"/>
-            </w:pPr>
-            <w:r>
-              <w:rPr>
-                <w:rFonts w:hint="eastAsia"/>
-              </w:rPr>
-              <w:t>보유하다</w:t>
+              <w:rPr>
+                <w:rFonts w:hint="eastAsia"/>
+                <w:lang w:val="en-US"/>
+              </w:rPr>
+            </w:pPr>
+            <w:r>
+              <w:rPr>
+                <w:rFonts w:hint="eastAsia"/>
+                <w:lang w:val="en-US"/>
+              </w:rPr>
+              <w:t>저장하다</w:t>
             </w:r>
           </w:p>
         </w:tc>
@@ -2589,12 +3626,15 @@
                 <w:between w:val="nil"/>
               </w:pBdr>
               <w:spacing w:line="240" w:lineRule="auto"/>
-            </w:pPr>
-            <w:r>
-              <w:rPr>
-                <w:rFonts w:hint="eastAsia"/>
-              </w:rPr>
-              <w:t>회원</w:t>
+              <w:rPr>
+                <w:rFonts w:hint="eastAsia"/>
+              </w:rPr>
+            </w:pPr>
+            <w:r>
+              <w:rPr>
+                <w:rFonts w:hint="eastAsia"/>
+              </w:rPr>
+              <w:t>게임</w:t>
             </w:r>
             <w:r>
               <w:rPr>
@@ -2606,15 +3646,12 @@
               <w:rPr>
                 <w:rFonts w:hint="eastAsia"/>
               </w:rPr>
-              <w:t>게임이력</w:t>
+              <w:t>이력</w:t>
             </w:r>
           </w:p>
         </w:tc>
       </w:tr>
       <w:tr>
-        <w:trPr>
-          <w:cantSplit/>
-        </w:trPr>
         <w:tc>
           <w:tcPr>
             <w:tcW w:w="960" w:type="dxa"/>
@@ -2636,12 +3673,15 @@
                 <w:between w:val="nil"/>
               </w:pBdr>
               <w:spacing w:line="240" w:lineRule="auto"/>
-            </w:pPr>
-            <w:r>
-              <w:rPr>
-                <w:rFonts w:hint="eastAsia"/>
-              </w:rPr>
-              <w:t>3</w:t>
+              <w:rPr>
+                <w:rFonts w:hint="eastAsia"/>
+              </w:rPr>
+            </w:pPr>
+            <w:r>
+              <w:rPr>
+                <w:rFonts w:hint="eastAsia"/>
+              </w:rPr>
+              <w:t>3.</w:t>
             </w:r>
           </w:p>
         </w:tc>
@@ -2666,18 +3706,17 @@
                 <w:between w:val="nil"/>
               </w:pBdr>
               <w:spacing w:line="240" w:lineRule="auto"/>
-            </w:pPr>
-            <w:r>
-              <w:rPr>
-                <w:rFonts w:hint="eastAsia"/>
-              </w:rPr>
-              <w:t>포함</w:t>
-            </w:r>
-            <w:r>
-              <w:rPr>
-                <w:rFonts w:hint="eastAsia"/>
-              </w:rPr>
-              <w:t>하다</w:t>
+              <w:rPr>
+                <w:rFonts w:hint="eastAsia"/>
+                <w:lang w:val="en-US"/>
+              </w:rPr>
+            </w:pPr>
+            <w:r>
+              <w:rPr>
+                <w:rFonts w:hint="eastAsia"/>
+                <w:lang w:val="en-US"/>
+              </w:rPr>
+              <w:t>기록하다</w:t>
             </w:r>
           </w:p>
         </w:tc>
@@ -2702,12 +3741,15 @@
                 <w:between w:val="nil"/>
               </w:pBdr>
               <w:spacing w:line="240" w:lineRule="auto"/>
-            </w:pPr>
-            <w:r>
-              <w:rPr>
-                <w:rFonts w:hint="eastAsia"/>
-              </w:rPr>
-              <w:t>게임</w:t>
+              <w:rPr>
+                <w:rFonts w:hint="eastAsia"/>
+              </w:rPr>
+            </w:pPr>
+            <w:r>
+              <w:rPr>
+                <w:rFonts w:hint="eastAsia"/>
+              </w:rPr>
+              <w:t>회원</w:t>
             </w:r>
             <w:r>
               <w:rPr>
@@ -2719,7 +3761,7 @@
               <w:rPr>
                 <w:rFonts w:hint="eastAsia"/>
               </w:rPr>
-              <w:t>게임이력</w:t>
+              <w:t>이력</w:t>
             </w:r>
           </w:p>
         </w:tc>
@@ -2741,8 +3783,9 @@
     </w:p>
     <w:tbl>
       <w:tblPr>
+        <w:tblStyle w:val="a9"/>
         <w:tblW w:w="9300" w:type="dxa"/>
-        <w:tblInd w:w="100" w:type="dxa"/>
+        <w:tblInd w:w="0" w:type="dxa"/>
         <w:tblBorders>
           <w:top w:val="single" w:sz="8" w:space="0" w:color="000000"/>
           <w:left w:val="single" w:sz="8" w:space="0" w:color="000000"/>
@@ -2752,12 +3795,6 @@
           <w:insideV w:val="single" w:sz="8" w:space="0" w:color="000000"/>
         </w:tblBorders>
         <w:tblLayout w:type="fixed"/>
-        <w:tblCellMar>
-          <w:top w:w="100" w:type="dxa"/>
-          <w:left w:w="100" w:type="dxa"/>
-          <w:bottom w:w="100" w:type="dxa"/>
-          <w:right w:w="100" w:type="dxa"/>
-        </w:tblCellMar>
         <w:tblLook w:val="0600" w:firstRow="0" w:lastRow="0" w:firstColumn="0" w:lastColumn="0" w:noHBand="1" w:noVBand="1"/>
       </w:tblPr>
       <w:tblGrid>
@@ -2768,9 +3805,6 @@
         <w:gridCol w:w="2550"/>
       </w:tblGrid>
       <w:tr>
-        <w:trPr>
-          <w:cantSplit/>
-        </w:trPr>
         <w:tc>
           <w:tcPr>
             <w:tcW w:w="975" w:type="dxa"/>
@@ -2920,9 +3954,6 @@
         </w:tc>
       </w:tr>
       <w:tr>
-        <w:trPr>
-          <w:cantSplit/>
-        </w:trPr>
         <w:tc>
           <w:tcPr>
             <w:tcW w:w="975" w:type="dxa"/>
@@ -3001,6 +4032,10 @@
                 <w:between w:val="nil"/>
               </w:pBdr>
               <w:spacing w:line="240" w:lineRule="auto"/>
+              <w:rPr>
+                <w:rFonts w:hint="eastAsia"/>
+                <w:lang w:val="en-US"/>
+              </w:rPr>
             </w:pPr>
             <w:r>
               <w:rPr>
@@ -3043,11 +4078,14 @@
                 <w:between w:val="nil"/>
               </w:pBdr>
               <w:spacing w:line="240" w:lineRule="auto"/>
+              <w:rPr>
+                <w:lang w:val="en-US"/>
+              </w:rPr>
             </w:pPr>
             <w:proofErr w:type="gramStart"/>
             <w:r>
               <w:rPr>
-                <w:rFonts w:hint="eastAsia"/>
+                <w:lang w:val="en-US"/>
               </w:rPr>
               <w:t>M:N</w:t>
             </w:r>
@@ -3075,50 +4113,97 @@
                 <w:between w:val="nil"/>
               </w:pBdr>
               <w:spacing w:line="240" w:lineRule="auto"/>
-            </w:pPr>
-            <w:r>
-              <w:rPr>
-                <w:rFonts w:hint="eastAsia"/>
-              </w:rPr>
-              <w:t xml:space="preserve">M:N </w:t>
-            </w:r>
-            <w:r>
-              <w:rPr>
-                <w:rFonts w:hint="eastAsia"/>
-              </w:rPr>
-              <w:t>이므로</w:t>
-            </w:r>
-            <w:r>
-              <w:rPr>
-                <w:rFonts w:hint="eastAsia"/>
-              </w:rPr>
-              <w:t xml:space="preserve"> DB </w:t>
-            </w:r>
-            <w:r>
-              <w:rPr>
-                <w:rFonts w:hint="eastAsia"/>
-              </w:rPr>
-              <w:t>생성</w:t>
-            </w:r>
-            <w:r>
-              <w:rPr>
-                <w:rFonts w:hint="eastAsia"/>
+              <w:rPr>
+                <w:rFonts w:hint="eastAsia"/>
+                <w:lang w:val="en-US"/>
+              </w:rPr>
+            </w:pPr>
+            <w:r>
+              <w:rPr>
+                <w:lang w:val="en-US"/>
+              </w:rPr>
+              <w:t>X (</w:t>
+            </w:r>
+            <w:r>
+              <w:rPr>
+                <w:rFonts w:hint="eastAsia"/>
+                <w:lang w:val="en-US"/>
+              </w:rPr>
+              <w:t>데이터베이스에서는</w:t>
+            </w:r>
+            <w:r>
+              <w:rPr>
+                <w:rFonts w:hint="eastAsia"/>
+                <w:lang w:val="en-US"/>
               </w:rPr>
               <w:t xml:space="preserve"> </w:t>
             </w:r>
             <w:r>
               <w:rPr>
-                <w:rFonts w:hint="eastAsia"/>
-              </w:rPr>
-              <w:t>불가</w:t>
+                <w:lang w:val="en-US"/>
+              </w:rPr>
+              <w:t>M:N</w:t>
+            </w:r>
+            <w:r>
+              <w:rPr>
+                <w:rFonts w:hint="eastAsia"/>
+                <w:lang w:val="en-US"/>
+              </w:rPr>
+              <w:t>을</w:t>
+            </w:r>
+            <w:r>
+              <w:rPr>
+                <w:rFonts w:hint="eastAsia"/>
+                <w:lang w:val="en-US"/>
+              </w:rPr>
+              <w:t xml:space="preserve"> </w:t>
+            </w:r>
+            <w:r>
+              <w:rPr>
+                <w:rFonts w:hint="eastAsia"/>
+                <w:lang w:val="en-US"/>
+              </w:rPr>
+              <w:t>표현할</w:t>
+            </w:r>
+            <w:r>
+              <w:rPr>
+                <w:rFonts w:hint="eastAsia"/>
+                <w:lang w:val="en-US"/>
+              </w:rPr>
+              <w:t xml:space="preserve"> </w:t>
+            </w:r>
+            <w:r>
+              <w:rPr>
+                <w:rFonts w:hint="eastAsia"/>
+                <w:lang w:val="en-US"/>
+              </w:rPr>
+              <w:t>수</w:t>
+            </w:r>
+            <w:r>
+              <w:rPr>
+                <w:rFonts w:hint="eastAsia"/>
+                <w:lang w:val="en-US"/>
+              </w:rPr>
+              <w:t xml:space="preserve"> </w:t>
+            </w:r>
+            <w:r>
+              <w:rPr>
+                <w:rFonts w:hint="eastAsia"/>
+                <w:lang w:val="en-US"/>
+              </w:rPr>
+              <w:t>없다</w:t>
+            </w:r>
+            <w:r>
+              <w:rPr>
+                <w:rFonts w:hint="eastAsia"/>
+                <w:lang w:val="en-US"/>
+              </w:rPr>
+              <w:t>.)</w:t>
             </w:r>
           </w:p>
         </w:tc>
       </w:tr>
       <w:tr>
-        <w:trPr>
-          <w:cantSplit/>
-        </w:trPr>
         <w:tc>
           <w:tcPr>
             <w:tcW w:w="975" w:type="dxa"/>
@@ -3140,6 +4225,9 @@
                 <w:between w:val="nil"/>
               </w:pBdr>
               <w:spacing w:line="240" w:lineRule="auto"/>
+              <w:rPr>
+                <w:rFonts w:hint="eastAsia"/>
+              </w:rPr>
             </w:pPr>
             <w:r>
               <w:rPr>
@@ -3170,12 +4258,17 @@
                 <w:between w:val="nil"/>
               </w:pBdr>
               <w:spacing w:line="240" w:lineRule="auto"/>
-            </w:pPr>
-            <w:r>
-              <w:rPr>
-                <w:rFonts w:hint="eastAsia"/>
-              </w:rPr>
-              <w:t>보유하다</w:t>
+              <w:rPr>
+                <w:rFonts w:hint="eastAsia"/>
+                <w:lang w:val="en-US"/>
+              </w:rPr>
+            </w:pPr>
+            <w:r>
+              <w:rPr>
+                <w:rFonts w:hint="eastAsia"/>
+                <w:lang w:val="en-US"/>
+              </w:rPr>
+              <w:t>저장하다</w:t>
             </w:r>
           </w:p>
         </w:tc>
@@ -3200,12 +4293,16 @@
                 <w:between w:val="nil"/>
               </w:pBdr>
               <w:spacing w:line="240" w:lineRule="auto"/>
-            </w:pPr>
-            <w:r>
-              <w:rPr>
-                <w:rFonts w:hint="eastAsia"/>
-              </w:rPr>
-              <w:t>회원</w:t>
+              <w:rPr>
+                <w:rFonts w:hint="eastAsia"/>
+                <w:lang w:val="en-US"/>
+              </w:rPr>
+            </w:pPr>
+            <w:r>
+              <w:rPr>
+                <w:rFonts w:hint="eastAsia"/>
+              </w:rPr>
+              <w:t>게임</w:t>
             </w:r>
             <w:r>
               <w:rPr>
@@ -3217,7 +4314,7 @@
               <w:rPr>
                 <w:rFonts w:hint="eastAsia"/>
               </w:rPr>
-              <w:t>게임이력</w:t>
+              <w:t>이력</w:t>
             </w:r>
           </w:p>
         </w:tc>
@@ -3242,11 +4339,14 @@
                 <w:between w:val="nil"/>
               </w:pBdr>
               <w:spacing w:line="240" w:lineRule="auto"/>
+              <w:rPr>
+                <w:lang w:val="en-US"/>
+              </w:rPr>
             </w:pPr>
             <w:proofErr w:type="gramStart"/>
             <w:r>
               <w:rPr>
-                <w:rFonts w:hint="eastAsia"/>
+                <w:lang w:val="en-US"/>
               </w:rPr>
               <w:t>1:N</w:t>
             </w:r>
@@ -3274,10 +4374,13 @@
                 <w:between w:val="nil"/>
               </w:pBdr>
               <w:spacing w:line="240" w:lineRule="auto"/>
-            </w:pPr>
-            <w:r>
-              <w:rPr>
-                <w:rFonts w:hint="eastAsia"/>
+              <w:rPr>
+                <w:lang w:val="en-US"/>
+              </w:rPr>
+            </w:pPr>
+            <w:r>
+              <w:rPr>
+                <w:lang w:val="en-US"/>
               </w:rPr>
               <w:t>O</w:t>
             </w:r>
@@ -3285,9 +4388,6 @@
         </w:tc>
       </w:tr>
       <w:tr>
-        <w:trPr>
-          <w:cantSplit/>
-        </w:trPr>
         <w:tc>
           <w:tcPr>
             <w:tcW w:w="975" w:type="dxa"/>
@@ -3309,6 +4409,9 @@
                 <w:between w:val="nil"/>
               </w:pBdr>
               <w:spacing w:line="240" w:lineRule="auto"/>
+              <w:rPr>
+                <w:rFonts w:hint="eastAsia"/>
+              </w:rPr>
             </w:pPr>
             <w:r>
               <w:rPr>
@@ -3339,18 +4442,17 @@
                 <w:between w:val="nil"/>
               </w:pBdr>
               <w:spacing w:line="240" w:lineRule="auto"/>
-            </w:pPr>
-            <w:r>
-              <w:rPr>
-                <w:rFonts w:hint="eastAsia"/>
-              </w:rPr>
-              <w:t>포함</w:t>
-            </w:r>
-            <w:r>
-              <w:rPr>
-                <w:rFonts w:hint="eastAsia"/>
-              </w:rPr>
-              <w:t>하다</w:t>
+              <w:rPr>
+                <w:rFonts w:hint="eastAsia"/>
+                <w:lang w:val="en-US"/>
+              </w:rPr>
+            </w:pPr>
+            <w:r>
+              <w:rPr>
+                <w:rFonts w:hint="eastAsia"/>
+                <w:lang w:val="en-US"/>
+              </w:rPr>
+              <w:t>기록하다</w:t>
             </w:r>
           </w:p>
         </w:tc>
@@ -3375,24 +4477,31 @@
                 <w:between w:val="nil"/>
               </w:pBdr>
               <w:spacing w:line="240" w:lineRule="auto"/>
-            </w:pPr>
-            <w:r>
-              <w:rPr>
-                <w:rFonts w:hint="eastAsia"/>
-              </w:rPr>
-              <w:t>게임</w:t>
-            </w:r>
-            <w:r>
-              <w:rPr>
-                <w:rFonts w:hint="eastAsia"/>
+              <w:rPr>
+                <w:rFonts w:hint="eastAsia"/>
+                <w:lang w:val="en-US"/>
+              </w:rPr>
+            </w:pPr>
+            <w:r>
+              <w:rPr>
+                <w:rFonts w:hint="eastAsia"/>
+                <w:lang w:val="en-US"/>
+              </w:rPr>
+              <w:t>회원</w:t>
+            </w:r>
+            <w:r>
+              <w:rPr>
+                <w:rFonts w:hint="eastAsia"/>
+                <w:lang w:val="en-US"/>
               </w:rPr>
               <w:t xml:space="preserve">, </w:t>
             </w:r>
             <w:r>
               <w:rPr>
                 <w:rFonts w:hint="eastAsia"/>
-              </w:rPr>
-              <w:t>게임이력</w:t>
+                <w:lang w:val="en-US"/>
+              </w:rPr>
+              <w:t>이력</w:t>
             </w:r>
           </w:p>
         </w:tc>
@@ -3417,11 +4526,14 @@
                 <w:between w:val="nil"/>
               </w:pBdr>
               <w:spacing w:line="240" w:lineRule="auto"/>
+              <w:rPr>
+                <w:lang w:val="en-US"/>
+              </w:rPr>
             </w:pPr>
             <w:proofErr w:type="gramStart"/>
             <w:r>
               <w:rPr>
-                <w:rFonts w:hint="eastAsia"/>
+                <w:lang w:val="en-US"/>
               </w:rPr>
               <w:t>1:N</w:t>
             </w:r>
@@ -3449,10 +4561,13 @@
                 <w:between w:val="nil"/>
               </w:pBdr>
               <w:spacing w:line="240" w:lineRule="auto"/>
-            </w:pPr>
-            <w:r>
-              <w:rPr>
-                <w:rFonts w:hint="eastAsia"/>
+              <w:rPr>
+                <w:lang w:val="en-US"/>
+              </w:rPr>
+            </w:pPr>
+            <w:r>
+              <w:rPr>
+                <w:lang w:val="en-US"/>
               </w:rPr>
               <w:t>O</w:t>
             </w:r>
@@ -3476,8 +4591,9 @@
     </w:p>
     <w:tbl>
       <w:tblPr>
+        <w:tblStyle w:val="aa"/>
         <w:tblW w:w="9300" w:type="dxa"/>
-        <w:tblInd w:w="100" w:type="dxa"/>
+        <w:tblInd w:w="0" w:type="dxa"/>
         <w:tblBorders>
           <w:top w:val="single" w:sz="8" w:space="0" w:color="000000"/>
           <w:left w:val="single" w:sz="8" w:space="0" w:color="000000"/>
@@ -3487,12 +4603,6 @@
           <w:insideV w:val="single" w:sz="8" w:space="0" w:color="000000"/>
         </w:tblBorders>
         <w:tblLayout w:type="fixed"/>
-        <w:tblCellMar>
-          <w:top w:w="100" w:type="dxa"/>
-          <w:left w:w="100" w:type="dxa"/>
-          <w:bottom w:w="100" w:type="dxa"/>
-          <w:right w:w="100" w:type="dxa"/>
-        </w:tblCellMar>
         <w:tblLook w:val="0600" w:firstRow="0" w:lastRow="0" w:firstColumn="0" w:lastColumn="0" w:noHBand="1" w:noVBand="1"/>
       </w:tblPr>
       <w:tblGrid>
@@ -3503,9 +4613,6 @@
         <w:gridCol w:w="2550"/>
       </w:tblGrid>
       <w:tr>
-        <w:trPr>
-          <w:cantSplit/>
-        </w:trPr>
         <w:tc>
           <w:tcPr>
             <w:tcW w:w="975" w:type="dxa"/>
@@ -3620,9 +4727,6 @@
         </w:tc>
       </w:tr>
       <w:tr>
-        <w:trPr>
-          <w:cantSplit/>
-        </w:trPr>
         <w:tc>
           <w:tcPr>
             <w:tcW w:w="975" w:type="dxa"/>
@@ -3661,8 +4765,9 @@
             <w:r>
               <w:rPr>
                 <w:rFonts w:hint="eastAsia"/>
-              </w:rPr>
-              <w:t>보유하다</w:t>
+                <w:lang w:val="en-US"/>
+              </w:rPr>
+              <w:t>저장하다</w:t>
             </w:r>
           </w:p>
         </w:tc>
@@ -3685,7 +4790,7 @@
               <w:rPr>
                 <w:rFonts w:hint="eastAsia"/>
               </w:rPr>
-              <w:t>회원</w:t>
+              <w:t>게임</w:t>
             </w:r>
             <w:r>
               <w:rPr>
@@ -3697,7 +4802,7 @@
               <w:rPr>
                 <w:rFonts w:hint="eastAsia"/>
               </w:rPr>
-              <w:t>게임이력</w:t>
+              <w:t>이력</w:t>
             </w:r>
           </w:p>
         </w:tc>
@@ -3719,7 +4824,7 @@
             <w:proofErr w:type="gramStart"/>
             <w:r>
               <w:rPr>
-                <w:rFonts w:hint="eastAsia"/>
+                <w:lang w:val="en-US"/>
               </w:rPr>
               <w:t>1:N</w:t>
             </w:r>
@@ -3740,14 +4845,15 @@
             <w:pPr>
               <w:widowControl w:val="0"/>
               <w:spacing w:line="240" w:lineRule="auto"/>
+              <w:rPr>
+                <w:rFonts w:hint="eastAsia"/>
+                <w:lang w:val="en-US"/>
+              </w:rPr>
             </w:pPr>
           </w:p>
         </w:tc>
       </w:tr>
       <w:tr>
-        <w:trPr>
-          <w:cantSplit/>
-        </w:trPr>
         <w:tc>
           <w:tcPr>
             <w:tcW w:w="975" w:type="dxa"/>
@@ -3762,10 +4868,13 @@
             <w:pPr>
               <w:widowControl w:val="0"/>
               <w:spacing w:line="240" w:lineRule="auto"/>
-            </w:pPr>
-            <w:r>
-              <w:rPr>
-                <w:rFonts w:hint="eastAsia"/>
+              <w:rPr>
+                <w:lang w:val="en-US"/>
+              </w:rPr>
+            </w:pPr>
+            <w:r>
+              <w:rPr>
+                <w:lang w:val="en-US"/>
               </w:rPr>
               <w:t>2</w:t>
             </w:r>
@@ -3789,14 +4898,9 @@
             <w:r>
               <w:rPr>
                 <w:rFonts w:hint="eastAsia"/>
-              </w:rPr>
-              <w:t>포함</w:t>
-            </w:r>
-            <w:r>
-              <w:rPr>
-                <w:rFonts w:hint="eastAsia"/>
-              </w:rPr>
-              <w:t>하다</w:t>
+                <w:lang w:val="en-US"/>
+              </w:rPr>
+              <w:t>기록하다</w:t>
             </w:r>
           </w:p>
         </w:tc>
@@ -3818,20 +4922,23 @@
             <w:r>
               <w:rPr>
                 <w:rFonts w:hint="eastAsia"/>
-              </w:rPr>
-              <w:t>게임</w:t>
-            </w:r>
-            <w:r>
-              <w:rPr>
-                <w:rFonts w:hint="eastAsia"/>
+                <w:lang w:val="en-US"/>
+              </w:rPr>
+              <w:t>회원</w:t>
+            </w:r>
+            <w:r>
+              <w:rPr>
+                <w:rFonts w:hint="eastAsia"/>
+                <w:lang w:val="en-US"/>
               </w:rPr>
               <w:t xml:space="preserve">, </w:t>
             </w:r>
             <w:r>
               <w:rPr>
                 <w:rFonts w:hint="eastAsia"/>
-              </w:rPr>
-              <w:t>게임이력</w:t>
+                <w:lang w:val="en-US"/>
+              </w:rPr>
+              <w:t>이력</w:t>
             </w:r>
           </w:p>
         </w:tc>
@@ -3853,7 +4960,7 @@
             <w:proofErr w:type="gramStart"/>
             <w:r>
               <w:rPr>
-                <w:rFonts w:hint="eastAsia"/>
+                <w:lang w:val="en-US"/>
               </w:rPr>
               <w:t>1:N</w:t>
             </w:r>
@@ -3895,8 +5002,9 @@
     </w:p>
     <w:tbl>
       <w:tblPr>
+        <w:tblStyle w:val="ab"/>
         <w:tblW w:w="9360" w:type="dxa"/>
-        <w:tblInd w:w="100" w:type="dxa"/>
+        <w:tblInd w:w="0" w:type="dxa"/>
         <w:tblBorders>
           <w:top w:val="single" w:sz="8" w:space="0" w:color="000000"/>
           <w:left w:val="single" w:sz="8" w:space="0" w:color="000000"/>
@@ -3906,12 +5014,6 @@
           <w:insideV w:val="single" w:sz="8" w:space="0" w:color="000000"/>
         </w:tblBorders>
         <w:tblLayout w:type="fixed"/>
-        <w:tblCellMar>
-          <w:top w:w="100" w:type="dxa"/>
-          <w:left w:w="100" w:type="dxa"/>
-          <w:bottom w:w="100" w:type="dxa"/>
-          <w:right w:w="100" w:type="dxa"/>
-        </w:tblCellMar>
         <w:tblLook w:val="0600" w:firstRow="0" w:lastRow="0" w:firstColumn="0" w:lastColumn="0" w:noHBand="1" w:noVBand="1"/>
       </w:tblPr>
       <w:tblGrid>
@@ -3921,9 +5023,6 @@
         <w:gridCol w:w="3660"/>
       </w:tblGrid>
       <w:tr>
-        <w:trPr>
-          <w:cantSplit/>
-        </w:trPr>
         <w:tc>
           <w:tcPr>
             <w:tcW w:w="1050" w:type="dxa"/>
@@ -4045,9 +5144,6 @@
         </w:tc>
       </w:tr>
       <w:tr>
-        <w:trPr>
-          <w:cantSplit/>
-        </w:trPr>
         <w:tc>
           <w:tcPr>
             <w:tcW w:w="1050" w:type="dxa"/>
@@ -4157,7 +5253,14 @@
               <w:rPr>
                 <w:rFonts w:ascii="Arial Unicode MS" w:eastAsia="Arial Unicode MS" w:hAnsi="Arial Unicode MS" w:cs="Arial Unicode MS"/>
               </w:rPr>
-              <w:t>, 현재 버전, 최초 출시일, 현재 버전 출시일</w:t>
+              <w:t xml:space="preserve">, 현재 </w:t>
+            </w:r>
+            <w:r>
+              <w:rPr>
+                <w:rFonts w:ascii="Arial Unicode MS" w:eastAsia="Arial Unicode MS" w:hAnsi="Arial Unicode MS" w:cs="Arial Unicode MS"/>
+              </w:rPr>
+              <w:lastRenderedPageBreak/>
+              <w:t>버전, 최초 출시일, 현재 버전 출시일</w:t>
             </w:r>
           </w:p>
         </w:tc>
@@ -4182,20 +5285,37 @@
                 <w:between w:val="nil"/>
               </w:pBdr>
               <w:spacing w:line="240" w:lineRule="auto"/>
-            </w:pPr>
-            <w:r>
-              <w:rPr>
-                <w:rFonts w:hint="eastAsia"/>
-              </w:rPr>
-              <w:t>게임번호</w:t>
+              <w:rPr>
+                <w:rFonts w:hint="eastAsia"/>
+                <w:u w:val="single"/>
+              </w:rPr>
+            </w:pPr>
+            <w:r>
+              <w:rPr>
+                <w:rFonts w:hint="eastAsia"/>
+                <w:u w:val="single"/>
+              </w:rPr>
+              <w:lastRenderedPageBreak/>
+              <w:t>게임</w:t>
+            </w:r>
+            <w:r>
+              <w:rPr>
+                <w:rFonts w:hint="eastAsia"/>
+                <w:u w:val="single"/>
+              </w:rPr>
+              <w:t xml:space="preserve"> </w:t>
+            </w:r>
+            <w:r>
+              <w:rPr>
+                <w:rFonts w:hint="eastAsia"/>
+                <w:u w:val="single"/>
+              </w:rPr>
+              <w:t>번호</w:t>
             </w:r>
           </w:p>
         </w:tc>
       </w:tr>
       <w:tr>
-        <w:trPr>
-          <w:cantSplit/>
-        </w:trPr>
         <w:tc>
           <w:tcPr>
             <w:tcW w:w="1050" w:type="dxa"/>
@@ -4244,10 +5364,15 @@
                 <w:between w:val="nil"/>
               </w:pBdr>
               <w:spacing w:line="240" w:lineRule="auto"/>
-            </w:pPr>
-            <w:r>
-              <w:rPr>
-                <w:rFonts w:hint="eastAsia"/>
+              <w:rPr>
+                <w:rFonts w:hint="eastAsia"/>
+                <w:lang w:val="en-US"/>
+              </w:rPr>
+            </w:pPr>
+            <w:r>
+              <w:rPr>
+                <w:rFonts w:hint="eastAsia"/>
+                <w:lang w:val="en-US"/>
               </w:rPr>
               <w:t>회원</w:t>
             </w:r>
@@ -4277,81 +5402,91 @@
             </w:pPr>
             <w:r>
               <w:rPr>
-                <w:rFonts w:ascii="맑은 고딕" w:eastAsia="맑은 고딕" w:hAnsi="맑은 고딕" w:cs="맑은 고딕" w:hint="eastAsia"/>
+                <w:rFonts w:hint="eastAsia"/>
+                <w:lang w:val="en-US"/>
               </w:rPr>
               <w:t>회원</w:t>
             </w:r>
             <w:r>
               <w:rPr>
-                <w:rFonts w:ascii="Arial Unicode MS" w:eastAsia="Arial Unicode MS" w:hAnsi="Arial Unicode MS" w:cs="Arial Unicode MS"/>
-              </w:rPr>
-              <w:t>Id</w:t>
-            </w:r>
-            <w:r>
-              <w:rPr>
-                <w:rFonts w:ascii="Arial Unicode MS" w:eastAsia="Arial Unicode MS" w:hAnsi="Arial Unicode MS" w:cs="Arial Unicode MS" w:hint="eastAsia"/>
+                <w:rFonts w:hint="eastAsia"/>
+                <w:lang w:val="en-US"/>
+              </w:rPr>
+              <w:t xml:space="preserve"> </w:t>
+            </w:r>
+            <w:r>
+              <w:rPr>
+                <w:rFonts w:hint="eastAsia"/>
+                <w:lang w:val="en-US"/>
+              </w:rPr>
+              <w:t>번호</w:t>
+            </w:r>
+            <w:r>
+              <w:rPr>
+                <w:rFonts w:hint="eastAsia"/>
+                <w:lang w:val="en-US"/>
               </w:rPr>
               <w:t>,</w:t>
             </w:r>
             <w:r>
               <w:rPr>
-                <w:rFonts w:ascii="Arial Unicode MS" w:eastAsia="Arial Unicode MS" w:hAnsi="Arial Unicode MS" w:cs="Arial Unicode MS"/>
-              </w:rPr>
-              <w:t xml:space="preserve"> p</w:t>
-            </w:r>
-            <w:r>
-              <w:rPr>
-                <w:rFonts w:ascii="Arial Unicode MS" w:eastAsia="Arial Unicode MS" w:hAnsi="Arial Unicode MS" w:cs="Arial Unicode MS" w:hint="eastAsia"/>
-              </w:rPr>
-              <w:t>ass</w:t>
-            </w:r>
-            <w:r>
-              <w:rPr>
-                <w:rFonts w:ascii="맑은 고딕" w:eastAsia="맑은 고딕" w:hAnsi="맑은 고딕" w:cs="맑은 고딕" w:hint="eastAsia"/>
-              </w:rPr>
-              <w:t>w</w:t>
-            </w:r>
-            <w:r>
-              <w:rPr>
-                <w:rFonts w:ascii="맑은 고딕" w:eastAsia="맑은 고딕" w:hAnsi="맑은 고딕" w:cs="맑은 고딕" w:hint="eastAsia"/>
-              </w:rPr>
-              <w:t>ord</w:t>
-            </w:r>
-            <w:r>
-              <w:rPr>
-                <w:rFonts w:ascii="맑은 고딕" w:eastAsia="맑은 고딕" w:hAnsi="맑은 고딕" w:cs="맑은 고딕" w:hint="eastAsia"/>
-              </w:rPr>
-              <w:t xml:space="preserve">, </w:t>
-            </w:r>
-            <w:r>
-              <w:rPr>
-                <w:rFonts w:ascii="Arial Unicode MS" w:eastAsia="Arial Unicode MS" w:hAnsi="Arial Unicode MS" w:cs="Arial Unicode MS"/>
-              </w:rPr>
-              <w:t xml:space="preserve"> 이름</w:t>
-            </w:r>
-            <w:r>
-              <w:rPr>
-                <w:rFonts w:ascii="Arial Unicode MS" w:eastAsia="Arial Unicode MS" w:hAnsi="Arial Unicode MS" w:cs="Arial Unicode MS" w:hint="eastAsia"/>
-              </w:rPr>
-              <w:t xml:space="preserve">, </w:t>
-            </w:r>
-            <w:r>
-              <w:rPr>
-                <w:rFonts w:ascii="Arial Unicode MS" w:eastAsia="Arial Unicode MS" w:hAnsi="Arial Unicode MS" w:cs="Arial Unicode MS"/>
-              </w:rPr>
-              <w:t>닉네임,</w:t>
-            </w:r>
-            <w:r>
-              <w:rPr>
-                <w:rFonts w:ascii="Arial Unicode MS" w:eastAsia="Arial Unicode MS" w:hAnsi="Arial Unicode MS" w:cs="Arial Unicode MS" w:hint="eastAsia"/>
+                <w:lang w:val="en-US"/>
+              </w:rPr>
+              <w:t xml:space="preserve"> id,</w:t>
+            </w:r>
+            <w:r>
+              <w:rPr>
+                <w:rFonts w:hint="eastAsia"/>
+                <w:lang w:val="en-US"/>
               </w:rPr>
               <w:t xml:space="preserve"> </w:t>
             </w:r>
             <w:r>
               <w:rPr>
-                <w:rFonts w:ascii="Arial Unicode MS" w:eastAsia="Arial Unicode MS" w:hAnsi="Arial Unicode MS" w:cs="Arial Unicode MS"/>
-              </w:rPr>
-              <w:t>휴대폰 번호</w:t>
+                <w:lang w:val="en-US"/>
+              </w:rPr>
+              <w:t>password,</w:t>
+            </w:r>
+            <w:r>
+              <w:rPr>
+                <w:rFonts w:hint="eastAsia"/>
+                <w:lang w:val="en-US"/>
+              </w:rPr>
+              <w:t>이름</w:t>
+            </w:r>
+            <w:r>
+              <w:rPr>
+                <w:rFonts w:hint="eastAsia"/>
+                <w:lang w:val="en-US"/>
+              </w:rPr>
+              <w:t>,</w:t>
+            </w:r>
+            <w:r>
+              <w:rPr>
+                <w:rFonts w:hint="eastAsia"/>
+                <w:lang w:val="en-US"/>
+              </w:rPr>
+              <w:t>닉네임</w:t>
+            </w:r>
+            <w:r>
+              <w:rPr>
+                <w:rFonts w:hint="eastAsia"/>
+                <w:lang w:val="en-US"/>
+              </w:rPr>
+              <w:t>,</w:t>
+            </w:r>
+            <w:r>
+              <w:rPr>
+                <w:lang w:val="en-US"/>
+              </w:rPr>
+              <w:t xml:space="preserve"> </w:t>
+            </w:r>
+            <w:r>
+              <w:rPr>
+                <w:rFonts w:hint="eastAsia"/>
+                <w:lang w:val="en-US"/>
+              </w:rPr>
+              <w:t>휴대폰번호</w:t>
             </w:r>
           </w:p>
         </w:tc>
@@ -4376,195 +5511,32 @@
                 <w:between w:val="nil"/>
               </w:pBdr>
               <w:spacing w:line="240" w:lineRule="auto"/>
-            </w:pPr>
-            <w:r>
-              <w:rPr>
-                <w:rFonts w:hint="eastAsia"/>
+              <w:rPr>
+                <w:rFonts w:hint="eastAsia"/>
+                <w:u w:val="single"/>
+                <w:lang w:val="en-US"/>
+              </w:rPr>
+            </w:pPr>
+            <w:r>
+              <w:rPr>
+                <w:rFonts w:hint="eastAsia"/>
+                <w:u w:val="single"/>
               </w:rPr>
               <w:t>회원</w:t>
             </w:r>
             <w:r>
               <w:rPr>
                 <w:rFonts w:hint="eastAsia"/>
-              </w:rPr>
-              <w:t>Id</w:t>
-            </w:r>
-          </w:p>
-        </w:tc>
-      </w:tr>
-      <w:tr>
-        <w:trPr>
-          <w:cantSplit/>
-        </w:trPr>
-        <w:tc>
-          <w:tcPr>
-            <w:tcW w:w="1050" w:type="dxa"/>
-            <w:tcMar>
-              <w:top w:w="100" w:type="dxa"/>
-              <w:left w:w="100" w:type="dxa"/>
-              <w:bottom w:w="100" w:type="dxa"/>
-              <w:right w:w="100" w:type="dxa"/>
-            </w:tcMar>
-          </w:tcPr>
-          <w:p>
-            <w:pPr>
-              <w:widowControl w:val="0"/>
-              <w:pBdr>
-                <w:top w:val="nil"/>
-                <w:left w:val="nil"/>
-                <w:bottom w:val="nil"/>
-                <w:right w:val="nil"/>
-                <w:between w:val="nil"/>
-              </w:pBdr>
-              <w:spacing w:line="240" w:lineRule="auto"/>
-            </w:pPr>
-            <w:r>
-              <w:rPr>
-                <w:rFonts w:hint="eastAsia"/>
-              </w:rPr>
-              <w:lastRenderedPageBreak/>
-              <w:t>3</w:t>
-            </w:r>
-          </w:p>
-        </w:tc>
-        <w:tc>
-          <w:tcPr>
-            <w:tcW w:w="1725" w:type="dxa"/>
-            <w:tcMar>
-              <w:top w:w="100" w:type="dxa"/>
-              <w:left w:w="100" w:type="dxa"/>
-              <w:bottom w:w="100" w:type="dxa"/>
-              <w:right w:w="100" w:type="dxa"/>
-            </w:tcMar>
-          </w:tcPr>
-          <w:p>
-            <w:pPr>
-              <w:widowControl w:val="0"/>
-              <w:pBdr>
-                <w:top w:val="nil"/>
-                <w:left w:val="nil"/>
-                <w:bottom w:val="nil"/>
-                <w:right w:val="nil"/>
-                <w:between w:val="nil"/>
-              </w:pBdr>
-              <w:spacing w:line="240" w:lineRule="auto"/>
-            </w:pPr>
-            <w:r>
-              <w:rPr>
-                <w:rFonts w:hint="eastAsia"/>
-              </w:rPr>
-              <w:t>게임이력</w:t>
-            </w:r>
-          </w:p>
-        </w:tc>
-        <w:tc>
-          <w:tcPr>
-            <w:tcW w:w="2925" w:type="dxa"/>
-            <w:tcMar>
-              <w:top w:w="100" w:type="dxa"/>
-              <w:left w:w="100" w:type="dxa"/>
-              <w:bottom w:w="100" w:type="dxa"/>
-              <w:right w:w="100" w:type="dxa"/>
-            </w:tcMar>
-          </w:tcPr>
-          <w:p>
-            <w:pPr>
-              <w:widowControl w:val="0"/>
-              <w:pBdr>
-                <w:top w:val="nil"/>
-                <w:left w:val="nil"/>
-                <w:bottom w:val="nil"/>
-                <w:right w:val="nil"/>
-                <w:between w:val="nil"/>
-              </w:pBdr>
-              <w:spacing w:line="240" w:lineRule="auto"/>
-            </w:pPr>
-            <w:r>
-              <w:t>이력번호</w:t>
-            </w:r>
-            <w:r>
-              <w:rPr>
-                <w:rFonts w:hint="eastAsia"/>
+                <w:u w:val="single"/>
               </w:rPr>
               <w:t xml:space="preserve"> </w:t>
             </w:r>
             <w:r>
               <w:rPr>
                 <w:rFonts w:hint="eastAsia"/>
-              </w:rPr>
-              <w:t xml:space="preserve">, </w:t>
-            </w:r>
-            <w:r>
-              <w:rPr>
-                <w:rFonts w:hint="eastAsia"/>
-              </w:rPr>
-              <w:t>시작일시</w:t>
-            </w:r>
-            <w:r>
-              <w:rPr>
-                <w:rFonts w:hint="eastAsia"/>
-              </w:rPr>
-              <w:t xml:space="preserve">, </w:t>
-            </w:r>
-            <w:r>
-              <w:rPr>
-                <w:rFonts w:hint="eastAsia"/>
-              </w:rPr>
-              <w:t>종료일시</w:t>
-            </w:r>
-            <w:r>
-              <w:rPr>
-                <w:rFonts w:hint="eastAsia"/>
-              </w:rPr>
-              <w:t xml:space="preserve">, </w:t>
-            </w:r>
-            <w:r>
-              <w:rPr>
-                <w:rFonts w:hint="eastAsia"/>
-              </w:rPr>
-              <w:t>획득</w:t>
-            </w:r>
-            <w:r>
-              <w:rPr>
-                <w:rFonts w:hint="eastAsia"/>
-              </w:rPr>
-              <w:t xml:space="preserve"> </w:t>
-            </w:r>
-            <w:r>
-              <w:rPr>
-                <w:rFonts w:hint="eastAsia"/>
-              </w:rPr>
-              <w:t>점수</w:t>
-            </w:r>
-          </w:p>
-        </w:tc>
-        <w:tc>
-          <w:tcPr>
-            <w:tcW w:w="3660" w:type="dxa"/>
-            <w:tcMar>
-              <w:top w:w="100" w:type="dxa"/>
-              <w:left w:w="100" w:type="dxa"/>
-              <w:bottom w:w="100" w:type="dxa"/>
-              <w:right w:w="100" w:type="dxa"/>
-            </w:tcMar>
-          </w:tcPr>
-          <w:p>
-            <w:pPr>
-              <w:widowControl w:val="0"/>
-              <w:pBdr>
-                <w:top w:val="nil"/>
-                <w:left w:val="nil"/>
-                <w:bottom w:val="nil"/>
-                <w:right w:val="nil"/>
-                <w:between w:val="nil"/>
-              </w:pBdr>
-              <w:spacing w:line="240" w:lineRule="auto"/>
-            </w:pPr>
-            <w:r>
-              <w:rPr>
-                <w:rFonts w:hint="eastAsia"/>
-              </w:rPr>
-              <w:t>이력번호</w:t>
+                <w:u w:val="single"/>
+              </w:rPr>
+              <w:t>번호</w:t>
             </w:r>
           </w:p>
         </w:tc>
@@ -4586,8 +5558,9 @@
     </w:p>
     <w:tbl>
       <w:tblPr>
+        <w:tblStyle w:val="ac"/>
         <w:tblW w:w="9300" w:type="dxa"/>
-        <w:tblInd w:w="100" w:type="dxa"/>
+        <w:tblInd w:w="0" w:type="dxa"/>
         <w:tblBorders>
           <w:top w:val="single" w:sz="8" w:space="0" w:color="000000"/>
           <w:left w:val="single" w:sz="8" w:space="0" w:color="000000"/>
@@ -4597,12 +5570,6 @@
           <w:insideV w:val="single" w:sz="8" w:space="0" w:color="000000"/>
         </w:tblBorders>
         <w:tblLayout w:type="fixed"/>
-        <w:tblCellMar>
-          <w:top w:w="100" w:type="dxa"/>
-          <w:left w:w="100" w:type="dxa"/>
-          <w:bottom w:w="100" w:type="dxa"/>
-          <w:right w:w="100" w:type="dxa"/>
-        </w:tblCellMar>
         <w:tblLook w:val="0600" w:firstRow="0" w:lastRow="0" w:firstColumn="0" w:lastColumn="0" w:noHBand="1" w:noVBand="1"/>
       </w:tblPr>
       <w:tblGrid>
@@ -4613,9 +5580,6 @@
         <w:gridCol w:w="2550"/>
       </w:tblGrid>
       <w:tr>
-        <w:trPr>
-          <w:cantSplit/>
-        </w:trPr>
         <w:tc>
           <w:tcPr>
             <w:tcW w:w="975" w:type="dxa"/>
@@ -4730,9 +5694,6 @@
         </w:tc>
       </w:tr>
       <w:tr>
-        <w:trPr>
-          <w:cantSplit/>
-        </w:trPr>
         <w:tc>
           <w:tcPr>
             <w:tcW w:w="975" w:type="dxa"/>
@@ -4767,12 +5728,16 @@
             <w:pPr>
               <w:widowControl w:val="0"/>
               <w:spacing w:line="240" w:lineRule="auto"/>
-            </w:pPr>
-            <w:r>
-              <w:rPr>
-                <w:rFonts w:hint="eastAsia"/>
-              </w:rPr>
-              <w:t>보유하다</w:t>
+              <w:rPr>
+                <w:rFonts w:hint="eastAsia"/>
+              </w:rPr>
+            </w:pPr>
+            <w:r>
+              <w:rPr>
+                <w:rFonts w:hint="eastAsia"/>
+                <w:lang w:val="en-US"/>
+              </w:rPr>
+              <w:t>저장하다</w:t>
             </w:r>
           </w:p>
         </w:tc>
@@ -4795,7 +5760,7 @@
               <w:rPr>
                 <w:rFonts w:hint="eastAsia"/>
               </w:rPr>
-              <w:t>회원</w:t>
+              <w:t>게임</w:t>
             </w:r>
             <w:r>
               <w:rPr>
@@ -4807,7 +5772,7 @@
               <w:rPr>
                 <w:rFonts w:hint="eastAsia"/>
               </w:rPr>
-              <w:t>게임이력</w:t>
+              <w:t>이력</w:t>
             </w:r>
           </w:p>
         </w:tc>
@@ -4829,7 +5794,7 @@
             <w:proofErr w:type="gramStart"/>
             <w:r>
               <w:rPr>
-                <w:rFonts w:hint="eastAsia"/>
+                <w:lang w:val="en-US"/>
               </w:rPr>
               <w:t>1:N</w:t>
             </w:r>
@@ -4855,9 +5820,6 @@
         </w:tc>
       </w:tr>
       <w:tr>
-        <w:trPr>
-          <w:cantSplit/>
-        </w:trPr>
         <w:tc>
           <w:tcPr>
             <w:tcW w:w="975" w:type="dxa"/>
@@ -4895,18 +5857,16 @@
             <w:pPr>
               <w:widowControl w:val="0"/>
               <w:spacing w:line="240" w:lineRule="auto"/>
-            </w:pPr>
-            <w:r>
-              <w:rPr>
-                <w:rFonts w:hint="eastAsia"/>
-              </w:rPr>
-              <w:t>포함</w:t>
-            </w:r>
-            <w:r>
-              <w:rPr>
-                <w:rFonts w:hint="eastAsia"/>
-              </w:rPr>
-              <w:t>하다</w:t>
+              <w:rPr>
+                <w:rFonts w:hint="eastAsia"/>
+              </w:rPr>
+            </w:pPr>
+            <w:r>
+              <w:rPr>
+                <w:rFonts w:hint="eastAsia"/>
+                <w:lang w:val="en-US"/>
+              </w:rPr>
+              <w:t>기록하다</w:t>
             </w:r>
           </w:p>
         </w:tc>
@@ -4928,20 +5888,23 @@
             <w:r>
               <w:rPr>
                 <w:rFonts w:hint="eastAsia"/>
-              </w:rPr>
-              <w:t>게임</w:t>
-            </w:r>
-            <w:r>
-              <w:rPr>
-                <w:rFonts w:hint="eastAsia"/>
+                <w:lang w:val="en-US"/>
+              </w:rPr>
+              <w:t>회원</w:t>
+            </w:r>
+            <w:r>
+              <w:rPr>
+                <w:rFonts w:hint="eastAsia"/>
+                <w:lang w:val="en-US"/>
               </w:rPr>
               <w:t xml:space="preserve">, </w:t>
             </w:r>
             <w:r>
               <w:rPr>
                 <w:rFonts w:hint="eastAsia"/>
-              </w:rPr>
-              <w:t>게임이력</w:t>
+                <w:lang w:val="en-US"/>
+              </w:rPr>
+              <w:t>이력</w:t>
             </w:r>
           </w:p>
         </w:tc>
@@ -4963,7 +5926,7 @@
             <w:proofErr w:type="gramStart"/>
             <w:r>
               <w:rPr>
-                <w:rFonts w:hint="eastAsia"/>
+                <w:lang w:val="en-US"/>
               </w:rPr>
               <w:t>1:N</w:t>
             </w:r>
@@ -5006,8 +5969,9 @@
     <w:p/>
     <w:tbl>
       <w:tblPr>
+        <w:tblStyle w:val="ad"/>
         <w:tblW w:w="9360" w:type="dxa"/>
-        <w:tblInd w:w="100" w:type="dxa"/>
+        <w:tblInd w:w="0" w:type="dxa"/>
         <w:tblBorders>
           <w:top w:val="single" w:sz="8" w:space="0" w:color="000000"/>
           <w:left w:val="single" w:sz="8" w:space="0" w:color="000000"/>
@@ -5017,12 +5981,6 @@
           <w:insideV w:val="single" w:sz="8" w:space="0" w:color="000000"/>
         </w:tblBorders>
         <w:tblLayout w:type="fixed"/>
-        <w:tblCellMar>
-          <w:top w:w="100" w:type="dxa"/>
-          <w:left w:w="100" w:type="dxa"/>
-          <w:bottom w:w="100" w:type="dxa"/>
-          <w:right w:w="100" w:type="dxa"/>
-        </w:tblCellMar>
         <w:tblLook w:val="0600" w:firstRow="0" w:lastRow="0" w:firstColumn="0" w:lastColumn="0" w:noHBand="1" w:noVBand="1"/>
       </w:tblPr>
       <w:tblGrid>
@@ -5033,7 +5991,6 @@
       </w:tblGrid>
       <w:tr>
         <w:trPr>
-          <w:cantSplit/>
           <w:trHeight w:val="420"/>
         </w:trPr>
         <w:tc>
@@ -5158,7 +6115,6 @@
       </w:tr>
       <w:tr>
         <w:trPr>
-          <w:cantSplit/>
           <w:trHeight w:val="420"/>
         </w:trPr>
         <w:tc>
@@ -5277,7 +6233,6 @@
       </w:tr>
       <w:tr>
         <w:trPr>
-          <w:cantSplit/>
           <w:trHeight w:val="420"/>
         </w:trPr>
         <w:tc>
@@ -5396,7 +6351,6 @@
       </w:tr>
       <w:tr>
         <w:trPr>
-          <w:cantSplit/>
           <w:trHeight w:val="420"/>
         </w:trPr>
         <w:tc>
@@ -5515,7 +6469,6 @@
       </w:tr>
       <w:tr>
         <w:trPr>
-          <w:cantSplit/>
           <w:trHeight w:val="420"/>
         </w:trPr>
         <w:tc>
@@ -5634,7 +6587,6 @@
       </w:tr>
       <w:tr>
         <w:trPr>
-          <w:cantSplit/>
           <w:trHeight w:val="420"/>
         </w:trPr>
         <w:tc>
@@ -5753,7 +6705,6 @@
       </w:tr>
       <w:tr>
         <w:trPr>
-          <w:cantSplit/>
           <w:trHeight w:val="420"/>
         </w:trPr>
         <w:tc>
@@ -5861,12 +6812,6 @@
               </w:pBdr>
               <w:spacing w:line="240" w:lineRule="auto"/>
             </w:pPr>
-            <w:r>
-              <w:rPr>
-                <w:rFonts w:hint="eastAsia"/>
-              </w:rPr>
-              <w:t>최종적</w:t>
-            </w:r>
             <w:r>
               <w:rPr>
                 <w:rFonts w:hint="eastAsia"/>
@@ -5878,7 +6823,6 @@
       </w:tr>
       <w:tr>
         <w:trPr>
-          <w:cantSplit/>
           <w:trHeight w:val="420"/>
         </w:trPr>
         <w:tc>
@@ -5977,19 +6921,15 @@
             <w:pPr>
               <w:widowControl w:val="0"/>
               <w:spacing w:line="240" w:lineRule="auto"/>
-            </w:pPr>
-            <w:r>
-              <w:rPr>
-                <w:rFonts w:ascii="Arial Unicode MS" w:eastAsia="Arial Unicode MS" w:hAnsi="Arial Unicode MS" w:cs="Arial Unicode MS"/>
-              </w:rPr>
-              <w:t>확인</w:t>
-            </w:r>
+              <w:rPr>
+                <w:rFonts w:hint="eastAsia"/>
+              </w:rPr>
+            </w:pPr>
           </w:p>
         </w:tc>
       </w:tr>
       <w:tr>
         <w:trPr>
-          <w:cantSplit/>
           <w:trHeight w:val="420"/>
         </w:trPr>
         <w:tc>
@@ -6108,7 +7048,6 @@
       </w:tr>
       <w:tr>
         <w:trPr>
-          <w:cantSplit/>
           <w:trHeight w:val="420"/>
         </w:trPr>
         <w:tc>
@@ -6227,7 +7166,6 @@
       </w:tr>
       <w:tr>
         <w:trPr>
-          <w:cantSplit/>
           <w:trHeight w:val="420"/>
         </w:trPr>
         <w:tc>
@@ -6346,7 +7284,6 @@
       </w:tr>
       <w:tr>
         <w:trPr>
-          <w:cantSplit/>
           <w:trHeight w:val="420"/>
         </w:trPr>
         <w:tc>
@@ -6465,7 +7402,6 @@
       </w:tr>
       <w:tr>
         <w:trPr>
-          <w:cantSplit/>
           <w:trHeight w:val="420"/>
         </w:trPr>
         <w:tc>
@@ -6584,7 +7520,6 @@
       </w:tr>
       <w:tr>
         <w:trPr>
-          <w:cantSplit/>
           <w:trHeight w:val="420"/>
         </w:trPr>
         <w:tc>
@@ -6703,7 +7638,6 @@
       </w:tr>
       <w:tr>
         <w:trPr>
-          <w:cantSplit/>
           <w:trHeight w:val="420"/>
         </w:trPr>
         <w:tc>
@@ -6814,7 +7748,6 @@
       </w:tr>
       <w:tr>
         <w:trPr>
-          <w:cantSplit/>
           <w:trHeight w:val="420"/>
         </w:trPr>
         <w:tc>
@@ -6933,7 +7866,6 @@
       </w:tr>
       <w:tr>
         <w:trPr>
-          <w:cantSplit/>
           <w:trHeight w:val="420"/>
         </w:trPr>
         <w:tc>
@@ -7052,7 +7984,6 @@
       </w:tr>
       <w:tr>
         <w:trPr>
-          <w:cantSplit/>
           <w:trHeight w:val="420"/>
         </w:trPr>
         <w:tc>
@@ -7167,12 +8098,23 @@
               <w:t>O</w:t>
             </w:r>
           </w:p>
-          <w:p/>
+          <w:p>
+            <w:pPr>
+              <w:widowControl w:val="0"/>
+              <w:pBdr>
+                <w:top w:val="nil"/>
+                <w:left w:val="nil"/>
+                <w:bottom w:val="nil"/>
+                <w:right w:val="nil"/>
+                <w:between w:val="nil"/>
+              </w:pBdr>
+              <w:spacing w:line="240" w:lineRule="auto"/>
+            </w:pPr>
+          </w:p>
         </w:tc>
       </w:tr>
       <w:tr>
         <w:trPr>
-          <w:cantSplit/>
           <w:trHeight w:val="420"/>
         </w:trPr>
         <w:tc>
@@ -7295,7 +8237,7 @@
       <w:pPr>
         <w:pStyle w:val="3"/>
         <w:rPr>
-          <w:rFonts w:ascii="Arial Unicode MS" w:eastAsia="Arial Unicode MS" w:hAnsi="Arial Unicode MS" w:cs="Arial Unicode MS"/>
+          <w:lang w:val="en-US"/>
         </w:rPr>
       </w:pPr>
       <w:bookmarkStart w:id="12" w:name="_woud7se76hfu" w:colFirst="0" w:colLast="0"/>
@@ -7304,30 +8246,28 @@
         <w:rPr>
           <w:rFonts w:ascii="Arial Unicode MS" w:eastAsia="Arial Unicode MS" w:hAnsi="Arial Unicode MS" w:cs="Arial Unicode MS"/>
         </w:rPr>
+        <w:lastRenderedPageBreak/>
         <w:t>10. ER 다이어그램</w:t>
       </w:r>
-    </w:p>
-    <w:p>
       <w:r>
         <w:rPr>
           <w:noProof/>
+          <w:lang w:val="en-US"/>
         </w:rPr>
         <w:drawing>
-          <wp:inline distT="0" distB="0" distL="0" distR="0" wp14:anchorId="6A781022" wp14:editId="215D295C">
-            <wp:extent cx="5930900" cy="3221990"/>
+          <wp:inline distT="0" distB="0" distL="0" distR="0" wp14:anchorId="769353AB" wp14:editId="2E26B677">
+            <wp:extent cx="5943600" cy="4217035"/>
             <wp:effectExtent l="0" t="0" r="0" b="0"/>
-            <wp:docPr id="1" name="그림 1"/>
+            <wp:docPr id="2140774669" name="그림 1"/>
             <wp:cNvGraphicFramePr>
-              <a:graphicFrameLocks xmlns:a="http://schemas.openxmlformats.org/drawingml/2006/main"/>
+              <a:graphicFrameLocks xmlns:a="http://schemas.openxmlformats.org/drawingml/2006/main" noChangeAspect="1"/>
             </wp:cNvGraphicFramePr>
             <a:graphic xmlns:a="http://schemas.openxmlformats.org/drawingml/2006/main">
               <a:graphicData uri="http://schemas.openxmlformats.org/drawingml/2006/picture">
                 <pic:pic xmlns:pic="http://schemas.openxmlformats.org/drawingml/2006/picture">
                   <pic:nvPicPr>
-                    <pic:cNvPr id="0" name="Picture 1"/>
-                    <pic:cNvPicPr>
-                      <a:picLocks/>
-                    </pic:cNvPicPr>
+                    <pic:cNvPr id="2140774669" name="그림 2140774669"/>
+                    <pic:cNvPicPr/>
                   </pic:nvPicPr>
                   <pic:blipFill>
                     <a:blip r:embed="rId5" cstate="print">
@@ -7337,23 +8277,18 @@
                         </a:ext>
                       </a:extLst>
                     </a:blip>
-                    <a:srcRect/>
                     <a:stretch>
                       <a:fillRect/>
                     </a:stretch>
                   </pic:blipFill>
-                  <pic:spPr bwMode="auto">
+                  <pic:spPr>
                     <a:xfrm>
                       <a:off x="0" y="0"/>
-                      <a:ext cx="5930900" cy="3221990"/>
+                      <a:ext cx="5943600" cy="4217035"/>
                     </a:xfrm>
                     <a:prstGeom prst="rect">
                       <a:avLst/>
                     </a:prstGeom>
-                    <a:noFill/>
-                    <a:ln>
-                      <a:noFill/>
-                    </a:ln>
                   </pic:spPr>
                 </pic:pic>
               </a:graphicData>
@@ -7367,7 +8302,6 @@
       <w:pgMar w:top="1440" w:right="1440" w:bottom="1440" w:left="1440" w:header="720" w:footer="720" w:gutter="0"/>
       <w:pgNumType w:start="1"/>
       <w:cols w:space="720"/>
-      <w:docGrid w:linePitch="360"/>
     </w:sectPr>
   </w:body>
 </w:document>
@@ -7376,9 +8310,9 @@
 <file path=word/numbering.xml><?xml version="1.0" encoding="utf-8"?>
 <w:numbering xmlns:wpc="http://schemas.microsoft.com/office/word/2010/wordprocessingCanvas" xmlns:cx="http://schemas.microsoft.com/office/drawing/2014/chartex" xmlns:cx1="http://schemas.microsoft.com/office/drawing/2015/9/8/chartex" xmlns:cx2="http://schemas.microsoft.com/office/drawing/2015/10/21/chartex" xmlns:cx3="http://schemas.microsoft.com/office/drawing/2016/5/9/chartex" xmlns:cx4="http://schemas.microsoft.com/office/drawing/2016/5/10/chartex" xmlns:cx5="http://schemas.microsoft.com/office/drawing/2016/5/11/chartex" xmlns:cx6="http://schemas.microsoft.com/office/drawing/2016/5/12/chartex" xmlns:cx7="http://schemas.microsoft.com/office/drawing/2016/5/13/chartex" xmlns:cx8="http://schemas.microsoft.com/office/drawing/2016/5/14/chartex" xmlns:mc="http://schemas.openxmlformats.org/markup-compatibility/2006" xmlns:aink="http://schemas.microsoft.com/office/drawing/2016/ink" xmlns:am3d="http://schemas.microsoft.com/office/drawing/2017/model3d" xmlns:o="urn:schemas-microsoft-com:office:office" xmlns:oel="http://schemas.microsoft.com/office/2019/extlst" xmlns:r="http://schemas.openxmlformats.org/officeDocument/2006/relationships" xmlns:m="http://schemas.openxmlformats.org/officeDocument/2006/math" xmlns:v="urn:schemas-microsoft-com:vml" xmlns:wp14="http://schemas.microsoft.com/office/word/2010/wordprocessingDrawing" xmlns:wp="http://schemas.openxmlformats.org/drawingml/2006/wordprocessingDrawing" xmlns:w10="urn:schemas-microsoft-com:office:word" xmlns:w="http://schemas.openxmlformats.org/wordprocessingml/2006/main" xmlns:w14="http://schemas.microsoft.com/office/word/2010/wordml" xmlns:w15="http://schemas.microsoft.com/office/word/2012/wordml" xmlns:w16cex="http://schemas.microsoft.com/office/word/2018/wordml/cex" xmlns:w16cid="http://schemas.microsoft.com/office/word/2016/wordml/cid" xmlns:w16="http://schemas.microsoft.com/office/word/2018/wordml" xmlns:w16du="http://schemas.microsoft.com/office/word/2023/wordml/word16du" xmlns:w16sdtdh="http://schemas.microsoft.com/office/word/2020/wordml/sdtdatahash" xmlns:w16sdtfl="http://schemas.microsoft.com/office/word/2024/wordml/sdtformatlock" xmlns:w16se="http://schemas.microsoft.com/office/word/2015/wordml/symex" xmlns:wpg="http://schemas.microsoft.com/office/word/2010/wordprocessingGroup" xmlns:wpi="http://schemas.microsoft.com/office/word/2010/wordprocessingInk" xmlns:wne="http://schemas.microsoft.com/office/word/2006/wordml" xmlns:wps="http://schemas.microsoft.com/office/word/2010/wordprocessingShape" mc:Ignorable="w14 w15 w16se w16cid w16 w16cex w16sdtdh w16sdtfl w16du wp14">
   <w:abstractNum w:abstractNumId="0" w15:restartNumberingAfterBreak="0">
-    <w:nsid w:val="7BF25527"/>
-    <w:multiLevelType w:val="singleLevel"/>
-    <w:tmpl w:val="A6467C54"/>
+    <w:nsid w:val="019271BF"/>
+    <w:multiLevelType w:val="multilevel"/>
+    <w:tmpl w:val="1792AFEC"/>
     <w:lvl w:ilvl="0">
       <w:start w:val="1"/>
       <w:numFmt w:val="decimal"/>
@@ -7391,8 +8325,104 @@
         <w:u w:val="none"/>
       </w:rPr>
     </w:lvl>
+    <w:lvl w:ilvl="1">
+      <w:start w:val="1"/>
+      <w:numFmt w:val="lowerLetter"/>
+      <w:lvlText w:val="%2."/>
+      <w:lvlJc w:val="left"/>
+      <w:pPr>
+        <w:ind w:left="1440" w:hanging="360"/>
+      </w:pPr>
+      <w:rPr>
+        <w:u w:val="none"/>
+      </w:rPr>
+    </w:lvl>
+    <w:lvl w:ilvl="2">
+      <w:start w:val="1"/>
+      <w:numFmt w:val="lowerRoman"/>
+      <w:lvlText w:val="%3."/>
+      <w:lvlJc w:val="right"/>
+      <w:pPr>
+        <w:ind w:left="2160" w:hanging="360"/>
+      </w:pPr>
+      <w:rPr>
+        <w:u w:val="none"/>
+      </w:rPr>
+    </w:lvl>
+    <w:lvl w:ilvl="3">
+      <w:start w:val="1"/>
+      <w:numFmt w:val="decimal"/>
+      <w:lvlText w:val="%4."/>
+      <w:lvlJc w:val="left"/>
+      <w:pPr>
+        <w:ind w:left="2880" w:hanging="360"/>
+      </w:pPr>
+      <w:rPr>
+        <w:u w:val="none"/>
+      </w:rPr>
+    </w:lvl>
+    <w:lvl w:ilvl="4">
+      <w:start w:val="1"/>
+      <w:numFmt w:val="lowerLetter"/>
+      <w:lvlText w:val="%5."/>
+      <w:lvlJc w:val="left"/>
+      <w:pPr>
+        <w:ind w:left="3600" w:hanging="360"/>
+      </w:pPr>
+      <w:rPr>
+        <w:u w:val="none"/>
+      </w:rPr>
+    </w:lvl>
+    <w:lvl w:ilvl="5">
+      <w:start w:val="1"/>
+      <w:numFmt w:val="lowerRoman"/>
+      <w:lvlText w:val="%6."/>
+      <w:lvlJc w:val="right"/>
+      <w:pPr>
+        <w:ind w:left="4320" w:hanging="360"/>
+      </w:pPr>
+      <w:rPr>
+        <w:u w:val="none"/>
+      </w:rPr>
+    </w:lvl>
+    <w:lvl w:ilvl="6">
+      <w:start w:val="1"/>
+      <w:numFmt w:val="decimal"/>
+      <w:lvlText w:val="%7."/>
+      <w:lvlJc w:val="left"/>
+      <w:pPr>
+        <w:ind w:left="5040" w:hanging="360"/>
+      </w:pPr>
+      <w:rPr>
+        <w:u w:val="none"/>
+      </w:rPr>
+    </w:lvl>
+    <w:lvl w:ilvl="7">
+      <w:start w:val="1"/>
+      <w:numFmt w:val="lowerLetter"/>
+      <w:lvlText w:val="%8."/>
+      <w:lvlJc w:val="left"/>
+      <w:pPr>
+        <w:ind w:left="5760" w:hanging="360"/>
+      </w:pPr>
+      <w:rPr>
+        <w:u w:val="none"/>
+      </w:rPr>
+    </w:lvl>
+    <w:lvl w:ilvl="8">
+      <w:start w:val="1"/>
+      <w:numFmt w:val="lowerRoman"/>
+      <w:lvlText w:val="%9."/>
+      <w:lvlJc w:val="right"/>
+      <w:pPr>
+        <w:ind w:left="6480" w:hanging="360"/>
+      </w:pPr>
+      <w:rPr>
+        <w:u w:val="none"/>
+      </w:rPr>
+    </w:lvl>
   </w:abstractNum>
-  <w:num w:numId="1" w16cid:durableId="351686143">
+  <w:num w:numId="1" w16cid:durableId="913978494">
     <w:abstractNumId w:val="0"/>
   </w:num>
 </w:numbering>
@@ -7403,11 +8433,17 @@
   <w:docDefaults>
     <w:rPrDefault>
       <w:rPr>
-        <w:rFonts w:ascii="Arial" w:eastAsia="바탕" w:hAnsi="Arial" w:cs="Arial"/>
-        <w:lang w:val="en-US" w:eastAsia="ko-KR" w:bidi="ar-SA"/>
+        <w:rFonts w:ascii="Arial" w:eastAsiaTheme="minorEastAsia" w:hAnsi="Arial" w:cs="Arial"/>
+        <w:sz w:val="22"/>
+        <w:szCs w:val="22"/>
+        <w:lang w:val="en" w:eastAsia="ko-KR" w:bidi="ar-SA"/>
       </w:rPr>
     </w:rPrDefault>
-    <w:pPrDefault/>
+    <w:pPrDefault>
+      <w:pPr>
+        <w:spacing w:line="276" w:lineRule="auto"/>
+      </w:pPr>
+    </w:pPrDefault>
   </w:docDefaults>
   <w:latentStyles w:defLockedState="0" w:defUIPriority="99" w:defSemiHidden="0" w:defUnhideWhenUsed="0" w:defQFormat="0" w:count="376">
     <w:lsdException w:name="Normal" w:uiPriority="0" w:qFormat="1"/>
@@ -7429,22 +8465,22 @@
     <w:lsdException w:name="index 7" w:semiHidden="1" w:unhideWhenUsed="1"/>
     <w:lsdException w:name="index 8" w:semiHidden="1" w:unhideWhenUsed="1"/>
     <w:lsdException w:name="index 9" w:semiHidden="1" w:unhideWhenUsed="1"/>
-    <w:lsdException w:name="toc 1" w:semiHidden="1" w:uiPriority="57" w:unhideWhenUsed="1"/>
-    <w:lsdException w:name="toc 2" w:semiHidden="1" w:uiPriority="57" w:unhideWhenUsed="1"/>
-    <w:lsdException w:name="toc 3" w:semiHidden="1" w:uiPriority="57" w:unhideWhenUsed="1"/>
-    <w:lsdException w:name="toc 4" w:semiHidden="1" w:uiPriority="57" w:unhideWhenUsed="1"/>
-    <w:lsdException w:name="toc 5" w:semiHidden="1" w:uiPriority="57" w:unhideWhenUsed="1"/>
-    <w:lsdException w:name="toc 6" w:semiHidden="1" w:uiPriority="57" w:unhideWhenUsed="1"/>
-    <w:lsdException w:name="toc 7" w:semiHidden="1" w:uiPriority="57" w:unhideWhenUsed="1"/>
-    <w:lsdException w:name="toc 8" w:semiHidden="1" w:uiPriority="57" w:unhideWhenUsed="1"/>
-    <w:lsdException w:name="toc 9" w:semiHidden="1" w:uiPriority="57" w:unhideWhenUsed="1"/>
+    <w:lsdException w:name="toc 1" w:semiHidden="1" w:uiPriority="39" w:unhideWhenUsed="1"/>
+    <w:lsdException w:name="toc 2" w:semiHidden="1" w:uiPriority="39" w:unhideWhenUsed="1"/>
+    <w:lsdException w:name="toc 3" w:semiHidden="1" w:uiPriority="39" w:unhideWhenUsed="1"/>
+    <w:lsdException w:name="toc 4" w:semiHidden="1" w:uiPriority="39" w:unhideWhenUsed="1"/>
+    <w:lsdException w:name="toc 5" w:semiHidden="1" w:uiPriority="39" w:unhideWhenUsed="1"/>
+    <w:lsdException w:name="toc 6" w:semiHidden="1" w:uiPriority="39" w:unhideWhenUsed="1"/>
+    <w:lsdException w:name="toc 7" w:semiHidden="1" w:uiPriority="39" w:unhideWhenUsed="1"/>
+    <w:lsdException w:name="toc 8" w:semiHidden="1" w:uiPriority="39" w:unhideWhenUsed="1"/>
+    <w:lsdException w:name="toc 9" w:semiHidden="1" w:uiPriority="39" w:unhideWhenUsed="1"/>
     <w:lsdException w:name="Normal Indent" w:semiHidden="1" w:unhideWhenUsed="1"/>
     <w:lsdException w:name="footnote text" w:semiHidden="1" w:unhideWhenUsed="1"/>
     <w:lsdException w:name="annotation text" w:semiHidden="1" w:unhideWhenUsed="1"/>
     <w:lsdException w:name="header" w:semiHidden="1" w:unhideWhenUsed="1"/>
     <w:lsdException w:name="footer" w:semiHidden="1" w:unhideWhenUsed="1"/>
     <w:lsdException w:name="index heading" w:semiHidden="1" w:unhideWhenUsed="1"/>
-    <w:lsdException w:name="caption" w:semiHidden="1" w:uiPriority="53" w:unhideWhenUsed="1" w:qFormat="1"/>
+    <w:lsdException w:name="caption" w:semiHidden="1" w:uiPriority="35" w:unhideWhenUsed="1" w:qFormat="1"/>
     <w:lsdException w:name="table of figures" w:semiHidden="1" w:unhideWhenUsed="1"/>
     <w:lsdException w:name="envelope address" w:semiHidden="1" w:unhideWhenUsed="1"/>
     <w:lsdException w:name="envelope return" w:semiHidden="1" w:unhideWhenUsed="1"/>
@@ -7472,7 +8508,7 @@
     <w:lsdException w:name="List Number 3" w:semiHidden="1" w:unhideWhenUsed="1"/>
     <w:lsdException w:name="List Number 4" w:semiHidden="1" w:unhideWhenUsed="1"/>
     <w:lsdException w:name="List Number 5" w:semiHidden="1" w:unhideWhenUsed="1"/>
-    <w:lsdException w:name="Title" w:uiPriority="16" w:qFormat="1"/>
+    <w:lsdException w:name="Title" w:uiPriority="10" w:qFormat="1"/>
     <w:lsdException w:name="Closing" w:semiHidden="1" w:unhideWhenUsed="1"/>
     <w:lsdException w:name="Signature" w:semiHidden="1" w:unhideWhenUsed="1"/>
     <w:lsdException w:name="Default Paragraph Font" w:semiHidden="1" w:uiPriority="1" w:unhideWhenUsed="1"/>
@@ -7484,7 +8520,7 @@
     <w:lsdException w:name="List Continue 4" w:semiHidden="1" w:unhideWhenUsed="1"/>
     <w:lsdException w:name="List Continue 5" w:semiHidden="1" w:unhideWhenUsed="1"/>
     <w:lsdException w:name="Message Header" w:semiHidden="1" w:unhideWhenUsed="1"/>
-    <w:lsdException w:name="Subtitle" w:uiPriority="17" w:qFormat="1"/>
+    <w:lsdException w:name="Subtitle" w:uiPriority="11" w:qFormat="1"/>
     <w:lsdException w:name="Salutation" w:semiHidden="1" w:unhideWhenUsed="1"/>
     <w:lsdException w:name="Date" w:semiHidden="1" w:unhideWhenUsed="1"/>
     <w:lsdException w:name="Body Text First Indent" w:semiHidden="1" w:unhideWhenUsed="1"/>
@@ -7497,8 +8533,8 @@
     <w:lsdException w:name="Block Text" w:semiHidden="1" w:unhideWhenUsed="1"/>
     <w:lsdException w:name="Hyperlink" w:semiHidden="1" w:unhideWhenUsed="1"/>
     <w:lsdException w:name="FollowedHyperlink" w:semiHidden="1" w:unhideWhenUsed="1"/>
-    <w:lsdException w:name="Strong" w:uiPriority="34" w:qFormat="1"/>
-    <w:lsdException w:name="Emphasis" w:uiPriority="32" w:qFormat="1"/>
+    <w:lsdException w:name="Strong" w:uiPriority="22" w:qFormat="1"/>
+    <w:lsdException w:name="Emphasis" w:uiPriority="20" w:qFormat="1"/>
     <w:lsdException w:name="Document Map" w:semiHidden="1" w:unhideWhenUsed="1"/>
     <w:lsdException w:name="Plain Text" w:semiHidden="1" w:unhideWhenUsed="1"/>
     <w:lsdException w:name="E-mail Signature" w:semiHidden="1" w:unhideWhenUsed="1"/>
@@ -7564,223 +8600,223 @@
     <w:lsdException w:name="Table Web 2" w:semiHidden="1" w:unhideWhenUsed="1"/>
     <w:lsdException w:name="Table Web 3" w:semiHidden="1" w:unhideWhenUsed="1"/>
     <w:lsdException w:name="Balloon Text" w:semiHidden="1" w:unhideWhenUsed="1"/>
-    <w:lsdException w:name="Table Grid" w:uiPriority="57"/>
+    <w:lsdException w:name="Table Grid" w:uiPriority="39"/>
     <w:lsdException w:name="Table Theme" w:semiHidden="1" w:unhideWhenUsed="1"/>
     <w:lsdException w:name="Placeholder Text" w:semiHidden="1"/>
     <w:lsdException w:name="No Spacing" w:uiPriority="1" w:qFormat="1"/>
-    <w:lsdException w:name="Light Shading" w:uiPriority="96"/>
-    <w:lsdException w:name="Light List" w:uiPriority="97"/>
-    <w:lsdException w:name="Light Grid" w:uiPriority="98"/>
-    <w:lsdException w:name="Medium Shading 1"/>
-    <w:lsdException w:name="Medium Shading 2" w:uiPriority="0"/>
-    <w:lsdException w:name="Medium List 1" w:uiPriority="0"/>
-    <w:lsdException w:name="Medium List 2" w:uiPriority="0"/>
-    <w:lsdException w:name="Medium Grid 1" w:uiPriority="0"/>
-    <w:lsdException w:name="Medium Grid 2" w:uiPriority="0"/>
-    <w:lsdException w:name="Medium Grid 3" w:uiPriority="0"/>
-    <w:lsdException w:name="Dark List" w:uiPriority="0"/>
-    <w:lsdException w:name="Colorful Shading" w:uiPriority="0"/>
-    <w:lsdException w:name="Colorful List" w:uiPriority="0"/>
-    <w:lsdException w:name="Colorful Grid" w:uiPriority="0"/>
-    <w:lsdException w:name="Light Shading Accent 1" w:uiPriority="96"/>
-    <w:lsdException w:name="Light List Accent 1" w:uiPriority="97"/>
-    <w:lsdException w:name="Light Grid Accent 1" w:uiPriority="98"/>
-    <w:lsdException w:name="Medium Shading 1 Accent 1"/>
-    <w:lsdException w:name="Medium Shading 2 Accent 1" w:uiPriority="0"/>
-    <w:lsdException w:name="Medium List 1 Accent 1" w:uiPriority="0"/>
+    <w:lsdException w:name="Light Shading" w:uiPriority="60"/>
+    <w:lsdException w:name="Light List" w:uiPriority="61"/>
+    <w:lsdException w:name="Light Grid" w:uiPriority="62"/>
+    <w:lsdException w:name="Medium Shading 1" w:uiPriority="63"/>
+    <w:lsdException w:name="Medium Shading 2" w:uiPriority="64"/>
+    <w:lsdException w:name="Medium List 1" w:uiPriority="65"/>
+    <w:lsdException w:name="Medium List 2" w:uiPriority="66"/>
+    <w:lsdException w:name="Medium Grid 1" w:uiPriority="67"/>
+    <w:lsdException w:name="Medium Grid 2" w:uiPriority="68"/>
+    <w:lsdException w:name="Medium Grid 3" w:uiPriority="69"/>
+    <w:lsdException w:name="Dark List" w:uiPriority="70"/>
+    <w:lsdException w:name="Colorful Shading" w:uiPriority="71"/>
+    <w:lsdException w:name="Colorful List" w:uiPriority="72"/>
+    <w:lsdException w:name="Colorful Grid" w:uiPriority="73"/>
+    <w:lsdException w:name="Light Shading Accent 1" w:uiPriority="60"/>
+    <w:lsdException w:name="Light List Accent 1" w:uiPriority="61"/>
+    <w:lsdException w:name="Light Grid Accent 1" w:uiPriority="62"/>
+    <w:lsdException w:name="Medium Shading 1 Accent 1" w:uiPriority="63"/>
+    <w:lsdException w:name="Medium Shading 2 Accent 1" w:uiPriority="64"/>
+    <w:lsdException w:name="Medium List 1 Accent 1" w:uiPriority="65"/>
     <w:lsdException w:name="Revision" w:semiHidden="1"/>
-    <w:lsdException w:name="List Paragraph" w:uiPriority="52" w:qFormat="1"/>
-    <w:lsdException w:name="Quote" w:uiPriority="41" w:qFormat="1"/>
-    <w:lsdException w:name="Intense Quote" w:uiPriority="48" w:qFormat="1"/>
-    <w:lsdException w:name="Medium List 2 Accent 1" w:uiPriority="0"/>
-    <w:lsdException w:name="Medium Grid 1 Accent 1" w:uiPriority="0"/>
-    <w:lsdException w:name="Medium Grid 2 Accent 1" w:uiPriority="0"/>
-    <w:lsdException w:name="Medium Grid 3 Accent 1" w:uiPriority="0"/>
-    <w:lsdException w:name="Dark List Accent 1" w:uiPriority="0"/>
-    <w:lsdException w:name="Colorful Shading Accent 1" w:uiPriority="0"/>
-    <w:lsdException w:name="Colorful List Accent 1" w:uiPriority="0"/>
-    <w:lsdException w:name="Colorful Grid Accent 1" w:uiPriority="0"/>
-    <w:lsdException w:name="Light Shading Accent 2" w:uiPriority="96"/>
-    <w:lsdException w:name="Light List Accent 2" w:uiPriority="97"/>
-    <w:lsdException w:name="Light Grid Accent 2" w:uiPriority="98"/>
-    <w:lsdException w:name="Medium Shading 1 Accent 2"/>
-    <w:lsdException w:name="Medium Shading 2 Accent 2" w:uiPriority="0"/>
-    <w:lsdException w:name="Medium List 1 Accent 2" w:uiPriority="0"/>
-    <w:lsdException w:name="Medium List 2 Accent 2" w:uiPriority="0"/>
-    <w:lsdException w:name="Medium Grid 1 Accent 2" w:uiPriority="0"/>
-    <w:lsdException w:name="Medium Grid 2 Accent 2" w:uiPriority="0"/>
-    <w:lsdException w:name="Medium Grid 3 Accent 2" w:uiPriority="0"/>
-    <w:lsdException w:name="Dark List Accent 2" w:uiPriority="0"/>
-    <w:lsdException w:name="Colorful Shading Accent 2" w:uiPriority="0"/>
-    <w:lsdException w:name="Colorful List Accent 2" w:uiPriority="0"/>
-    <w:lsdException w:name="Colorful Grid Accent 2" w:uiPriority="0"/>
-    <w:lsdException w:name="Light Shading Accent 3" w:uiPriority="96"/>
-    <w:lsdException w:name="Light List Accent 3" w:uiPriority="97"/>
-    <w:lsdException w:name="Light Grid Accent 3" w:uiPriority="98"/>
-    <w:lsdException w:name="Medium Shading 1 Accent 3"/>
-    <w:lsdException w:name="Medium Shading 2 Accent 3" w:uiPriority="0"/>
-    <w:lsdException w:name="Medium List 1 Accent 3" w:uiPriority="0"/>
-    <w:lsdException w:name="Medium List 2 Accent 3" w:uiPriority="0"/>
-    <w:lsdException w:name="Medium Grid 1 Accent 3" w:uiPriority="0"/>
-    <w:lsdException w:name="Medium Grid 2 Accent 3" w:uiPriority="0"/>
-    <w:lsdException w:name="Medium Grid 3 Accent 3" w:uiPriority="0"/>
-    <w:lsdException w:name="Dark List Accent 3" w:uiPriority="0"/>
-    <w:lsdException w:name="Colorful Shading Accent 3" w:uiPriority="0"/>
-    <w:lsdException w:name="Colorful List Accent 3" w:uiPriority="0"/>
-    <w:lsdException w:name="Colorful Grid Accent 3" w:uiPriority="0"/>
-    <w:lsdException w:name="Light Shading Accent 4" w:uiPriority="96"/>
-    <w:lsdException w:name="Light List Accent 4" w:uiPriority="97"/>
-    <w:lsdException w:name="Light Grid Accent 4" w:uiPriority="98"/>
-    <w:lsdException w:name="Medium Shading 1 Accent 4"/>
-    <w:lsdException w:name="Medium Shading 2 Accent 4" w:uiPriority="0"/>
-    <w:lsdException w:name="Medium List 1 Accent 4" w:uiPriority="0"/>
-    <w:lsdException w:name="Medium List 2 Accent 4" w:uiPriority="0"/>
-    <w:lsdException w:name="Medium Grid 1 Accent 4" w:uiPriority="0"/>
-    <w:lsdException w:name="Medium Grid 2 Accent 4" w:uiPriority="0"/>
-    <w:lsdException w:name="Medium Grid 3 Accent 4" w:uiPriority="0"/>
-    <w:lsdException w:name="Dark List Accent 4" w:uiPriority="0"/>
-    <w:lsdException w:name="Colorful Shading Accent 4" w:uiPriority="0"/>
-    <w:lsdException w:name="Colorful List Accent 4" w:uiPriority="0"/>
-    <w:lsdException w:name="Colorful Grid Accent 4" w:uiPriority="0"/>
-    <w:lsdException w:name="Light Shading Accent 5" w:uiPriority="96"/>
-    <w:lsdException w:name="Light List Accent 5" w:uiPriority="97"/>
-    <w:lsdException w:name="Light Grid Accent 5" w:uiPriority="98"/>
-    <w:lsdException w:name="Medium Shading 1 Accent 5"/>
-    <w:lsdException w:name="Medium Shading 2 Accent 5" w:uiPriority="0"/>
-    <w:lsdException w:name="Medium List 1 Accent 5" w:uiPriority="0"/>
-    <w:lsdException w:name="Medium List 2 Accent 5" w:uiPriority="0"/>
-    <w:lsdException w:name="Medium Grid 1 Accent 5" w:uiPriority="0"/>
-    <w:lsdException w:name="Medium Grid 2 Accent 5" w:uiPriority="0"/>
-    <w:lsdException w:name="Medium Grid 3 Accent 5" w:uiPriority="0"/>
-    <w:lsdException w:name="Dark List Accent 5" w:uiPriority="0"/>
-    <w:lsdException w:name="Colorful Shading Accent 5" w:uiPriority="0"/>
-    <w:lsdException w:name="Colorful List Accent 5" w:uiPriority="0"/>
-    <w:lsdException w:name="Colorful Grid Accent 5" w:uiPriority="0"/>
-    <w:lsdException w:name="Light Shading Accent 6" w:uiPriority="96"/>
-    <w:lsdException w:name="Light List Accent 6" w:uiPriority="97"/>
-    <w:lsdException w:name="Light Grid Accent 6" w:uiPriority="98"/>
-    <w:lsdException w:name="Medium Shading 1 Accent 6"/>
-    <w:lsdException w:name="Medium Shading 2 Accent 6" w:uiPriority="0"/>
-    <w:lsdException w:name="Medium List 1 Accent 6" w:uiPriority="0"/>
-    <w:lsdException w:name="Medium List 2 Accent 6" w:uiPriority="0"/>
-    <w:lsdException w:name="Medium Grid 1 Accent 6" w:uiPriority="0"/>
-    <w:lsdException w:name="Medium Grid 2 Accent 6" w:uiPriority="0"/>
-    <w:lsdException w:name="Medium Grid 3 Accent 6" w:uiPriority="0"/>
-    <w:lsdException w:name="Dark List Accent 6" w:uiPriority="0"/>
-    <w:lsdException w:name="Colorful Shading Accent 6" w:uiPriority="0"/>
-    <w:lsdException w:name="Colorful List Accent 6" w:uiPriority="0"/>
-    <w:lsdException w:name="Colorful Grid Accent 6" w:uiPriority="0"/>
-    <w:lsdException w:name="Subtle Emphasis" w:uiPriority="25" w:qFormat="1"/>
-    <w:lsdException w:name="Intense Emphasis" w:uiPriority="33" w:qFormat="1"/>
-    <w:lsdException w:name="Subtle Reference" w:uiPriority="49" w:qFormat="1"/>
-    <w:lsdException w:name="Intense Reference" w:uiPriority="50" w:qFormat="1"/>
-    <w:lsdException w:name="Book Title" w:uiPriority="51" w:qFormat="1"/>
-    <w:lsdException w:name="Bibliography" w:semiHidden="1" w:uiPriority="55" w:unhideWhenUsed="1"/>
-    <w:lsdException w:name="TOC Heading" w:semiHidden="1" w:uiPriority="57" w:unhideWhenUsed="1" w:qFormat="1"/>
-    <w:lsdException w:name="Plain Table 1" w:uiPriority="65"/>
-    <w:lsdException w:name="Plain Table 2" w:uiPriority="66"/>
-    <w:lsdException w:name="Plain Table 3" w:uiPriority="67"/>
-    <w:lsdException w:name="Plain Table 4" w:uiPriority="68"/>
-    <w:lsdException w:name="Plain Table 5" w:uiPriority="69"/>
-    <w:lsdException w:name="Grid Table Light" w:uiPriority="64"/>
-    <w:lsdException w:name="Grid Table 1 Light" w:uiPriority="70"/>
-    <w:lsdException w:name="Grid Table 2" w:uiPriority="71"/>
-    <w:lsdException w:name="Grid Table 3" w:uiPriority="72"/>
-    <w:lsdException w:name="Grid Table 4" w:uiPriority="73"/>
-    <w:lsdException w:name="Grid Table 5 Dark" w:uiPriority="80"/>
-    <w:lsdException w:name="Grid Table 6 Colorful" w:uiPriority="81"/>
-    <w:lsdException w:name="Grid Table 7 Colorful" w:uiPriority="82"/>
-    <w:lsdException w:name="Grid Table 1 Light Accent 1" w:uiPriority="70"/>
-    <w:lsdException w:name="Grid Table 2 Accent 1" w:uiPriority="71"/>
-    <w:lsdException w:name="Grid Table 3 Accent 1" w:uiPriority="72"/>
-    <w:lsdException w:name="Grid Table 4 Accent 1" w:uiPriority="73"/>
-    <w:lsdException w:name="Grid Table 5 Dark Accent 1" w:uiPriority="80"/>
-    <w:lsdException w:name="Grid Table 6 Colorful Accent 1" w:uiPriority="81"/>
-    <w:lsdException w:name="Grid Table 7 Colorful Accent 1" w:uiPriority="82"/>
-    <w:lsdException w:name="Grid Table 1 Light Accent 2" w:uiPriority="70"/>
-    <w:lsdException w:name="Grid Table 2 Accent 2" w:uiPriority="71"/>
-    <w:lsdException w:name="Grid Table 3 Accent 2" w:uiPriority="72"/>
-    <w:lsdException w:name="Grid Table 4 Accent 2" w:uiPriority="73"/>
-    <w:lsdException w:name="Grid Table 5 Dark Accent 2" w:uiPriority="80"/>
-    <w:lsdException w:name="Grid Table 6 Colorful Accent 2" w:uiPriority="81"/>
-    <w:lsdException w:name="Grid Table 7 Colorful Accent 2" w:uiPriority="82"/>
-    <w:lsdException w:name="Grid Table 1 Light Accent 3" w:uiPriority="70"/>
-    <w:lsdException w:name="Grid Table 2 Accent 3" w:uiPriority="71"/>
-    <w:lsdException w:name="Grid Table 3 Accent 3" w:uiPriority="72"/>
-    <w:lsdException w:name="Grid Table 4 Accent 3" w:uiPriority="73"/>
-    <w:lsdException w:name="Grid Table 5 Dark Accent 3" w:uiPriority="80"/>
-    <w:lsdException w:name="Grid Table 6 Colorful Accent 3" w:uiPriority="81"/>
-    <w:lsdException w:name="Grid Table 7 Colorful Accent 3" w:uiPriority="82"/>
-    <w:lsdException w:name="Grid Table 1 Light Accent 4" w:uiPriority="70"/>
-    <w:lsdException w:name="Grid Table 2 Accent 4" w:uiPriority="71"/>
-    <w:lsdException w:name="Grid Table 3 Accent 4" w:uiPriority="72"/>
-    <w:lsdException w:name="Grid Table 4 Accent 4" w:uiPriority="73"/>
-    <w:lsdException w:name="Grid Table 5 Dark Accent 4" w:uiPriority="80"/>
-    <w:lsdException w:name="Grid Table 6 Colorful Accent 4" w:uiPriority="81"/>
-    <w:lsdException w:name="Grid Table 7 Colorful Accent 4" w:uiPriority="82"/>
-    <w:lsdException w:name="Grid Table 1 Light Accent 5" w:uiPriority="70"/>
-    <w:lsdException w:name="Grid Table 2 Accent 5" w:uiPriority="71"/>
-    <w:lsdException w:name="Grid Table 3 Accent 5" w:uiPriority="72"/>
-    <w:lsdException w:name="Grid Table 4 Accent 5" w:uiPriority="73"/>
-    <w:lsdException w:name="Grid Table 5 Dark Accent 5" w:uiPriority="80"/>
-    <w:lsdException w:name="Grid Table 6 Colorful Accent 5" w:uiPriority="81"/>
-    <w:lsdException w:name="Grid Table 7 Colorful Accent 5" w:uiPriority="82"/>
-    <w:lsdException w:name="Grid Table 1 Light Accent 6" w:uiPriority="70"/>
-    <w:lsdException w:name="Grid Table 2 Accent 6" w:uiPriority="71"/>
-    <w:lsdException w:name="Grid Table 3 Accent 6" w:uiPriority="72"/>
-    <w:lsdException w:name="Grid Table 4 Accent 6" w:uiPriority="73"/>
-    <w:lsdException w:name="Grid Table 5 Dark Accent 6" w:uiPriority="80"/>
-    <w:lsdException w:name="Grid Table 6 Colorful Accent 6" w:uiPriority="81"/>
-    <w:lsdException w:name="Grid Table 7 Colorful Accent 6" w:uiPriority="82"/>
-    <w:lsdException w:name="List Table 1 Light" w:uiPriority="70"/>
-    <w:lsdException w:name="List Table 2" w:uiPriority="71"/>
-    <w:lsdException w:name="List Table 3" w:uiPriority="72"/>
-    <w:lsdException w:name="List Table 4" w:uiPriority="73"/>
-    <w:lsdException w:name="List Table 5 Dark" w:uiPriority="80"/>
-    <w:lsdException w:name="List Table 6 Colorful" w:uiPriority="81"/>
-    <w:lsdException w:name="List Table 7 Colorful" w:uiPriority="82"/>
-    <w:lsdException w:name="List Table 1 Light Accent 1" w:uiPriority="70"/>
-    <w:lsdException w:name="List Table 2 Accent 1" w:uiPriority="71"/>
-    <w:lsdException w:name="List Table 3 Accent 1" w:uiPriority="72"/>
-    <w:lsdException w:name="List Table 4 Accent 1" w:uiPriority="73"/>
-    <w:lsdException w:name="List Table 5 Dark Accent 1" w:uiPriority="80"/>
-    <w:lsdException w:name="List Table 6 Colorful Accent 1" w:uiPriority="81"/>
-    <w:lsdException w:name="List Table 7 Colorful Accent 1" w:uiPriority="82"/>
-    <w:lsdException w:name="List Table 1 Light Accent 2" w:uiPriority="70"/>
-    <w:lsdException w:name="List Table 2 Accent 2" w:uiPriority="71"/>
-    <w:lsdException w:name="List Table 3 Accent 2" w:uiPriority="72"/>
-    <w:lsdException w:name="List Table 4 Accent 2" w:uiPriority="73"/>
-    <w:lsdException w:name="List Table 5 Dark Accent 2" w:uiPriority="80"/>
-    <w:lsdException w:name="List Table 6 Colorful Accent 2" w:uiPriority="81"/>
-    <w:lsdException w:name="List Table 7 Colorful Accent 2" w:uiPriority="82"/>
-    <w:lsdException w:name="List Table 1 Light Accent 3" w:uiPriority="70"/>
-    <w:lsdException w:name="List Table 2 Accent 3" w:uiPriority="71"/>
-    <w:lsdException w:name="List Table 3 Accent 3" w:uiPriority="72"/>
-    <w:lsdException w:name="List Table 4 Accent 3" w:uiPriority="73"/>
-    <w:lsdException w:name="List Table 5 Dark Accent 3" w:uiPriority="80"/>
-    <w:lsdException w:name="List Table 6 Colorful Accent 3" w:uiPriority="81"/>
-    <w:lsdException w:name="List Table 7 Colorful Accent 3" w:uiPriority="82"/>
-    <w:lsdException w:name="List Table 1 Light Accent 4" w:uiPriority="70"/>
-    <w:lsdException w:name="List Table 2 Accent 4" w:uiPriority="71"/>
-    <w:lsdException w:name="List Table 3 Accent 4" w:uiPriority="72"/>
-    <w:lsdException w:name="List Table 4 Accent 4" w:uiPriority="73"/>
-    <w:lsdException w:name="List Table 5 Dark Accent 4" w:uiPriority="80"/>
-    <w:lsdException w:name="List Table 6 Colorful Accent 4" w:uiPriority="81"/>
-    <w:lsdException w:name="List Table 7 Colorful Accent 4" w:uiPriority="82"/>
-    <w:lsdException w:name="List Table 1 Light Accent 5" w:uiPriority="70"/>
-    <w:lsdException w:name="List Table 2 Accent 5" w:uiPriority="71"/>
-    <w:lsdException w:name="List Table 3 Accent 5" w:uiPriority="72"/>
-    <w:lsdException w:name="List Table 4 Accent 5" w:uiPriority="73"/>
-    <w:lsdException w:name="List Table 5 Dark Accent 5" w:uiPriority="80"/>
-    <w:lsdException w:name="List Table 6 Colorful Accent 5" w:uiPriority="81"/>
-    <w:lsdException w:name="List Table 7 Colorful Accent 5" w:uiPriority="82"/>
-    <w:lsdException w:name="List Table 1 Light Accent 6" w:uiPriority="70"/>
-    <w:lsdException w:name="List Table 2 Accent 6" w:uiPriority="71"/>
-    <w:lsdException w:name="List Table 3 Accent 6" w:uiPriority="72"/>
-    <w:lsdException w:name="List Table 4 Accent 6" w:uiPriority="73"/>
-    <w:lsdException w:name="List Table 5 Dark Accent 6" w:uiPriority="80"/>
-    <w:lsdException w:name="List Table 6 Colorful Accent 6" w:uiPriority="81"/>
-    <w:lsdException w:name="List Table 7 Colorful Accent 6" w:uiPriority="82"/>
+    <w:lsdException w:name="List Paragraph" w:uiPriority="34" w:qFormat="1"/>
+    <w:lsdException w:name="Quote" w:uiPriority="29" w:qFormat="1"/>
+    <w:lsdException w:name="Intense Quote" w:uiPriority="30" w:qFormat="1"/>
+    <w:lsdException w:name="Medium List 2 Accent 1" w:uiPriority="66"/>
+    <w:lsdException w:name="Medium Grid 1 Accent 1" w:uiPriority="67"/>
+    <w:lsdException w:name="Medium Grid 2 Accent 1" w:uiPriority="68"/>
+    <w:lsdException w:name="Medium Grid 3 Accent 1" w:uiPriority="69"/>
+    <w:lsdException w:name="Dark List Accent 1" w:uiPriority="70"/>
+    <w:lsdException w:name="Colorful Shading Accent 1" w:uiPriority="71"/>
+    <w:lsdException w:name="Colorful List Accent 1" w:uiPriority="72"/>
+    <w:lsdException w:name="Colorful Grid Accent 1" w:uiPriority="73"/>
+    <w:lsdException w:name="Light Shading Accent 2" w:uiPriority="60"/>
+    <w:lsdException w:name="Light List Accent 2" w:uiPriority="61"/>
+    <w:lsdException w:name="Light Grid Accent 2" w:uiPriority="62"/>
+    <w:lsdException w:name="Medium Shading 1 Accent 2" w:uiPriority="63"/>
+    <w:lsdException w:name="Medium Shading 2 Accent 2" w:uiPriority="64"/>
+    <w:lsdException w:name="Medium List 1 Accent 2" w:uiPriority="65"/>
+    <w:lsdException w:name="Medium List 2 Accent 2" w:uiPriority="66"/>
+    <w:lsdException w:name="Medium Grid 1 Accent 2" w:uiPriority="67"/>
+    <w:lsdException w:name="Medium Grid 2 Accent 2" w:uiPriority="68"/>
+    <w:lsdException w:name="Medium Grid 3 Accent 2" w:uiPriority="69"/>
+    <w:lsdException w:name="Dark List Accent 2" w:uiPriority="70"/>
+    <w:lsdException w:name="Colorful Shading Accent 2" w:uiPriority="71"/>
+    <w:lsdException w:name="Colorful List Accent 2" w:uiPriority="72"/>
+    <w:lsdException w:name="Colorful Grid Accent 2" w:uiPriority="73"/>
+    <w:lsdException w:name="Light Shading Accent 3" w:uiPriority="60"/>
+    <w:lsdException w:name="Light List Accent 3" w:uiPriority="61"/>
+    <w:lsdException w:name="Light Grid Accent 3" w:uiPriority="62"/>
+    <w:lsdException w:name="Medium Shading 1 Accent 3" w:uiPriority="63"/>
+    <w:lsdException w:name="Medium Shading 2 Accent 3" w:uiPriority="64"/>
+    <w:lsdException w:name="Medium List 1 Accent 3" w:uiPriority="65"/>
+    <w:lsdException w:name="Medium List 2 Accent 3" w:uiPriority="66"/>
+    <w:lsdException w:name="Medium Grid 1 Accent 3" w:uiPriority="67"/>
+    <w:lsdException w:name="Medium Grid 2 Accent 3" w:uiPriority="68"/>
+    <w:lsdException w:name="Medium Grid 3 Accent 3" w:uiPriority="69"/>
+    <w:lsdException w:name="Dark List Accent 3" w:uiPriority="70"/>
+    <w:lsdException w:name="Colorful Shading Accent 3" w:uiPriority="71"/>
+    <w:lsdException w:name="Colorful List Accent 3" w:uiPriority="72"/>
+    <w:lsdException w:name="Colorful Grid Accent 3" w:uiPriority="73"/>
+    <w:lsdException w:name="Light Shading Accent 4" w:uiPriority="60"/>
+    <w:lsdException w:name="Light List Accent 4" w:uiPriority="61"/>
+    <w:lsdException w:name="Light Grid Accent 4" w:uiPriority="62"/>
+    <w:lsdException w:name="Medium Shading 1 Accent 4" w:uiPriority="63"/>
+    <w:lsdException w:name="Medium Shading 2 Accent 4" w:uiPriority="64"/>
+    <w:lsdException w:name="Medium List 1 Accent 4" w:uiPriority="65"/>
+    <w:lsdException w:name="Medium List 2 Accent 4" w:uiPriority="66"/>
+    <w:lsdException w:name="Medium Grid 1 Accent 4" w:uiPriority="67"/>
+    <w:lsdException w:name="Medium Grid 2 Accent 4" w:uiPriority="68"/>
+    <w:lsdException w:name="Medium Grid 3 Accent 4" w:uiPriority="69"/>
+    <w:lsdException w:name="Dark List Accent 4" w:uiPriority="70"/>
+    <w:lsdException w:name="Colorful Shading Accent 4" w:uiPriority="71"/>
+    <w:lsdException w:name="Colorful List Accent 4" w:uiPriority="72"/>
+    <w:lsdException w:name="Colorful Grid Accent 4" w:uiPriority="73"/>
+    <w:lsdException w:name="Light Shading Accent 5" w:uiPriority="60"/>
+    <w:lsdException w:name="Light List Accent 5" w:uiPriority="61"/>
+    <w:lsdException w:name="Light Grid Accent 5" w:uiPriority="62"/>
+    <w:lsdException w:name="Medium Shading 1 Accent 5" w:uiPriority="63"/>
+    <w:lsdException w:name="Medium Shading 2 Accent 5" w:uiPriority="64"/>
+    <w:lsdException w:name="Medium List 1 Accent 5" w:uiPriority="65"/>
+    <w:lsdException w:name="Medium List 2 Accent 5" w:uiPriority="66"/>
+    <w:lsdException w:name="Medium Grid 1 Accent 5" w:uiPriority="67"/>
+    <w:lsdException w:name="Medium Grid 2 Accent 5" w:uiPriority="68"/>
+    <w:lsdException w:name="Medium Grid 3 Accent 5" w:uiPriority="69"/>
+    <w:lsdException w:name="Dark List Accent 5" w:uiPriority="70"/>
+    <w:lsdException w:name="Colorful Shading Accent 5" w:uiPriority="71"/>
+    <w:lsdException w:name="Colorful List Accent 5" w:uiPriority="72"/>
+    <w:lsdException w:name="Colorful Grid Accent 5" w:uiPriority="73"/>
+    <w:lsdException w:name="Light Shading Accent 6" w:uiPriority="60"/>
+    <w:lsdException w:name="Light List Accent 6" w:uiPriority="61"/>
+    <w:lsdException w:name="Light Grid Accent 6" w:uiPriority="62"/>
+    <w:lsdException w:name="Medium Shading 1 Accent 6" w:uiPriority="63"/>
+    <w:lsdException w:name="Medium Shading 2 Accent 6" w:uiPriority="64"/>
+    <w:lsdException w:name="Medium List 1 Accent 6" w:uiPriority="65"/>
+    <w:lsdException w:name="Medium List 2 Accent 6" w:uiPriority="66"/>
+    <w:lsdException w:name="Medium Grid 1 Accent 6" w:uiPriority="67"/>
+    <w:lsdException w:name="Medium Grid 2 Accent 6" w:uiPriority="68"/>
+    <w:lsdException w:name="Medium Grid 3 Accent 6" w:uiPriority="69"/>
+    <w:lsdException w:name="Dark List Accent 6" w:uiPriority="70"/>
+    <w:lsdException w:name="Colorful Shading Accent 6" w:uiPriority="71"/>
+    <w:lsdException w:name="Colorful List Accent 6" w:uiPriority="72"/>
+    <w:lsdException w:name="Colorful Grid Accent 6" w:uiPriority="73"/>
+    <w:lsdException w:name="Subtle Emphasis" w:uiPriority="19" w:qFormat="1"/>
+    <w:lsdException w:name="Intense Emphasis" w:uiPriority="21" w:qFormat="1"/>
+    <w:lsdException w:name="Subtle Reference" w:uiPriority="31" w:qFormat="1"/>
+    <w:lsdException w:name="Intense Reference" w:uiPriority="32" w:qFormat="1"/>
+    <w:lsdException w:name="Book Title" w:uiPriority="33" w:qFormat="1"/>
+    <w:lsdException w:name="Bibliography" w:semiHidden="1" w:uiPriority="37" w:unhideWhenUsed="1"/>
+    <w:lsdException w:name="TOC Heading" w:semiHidden="1" w:uiPriority="39" w:unhideWhenUsed="1" w:qFormat="1"/>
+    <w:lsdException w:name="Plain Table 1" w:uiPriority="41"/>
+    <w:lsdException w:name="Plain Table 2" w:uiPriority="42"/>
+    <w:lsdException w:name="Plain Table 3" w:uiPriority="43"/>
+    <w:lsdException w:name="Plain Table 4" w:uiPriority="44"/>
+    <w:lsdException w:name="Plain Table 5" w:uiPriority="45"/>
+    <w:lsdException w:name="Grid Table Light" w:uiPriority="40"/>
+    <w:lsdException w:name="Grid Table 1 Light" w:uiPriority="46"/>
+    <w:lsdException w:name="Grid Table 2" w:uiPriority="47"/>
+    <w:lsdException w:name="Grid Table 3" w:uiPriority="48"/>
+    <w:lsdException w:name="Grid Table 4" w:uiPriority="49"/>
+    <w:lsdException w:name="Grid Table 5 Dark" w:uiPriority="50"/>
+    <w:lsdException w:name="Grid Table 6 Colorful" w:uiPriority="51"/>
+    <w:lsdException w:name="Grid Table 7 Colorful" w:uiPriority="52"/>
+    <w:lsdException w:name="Grid Table 1 Light Accent 1" w:uiPriority="46"/>
+    <w:lsdException w:name="Grid Table 2 Accent 1" w:uiPriority="47"/>
+    <w:lsdException w:name="Grid Table 3 Accent 1" w:uiPriority="48"/>
+    <w:lsdException w:name="Grid Table 4 Accent 1" w:uiPriority="49"/>
+    <w:lsdException w:name="Grid Table 5 Dark Accent 1" w:uiPriority="50"/>
+    <w:lsdException w:name="Grid Table 6 Colorful Accent 1" w:uiPriority="51"/>
+    <w:lsdException w:name="Grid Table 7 Colorful Accent 1" w:uiPriority="52"/>
+    <w:lsdException w:name="Grid Table 1 Light Accent 2" w:uiPriority="46"/>
+    <w:lsdException w:name="Grid Table 2 Accent 2" w:uiPriority="47"/>
+    <w:lsdException w:name="Grid Table 3 Accent 2" w:uiPriority="48"/>
+    <w:lsdException w:name="Grid Table 4 Accent 2" w:uiPriority="49"/>
+    <w:lsdException w:name="Grid Table 5 Dark Accent 2" w:uiPriority="50"/>
+    <w:lsdException w:name="Grid Table 6 Colorful Accent 2" w:uiPriority="51"/>
+    <w:lsdException w:name="Grid Table 7 Colorful Accent 2" w:uiPriority="52"/>
+    <w:lsdException w:name="Grid Table 1 Light Accent 3" w:uiPriority="46"/>
+    <w:lsdException w:name="Grid Table 2 Accent 3" w:uiPriority="47"/>
+    <w:lsdException w:name="Grid Table 3 Accent 3" w:uiPriority="48"/>
+    <w:lsdException w:name="Grid Table 4 Accent 3" w:uiPriority="49"/>
+    <w:lsdException w:name="Grid Table 5 Dark Accent 3" w:uiPriority="50"/>
+    <w:lsdException w:name="Grid Table 6 Colorful Accent 3" w:uiPriority="51"/>
+    <w:lsdException w:name="Grid Table 7 Colorful Accent 3" w:uiPriority="52"/>
+    <w:lsdException w:name="Grid Table 1 Light Accent 4" w:uiPriority="46"/>
+    <w:lsdException w:name="Grid Table 2 Accent 4" w:uiPriority="47"/>
+    <w:lsdException w:name="Grid Table 3 Accent 4" w:uiPriority="48"/>
+    <w:lsdException w:name="Grid Table 4 Accent 4" w:uiPriority="49"/>
+    <w:lsdException w:name="Grid Table 5 Dark Accent 4" w:uiPriority="50"/>
+    <w:lsdException w:name="Grid Table 6 Colorful Accent 4" w:uiPriority="51"/>
+    <w:lsdException w:name="Grid Table 7 Colorful Accent 4" w:uiPriority="52"/>
+    <w:lsdException w:name="Grid Table 1 Light Accent 5" w:uiPriority="46"/>
+    <w:lsdException w:name="Grid Table 2 Accent 5" w:uiPriority="47"/>
+    <w:lsdException w:name="Grid Table 3 Accent 5" w:uiPriority="48"/>
+    <w:lsdException w:name="Grid Table 4 Accent 5" w:uiPriority="49"/>
+    <w:lsdException w:name="Grid Table 5 Dark Accent 5" w:uiPriority="50"/>
+    <w:lsdException w:name="Grid Table 6 Colorful Accent 5" w:uiPriority="51"/>
+    <w:lsdException w:name="Grid Table 7 Colorful Accent 5" w:uiPriority="52"/>
+    <w:lsdException w:name="Grid Table 1 Light Accent 6" w:uiPriority="46"/>
+    <w:lsdException w:name="Grid Table 2 Accent 6" w:uiPriority="47"/>
+    <w:lsdException w:name="Grid Table 3 Accent 6" w:uiPriority="48"/>
+    <w:lsdException w:name="Grid Table 4 Accent 6" w:uiPriority="49"/>
+    <w:lsdException w:name="Grid Table 5 Dark Accent 6" w:uiPriority="50"/>
+    <w:lsdException w:name="Grid Table 6 Colorful Accent 6" w:uiPriority="51"/>
+    <w:lsdException w:name="Grid Table 7 Colorful Accent 6" w:uiPriority="52"/>
+    <w:lsdException w:name="List Table 1 Light" w:uiPriority="46"/>
+    <w:lsdException w:name="List Table 2" w:uiPriority="47"/>
+    <w:lsdException w:name="List Table 3" w:uiPriority="48"/>
+    <w:lsdException w:name="List Table 4" w:uiPriority="49"/>
+    <w:lsdException w:name="List Table 5 Dark" w:uiPriority="50"/>
+    <w:lsdException w:name="List Table 6 Colorful" w:uiPriority="51"/>
+    <w:lsdException w:name="List Table 7 Colorful" w:uiPriority="52"/>
+    <w:lsdException w:name="List Table 1 Light Accent 1" w:uiPriority="46"/>
+    <w:lsdException w:name="List Table 2 Accent 1" w:uiPriority="47"/>
+    <w:lsdException w:name="List Table 3 Accent 1" w:uiPriority="48"/>
+    <w:lsdException w:name="List Table 4 Accent 1" w:uiPriority="49"/>
+    <w:lsdException w:name="List Table 5 Dark Accent 1" w:uiPriority="50"/>
+    <w:lsdException w:name="List Table 6 Colorful Accent 1" w:uiPriority="51"/>
+    <w:lsdException w:name="List Table 7 Colorful Accent 1" w:uiPriority="52"/>
+    <w:lsdException w:name="List Table 1 Light Accent 2" w:uiPriority="46"/>
+    <w:lsdException w:name="List Table 2 Accent 2" w:uiPriority="47"/>
+    <w:lsdException w:name="List Table 3 Accent 2" w:uiPriority="48"/>
+    <w:lsdException w:name="List Table 4 Accent 2" w:uiPriority="49"/>
+    <w:lsdException w:name="List Table 5 Dark Accent 2" w:uiPriority="50"/>
+    <w:lsdException w:name="List Table 6 Colorful Accent 2" w:uiPriority="51"/>
+    <w:lsdException w:name="List Table 7 Colorful Accent 2" w:uiPriority="52"/>
+    <w:lsdException w:name="List Table 1 Light Accent 3" w:uiPriority="46"/>
+    <w:lsdException w:name="List Table 2 Accent 3" w:uiPriority="47"/>
+    <w:lsdException w:name="List Table 3 Accent 3" w:uiPriority="48"/>
+    <w:lsdException w:name="List Table 4 Accent 3" w:uiPriority="49"/>
+    <w:lsdException w:name="List Table 5 Dark Accent 3" w:uiPriority="50"/>
+    <w:lsdException w:name="List Table 6 Colorful Accent 3" w:uiPriority="51"/>
+    <w:lsdException w:name="List Table 7 Colorful Accent 3" w:uiPriority="52"/>
+    <w:lsdException w:name="List Table 1 Light Accent 4" w:uiPriority="46"/>
+    <w:lsdException w:name="List Table 2 Accent 4" w:uiPriority="47"/>
+    <w:lsdException w:name="List Table 3 Accent 4" w:uiPriority="48"/>
+    <w:lsdException w:name="List Table 4 Accent 4" w:uiPriority="49"/>
+    <w:lsdException w:name="List Table 5 Dark Accent 4" w:uiPriority="50"/>
+    <w:lsdException w:name="List Table 6 Colorful Accent 4" w:uiPriority="51"/>
+    <w:lsdException w:name="List Table 7 Colorful Accent 4" w:uiPriority="52"/>
+    <w:lsdException w:name="List Table 1 Light Accent 5" w:uiPriority="46"/>
+    <w:lsdException w:name="List Table 2 Accent 5" w:uiPriority="47"/>
+    <w:lsdException w:name="List Table 3 Accent 5" w:uiPriority="48"/>
+    <w:lsdException w:name="List Table 4 Accent 5" w:uiPriority="49"/>
+    <w:lsdException w:name="List Table 5 Dark Accent 5" w:uiPriority="50"/>
+    <w:lsdException w:name="List Table 6 Colorful Accent 5" w:uiPriority="51"/>
+    <w:lsdException w:name="List Table 7 Colorful Accent 5" w:uiPriority="52"/>
+    <w:lsdException w:name="List Table 1 Light Accent 6" w:uiPriority="46"/>
+    <w:lsdException w:name="List Table 2 Accent 6" w:uiPriority="47"/>
+    <w:lsdException w:name="List Table 3 Accent 6" w:uiPriority="48"/>
+    <w:lsdException w:name="List Table 4 Accent 6" w:uiPriority="49"/>
+    <w:lsdException w:name="List Table 5 Dark Accent 6" w:uiPriority="50"/>
+    <w:lsdException w:name="List Table 6 Colorful Accent 6" w:uiPriority="51"/>
+    <w:lsdException w:name="List Table 7 Colorful Accent 6" w:uiPriority="52"/>
     <w:lsdException w:name="Mention" w:semiHidden="1" w:unhideWhenUsed="1"/>
     <w:lsdException w:name="Smart Hyperlink" w:semiHidden="1" w:unhideWhenUsed="1"/>
     <w:lsdException w:name="Hashtag" w:semiHidden="1" w:unhideWhenUsed="1"/>
@@ -7789,19 +8825,14 @@
   </w:latentStyles>
   <w:style w:type="paragraph" w:default="1" w:styleId="a">
     <w:name w:val="Normal"/>
-    <w:pPr>
-      <w:spacing w:line="276" w:lineRule="auto"/>
-    </w:pPr>
-    <w:rPr>
-      <w:sz w:val="22"/>
-      <w:szCs w:val="22"/>
-      <w:lang w:val="en"/>
-    </w:rPr>
+    <w:qFormat/>
   </w:style>
   <w:style w:type="paragraph" w:styleId="1">
     <w:name w:val="heading 1"/>
     <w:basedOn w:val="a"/>
     <w:next w:val="a"/>
+    <w:uiPriority w:val="9"/>
+    <w:qFormat/>
     <w:pPr>
       <w:keepNext/>
       <w:keepLines/>
@@ -7817,6 +8848,9 @@
     <w:name w:val="heading 2"/>
     <w:basedOn w:val="a"/>
     <w:next w:val="a"/>
+    <w:uiPriority w:val="9"/>
+    <w:unhideWhenUsed/>
+    <w:qFormat/>
     <w:pPr>
       <w:keepNext/>
       <w:keepLines/>
@@ -7832,6 +8866,9 @@
     <w:name w:val="heading 3"/>
     <w:basedOn w:val="a"/>
     <w:next w:val="a"/>
+    <w:uiPriority w:val="9"/>
+    <w:unhideWhenUsed/>
+    <w:qFormat/>
     <w:pPr>
       <w:keepNext/>
       <w:keepLines/>
@@ -7848,6 +8885,10 @@
     <w:name w:val="heading 4"/>
     <w:basedOn w:val="a"/>
     <w:next w:val="a"/>
+    <w:uiPriority w:val="9"/>
+    <w:semiHidden/>
+    <w:unhideWhenUsed/>
+    <w:qFormat/>
     <w:pPr>
       <w:keepNext/>
       <w:keepLines/>
@@ -7864,6 +8905,10 @@
     <w:name w:val="heading 5"/>
     <w:basedOn w:val="a"/>
     <w:next w:val="a"/>
+    <w:uiPriority w:val="9"/>
+    <w:semiHidden/>
+    <w:unhideWhenUsed/>
+    <w:qFormat/>
     <w:pPr>
       <w:keepNext/>
       <w:keepLines/>
@@ -7878,6 +8923,10 @@
     <w:name w:val="heading 6"/>
     <w:basedOn w:val="a"/>
     <w:next w:val="a"/>
+    <w:uiPriority w:val="9"/>
+    <w:semiHidden/>
+    <w:unhideWhenUsed/>
+    <w:qFormat/>
     <w:pPr>
       <w:keepNext/>
       <w:keepLines/>
@@ -7919,14 +8968,6 @@
   </w:style>
   <w:style w:type="table" w:customStyle="1" w:styleId="TableNormal">
     <w:name w:val="TableNormal"/>
-    <w:pPr>
-      <w:spacing w:line="276" w:lineRule="auto"/>
-    </w:pPr>
-    <w:rPr>
-      <w:sz w:val="22"/>
-      <w:szCs w:val="22"/>
-      <w:lang w:val="en"/>
-    </w:rPr>
     <w:tblPr>
       <w:tblCellMar>
         <w:top w:w="100" w:type="dxa"/>
@@ -7940,6 +8981,8 @@
     <w:name w:val="Title"/>
     <w:basedOn w:val="a"/>
     <w:next w:val="a"/>
+    <w:uiPriority w:val="10"/>
+    <w:qFormat/>
     <w:pPr>
       <w:keepNext/>
       <w:keepLines/>
@@ -7954,6 +8997,8 @@
     <w:name w:val="Subtitle"/>
     <w:basedOn w:val="a"/>
     <w:next w:val="a"/>
+    <w:uiPriority w:val="11"/>
+    <w:qFormat/>
     <w:pPr>
       <w:keepNext/>
       <w:keepLines/>
@@ -7967,6 +9012,62 @@
     </w:rPr>
   </w:style>
   <w:style w:type="table" w:customStyle="1" w:styleId="a5">
+    <w:basedOn w:val="TableNormal"/>
+    <w:tblPr>
+      <w:tblStyleRowBandSize w:val="1"/>
+      <w:tblStyleColBandSize w:val="1"/>
+    </w:tblPr>
+  </w:style>
+  <w:style w:type="table" w:customStyle="1" w:styleId="a6">
+    <w:basedOn w:val="TableNormal"/>
+    <w:tblPr>
+      <w:tblStyleRowBandSize w:val="1"/>
+      <w:tblStyleColBandSize w:val="1"/>
+    </w:tblPr>
+  </w:style>
+  <w:style w:type="table" w:customStyle="1" w:styleId="a7">
+    <w:basedOn w:val="TableNormal"/>
+    <w:tblPr>
+      <w:tblStyleRowBandSize w:val="1"/>
+      <w:tblStyleColBandSize w:val="1"/>
+    </w:tblPr>
+  </w:style>
+  <w:style w:type="table" w:customStyle="1" w:styleId="a8">
+    <w:basedOn w:val="TableNormal"/>
+    <w:tblPr>
+      <w:tblStyleRowBandSize w:val="1"/>
+      <w:tblStyleColBandSize w:val="1"/>
+    </w:tblPr>
+  </w:style>
+  <w:style w:type="table" w:customStyle="1" w:styleId="a9">
+    <w:basedOn w:val="TableNormal"/>
+    <w:tblPr>
+      <w:tblStyleRowBandSize w:val="1"/>
+      <w:tblStyleColBandSize w:val="1"/>
+    </w:tblPr>
+  </w:style>
+  <w:style w:type="table" w:customStyle="1" w:styleId="aa">
+    <w:basedOn w:val="TableNormal"/>
+    <w:tblPr>
+      <w:tblStyleRowBandSize w:val="1"/>
+      <w:tblStyleColBandSize w:val="1"/>
+    </w:tblPr>
+  </w:style>
+  <w:style w:type="table" w:customStyle="1" w:styleId="ab">
+    <w:basedOn w:val="TableNormal"/>
+    <w:tblPr>
+      <w:tblStyleRowBandSize w:val="1"/>
+      <w:tblStyleColBandSize w:val="1"/>
+    </w:tblPr>
+  </w:style>
+  <w:style w:type="table" w:customStyle="1" w:styleId="ac">
+    <w:basedOn w:val="TableNormal"/>
+    <w:tblPr>
+      <w:tblStyleRowBandSize w:val="1"/>
+      <w:tblStyleColBandSize w:val="1"/>
+    </w:tblPr>
+  </w:style>
+  <w:style w:type="table" w:customStyle="1" w:styleId="ad">
     <w:basedOn w:val="TableNormal"/>
     <w:tblPr>
       <w:tblStyleRowBandSize w:val="1"/>
@@ -8020,7 +9121,7 @@
     <a:fontScheme name="Office">
       <a:majorFont>
         <a:latin typeface="Calibri"/>
-        <a:ea typeface="돋움"/>
+        <a:ea typeface=""/>
         <a:cs typeface=""/>
         <a:font script="Jpan" typeface="ＭＳ ゴシック"/>
         <a:font script="Hang" typeface="맑은 고딕"/>
@@ -8055,7 +9156,7 @@
       </a:majorFont>
       <a:minorFont>
         <a:latin typeface="Cambria"/>
-        <a:ea typeface="바탕"/>
+        <a:ea typeface=""/>
         <a:cs typeface=""/>
         <a:font script="Jpan" typeface="ＭＳ 明朝"/>
         <a:font script="Hang" typeface="맑은 고딕"/>
@@ -8121,20 +9222,16 @@
           <a:gsLst>
             <a:gs pos="0">
               <a:schemeClr val="phClr">
-                <a:shade val="51000"/>
-                <a:satMod val="130000"/>
-              </a:schemeClr>
-            </a:gs>
-            <a:gs pos="80000">
-              <a:schemeClr val="phClr">
-                <a:shade val="93000"/>
+                <a:tint val="100000"/>
+                <a:shade val="100000"/>
                 <a:satMod val="130000"/>
               </a:schemeClr>
             </a:gs>
             <a:gs pos="100000">
               <a:schemeClr val="phClr">
-                <a:shade val="94000"/>
-                <a:satMod val="135000"/>
+                <a:tint val="50000"/>
+                <a:shade val="100000"/>
+                <a:satMod val="350000"/>
               </a:schemeClr>
             </a:gs>
           </a:gsLst>
@@ -8142,23 +9239,26 @@
         </a:gradFill>
       </a:fillStyleLst>
       <a:lnStyleLst>
-        <a:ln>
+        <a:ln w="9525" cap="flat" cmpd="sng" algn="ctr">
           <a:solidFill>
             <a:schemeClr val="phClr">
               <a:shade val="95000"/>
-              <a:satMod val="104999"/>
+              <a:satMod val="105000"/>
             </a:schemeClr>
           </a:solidFill>
+          <a:prstDash val="solid"/>
         </a:ln>
-        <a:ln w="25400">
+        <a:ln w="25400" cap="flat" cmpd="sng" algn="ctr">
           <a:solidFill>
             <a:schemeClr val="phClr"/>
           </a:solidFill>
+          <a:prstDash val="solid"/>
         </a:ln>
-        <a:ln w="38100">
+        <a:ln w="38100" cap="flat" cmpd="sng" algn="ctr">
           <a:solidFill>
             <a:schemeClr val="phClr"/>
           </a:solidFill>
+          <a:prstDash val="solid"/>
         </a:ln>
       </a:lnStyleLst>
       <a:effectStyleLst>
@@ -8253,7 +9353,46 @@
       </a:bgFillStyleLst>
     </a:fmtScheme>
   </a:themeElements>
-  <a:objectDefaults/>
+  <a:objectDefaults>
+    <a:spDef>
+      <a:spPr/>
+      <a:bodyPr/>
+      <a:lstStyle/>
+      <a:style>
+        <a:lnRef idx="1">
+          <a:schemeClr val="accent1"/>
+        </a:lnRef>
+        <a:fillRef idx="3">
+          <a:schemeClr val="accent1"/>
+        </a:fillRef>
+        <a:effectRef idx="2">
+          <a:schemeClr val="accent1"/>
+        </a:effectRef>
+        <a:fontRef idx="minor">
+          <a:schemeClr val="lt1"/>
+        </a:fontRef>
+      </a:style>
+    </a:spDef>
+    <a:lnDef>
+      <a:spPr/>
+      <a:bodyPr/>
+      <a:lstStyle/>
+      <a:style>
+        <a:lnRef idx="2">
+          <a:schemeClr val="accent1"/>
+        </a:lnRef>
+        <a:fillRef idx="0">
+          <a:schemeClr val="accent1"/>
+        </a:fillRef>
+        <a:effectRef idx="1">
+          <a:schemeClr val="accent1"/>
+        </a:effectRef>
+        <a:fontRef idx="minor">
+          <a:schemeClr val="tx1"/>
+        </a:fontRef>
+      </a:style>
+    </a:lnDef>
+  </a:objectDefaults>
   <a:extraClrSchemeLst/>
 </a:theme>
 </file>